--- a/doc/Rollen_en_Rechten_Digidokters.docx
+++ b/doc/Rollen_en_Rechten_Digidokters.docx
@@ -264,15 +264,8 @@
             <w:shd w:fill="E9ECEF"/>
           </w:tcPr>
           <w:p>
-            <w:r/>
             <w:r>
-              <w:rPr>
-                <w:rFonts w:ascii="Arial" w:hAnsi="Arial"/>
-                <w:b/>
-                <w:color w:val="1B365D"/>
-                <w:sz w:val="19"/>
-              </w:rPr>
-              <w:t>Registraties (Spreekuren &amp; Bezoeken)</w:t>
+              <w:t>Bezoekersregistraties (Consultaties)</w:t>
             </w:r>
           </w:p>
         </w:tc>
@@ -407,11 +400,7 @@
           </w:tcPr>
           <w:p>
             <w:r>
-              <w:rPr>
-                <w:rFonts w:ascii="Arial" w:hAnsi="Arial"/>
-                <w:sz w:val="18"/>
-              </w:rPr>
-              <w:t>Nieuw bezoek registreren</w:t>
+              <w:t>Nieuw bezoek registreren (incl. automatische digidokter-voorselectie)</w:t>
             </w:r>
           </w:p>
         </w:tc>
@@ -2347,11 +2336,7 @@
           </w:tcPr>
           <w:p>
             <w:r>
-              <w:rPr>
-                <w:rFonts w:ascii="Arial" w:hAnsi="Arial"/>
-                <w:sz w:val="18"/>
-              </w:rPr>
-              <w:t>Statistieken en grafieken bekijken</w:t>
+              <w:t>Statistieken bekijken (Bezoekers, Vrijwilligers &amp; AI-Vraaganalyse)</w:t>
             </w:r>
           </w:p>
         </w:tc>
@@ -3842,6 +3827,258 @@
           </w:p>
         </w:tc>
       </w:tr>
+      <w:tr>
+        <w:tc>
+          <w:tcPr>
+            <w:tcW w:type="dxa" w:w="1872"/>
+          </w:tcPr>
+          <w:p>
+            <w:r>
+              <w:t>App documentatie (Centraal &amp; Gemeenschappelijk)</w:t>
+            </w:r>
+          </w:p>
+        </w:tc>
+        <w:tc>
+          <w:tcPr>
+            <w:tcW w:type="dxa" w:w="1872"/>
+          </w:tcPr>
+          <w:p>
+            <w:r/>
+          </w:p>
+        </w:tc>
+        <w:tc>
+          <w:tcPr>
+            <w:tcW w:type="dxa" w:w="1872"/>
+          </w:tcPr>
+          <w:p>
+            <w:r/>
+          </w:p>
+        </w:tc>
+        <w:tc>
+          <w:tcPr>
+            <w:tcW w:type="dxa" w:w="1872"/>
+          </w:tcPr>
+          <w:p>
+            <w:r/>
+          </w:p>
+        </w:tc>
+        <w:tc>
+          <w:tcPr>
+            <w:tcW w:type="dxa" w:w="1872"/>
+          </w:tcPr>
+          <w:p>
+            <w:r/>
+          </w:p>
+        </w:tc>
+      </w:tr>
+      <w:tr>
+        <w:tc>
+          <w:tcPr>
+            <w:tcW w:type="dxa" w:w="1872"/>
+          </w:tcPr>
+          <w:p>
+            <w:r>
+              <w:t>Centrale documenten bekijken, downloaden &amp; doorzoeken</w:t>
+            </w:r>
+          </w:p>
+        </w:tc>
+        <w:tc>
+          <w:tcPr>
+            <w:tcW w:type="dxa" w:w="1872"/>
+          </w:tcPr>
+          <w:p>
+            <w:r>
+              <w:t>✓</w:t>
+            </w:r>
+          </w:p>
+        </w:tc>
+        <w:tc>
+          <w:tcPr>
+            <w:tcW w:type="dxa" w:w="1872"/>
+          </w:tcPr>
+          <w:p>
+            <w:r>
+              <w:t>✓</w:t>
+            </w:r>
+          </w:p>
+        </w:tc>
+        <w:tc>
+          <w:tcPr>
+            <w:tcW w:type="dxa" w:w="1872"/>
+          </w:tcPr>
+          <w:p>
+            <w:r>
+              <w:t>✓</w:t>
+            </w:r>
+          </w:p>
+        </w:tc>
+        <w:tc>
+          <w:tcPr>
+            <w:tcW w:type="dxa" w:w="1872"/>
+          </w:tcPr>
+          <w:p>
+            <w:r>
+              <w:t>✓</w:t>
+            </w:r>
+          </w:p>
+        </w:tc>
+      </w:tr>
+      <w:tr>
+        <w:tc>
+          <w:tcPr>
+            <w:tcW w:type="dxa" w:w="1872"/>
+          </w:tcPr>
+          <w:p>
+            <w:r>
+              <w:t>Centrale mappen/documenten uploaden, versies overschrijven &amp; wissen</w:t>
+            </w:r>
+          </w:p>
+        </w:tc>
+        <w:tc>
+          <w:tcPr>
+            <w:tcW w:type="dxa" w:w="1872"/>
+          </w:tcPr>
+          <w:p>
+            <w:r>
+              <w:t>—</w:t>
+            </w:r>
+          </w:p>
+        </w:tc>
+        <w:tc>
+          <w:tcPr>
+            <w:tcW w:type="dxa" w:w="1872"/>
+          </w:tcPr>
+          <w:p>
+            <w:r>
+              <w:t>—</w:t>
+            </w:r>
+          </w:p>
+        </w:tc>
+        <w:tc>
+          <w:tcPr>
+            <w:tcW w:type="dxa" w:w="1872"/>
+          </w:tcPr>
+          <w:p>
+            <w:r>
+              <w:t>—</w:t>
+            </w:r>
+          </w:p>
+        </w:tc>
+        <w:tc>
+          <w:tcPr>
+            <w:tcW w:type="dxa" w:w="1872"/>
+          </w:tcPr>
+          <w:p>
+            <w:r>
+              <w:t>✓</w:t>
+            </w:r>
+          </w:p>
+        </w:tc>
+      </w:tr>
+      <w:tr>
+        <w:tc>
+          <w:tcPr>
+            <w:tcW w:type="dxa" w:w="1872"/>
+          </w:tcPr>
+          <w:p>
+            <w:r>
+              <w:t>Vraagcategorieën beheren (AI-stamgegevens &amp; richtlijnen)</w:t>
+            </w:r>
+          </w:p>
+        </w:tc>
+        <w:tc>
+          <w:tcPr>
+            <w:tcW w:type="dxa" w:w="1872"/>
+          </w:tcPr>
+          <w:p>
+            <w:r>
+              <w:t>—</w:t>
+            </w:r>
+          </w:p>
+        </w:tc>
+        <w:tc>
+          <w:tcPr>
+            <w:tcW w:type="dxa" w:w="1872"/>
+          </w:tcPr>
+          <w:p>
+            <w:r>
+              <w:t>—</w:t>
+            </w:r>
+          </w:p>
+        </w:tc>
+        <w:tc>
+          <w:tcPr>
+            <w:tcW w:type="dxa" w:w="1872"/>
+          </w:tcPr>
+          <w:p>
+            <w:r>
+              <w:t>—</w:t>
+            </w:r>
+          </w:p>
+        </w:tc>
+        <w:tc>
+          <w:tcPr>
+            <w:tcW w:type="dxa" w:w="1872"/>
+          </w:tcPr>
+          <w:p>
+            <w:r>
+              <w:t>✓</w:t>
+            </w:r>
+          </w:p>
+        </w:tc>
+      </w:tr>
+      <w:tr>
+        <w:tc>
+          <w:tcPr>
+            <w:tcW w:type="dxa" w:w="1872"/>
+          </w:tcPr>
+          <w:p>
+            <w:r>
+              <w:t>Vraagclassificaties opvolgen, handmatig corrigeren &amp; AI-heranalyse</w:t>
+            </w:r>
+          </w:p>
+        </w:tc>
+        <w:tc>
+          <w:tcPr>
+            <w:tcW w:type="dxa" w:w="1872"/>
+          </w:tcPr>
+          <w:p>
+            <w:r>
+              <w:t>—</w:t>
+            </w:r>
+          </w:p>
+        </w:tc>
+        <w:tc>
+          <w:tcPr>
+            <w:tcW w:type="dxa" w:w="1872"/>
+          </w:tcPr>
+          <w:p>
+            <w:r>
+              <w:t>—</w:t>
+            </w:r>
+          </w:p>
+        </w:tc>
+        <w:tc>
+          <w:tcPr>
+            <w:tcW w:type="dxa" w:w="1872"/>
+          </w:tcPr>
+          <w:p>
+            <w:r>
+              <w:t>—</w:t>
+            </w:r>
+          </w:p>
+        </w:tc>
+        <w:tc>
+          <w:tcPr>
+            <w:tcW w:type="dxa" w:w="1872"/>
+          </w:tcPr>
+          <w:p>
+            <w:r>
+              <w:t>✓</w:t>
+            </w:r>
+          </w:p>
+        </w:tc>
+      </w:tr>
     </w:tbl>
     <w:p/>
     <w:p>
@@ -3913,19 +4150,7 @@
         <w:spacing w:after="80"/>
       </w:pPr>
       <w:r>
-        <w:rPr>
-          <w:rFonts w:ascii="Arial" w:hAnsi="Arial"/>
-          <w:b/>
-          <w:sz w:val="20"/>
-        </w:rPr>
-        <w:t xml:space="preserve">• Navigatie-ervaring: </w:t>
-      </w:r>
-      <w:r>
-        <w:rPr>
-          <w:rFonts w:ascii="Arial" w:hAnsi="Arial"/>
-          <w:sz w:val="20"/>
-        </w:rPr>
-        <w:t>Het linkermenu toont uitsluitend 'Registraties', 'Agenda', 'Data' (Statistieken &amp; Exporteren) en 'Algemeen' (Feedback raadplegen &amp; Privacy-informatie). Beheerpagina's, documentbeheer en gegevensinvoer zijn volledig verborgen.</w:t>
+        <w:t>• Navigatie-ervaring: Het linkermenu toont 'Registraties', 'Agenda', 'Data' (Statistieken &amp; Exporteren) en 'Algemeen' (Feedback, App documentatie &amp; Privacy-informatie). Lokale documenten, beheerpagina's en registratie-invoer zijn verborgen.</w:t>
       </w:r>
     </w:p>
     <w:p>
@@ -3986,19 +4211,7 @@
         <w:spacing w:after="80"/>
       </w:pPr>
       <w:r>
-        <w:rPr>
-          <w:rFonts w:ascii="Arial" w:hAnsi="Arial"/>
-          <w:b/>
-          <w:sz w:val="20"/>
-        </w:rPr>
-        <w:t xml:space="preserve">• Bezoekersregistratie: </w:t>
-      </w:r>
-      <w:r>
-        <w:rPr>
-          <w:rFonts w:ascii="Arial" w:hAnsi="Arial"/>
-          <w:sz w:val="20"/>
-        </w:rPr>
-        <w:t>Kan vlot bezoeken invoeren, eerdere registraties van de sessie corrigeren en bezoeken verwijderen indien nodig.</w:t>
+        <w:t>• Bezoekersregistratie: Kan vlot consultaties invoeren, waarbij de eigen gebruikersnaam automatisch als Digidokter wordt geselecteerd. Bij opslaan wordt de hulpvraag op de achtergrond automatisch geanalyseerd via Gemini AI.</w:t>
       </w:r>
     </w:p>
     <w:p>
@@ -4046,19 +4259,7 @@
         <w:spacing w:after="80"/>
       </w:pPr>
       <w:r>
-        <w:rPr>
-          <w:rFonts w:ascii="Arial" w:hAnsi="Arial"/>
-          <w:b/>
-          <w:sz w:val="20"/>
-        </w:rPr>
-        <w:t xml:space="preserve">• Documentbeheer: </w:t>
-      </w:r>
-      <w:r>
-        <w:rPr>
-          <w:rFonts w:ascii="Arial" w:hAnsi="Arial"/>
-          <w:sz w:val="20"/>
-        </w:rPr>
-        <w:t>Volledige toegang tot de gemeentelijke kennisbank: handleidingen bekijken, downloaden, uploaden en full-text doorzoeken.</w:t>
+        <w:t>• Documentbeheer: Volledige toegang tot de lokale kennisbank van de eigen gemeente (uploaden, mappen, downloaden). Daarnaast vrije toegang tot de centrale 'App documentatie' om handleidingen en beleidsdocumenten te raadplegen.</w:t>
       </w:r>
     </w:p>
     <w:p>
@@ -4392,19 +4593,11 @@
         <w:spacing w:after="80"/>
       </w:pPr>
       <w:r>
-        <w:rPr>
-          <w:rFonts w:ascii="Arial" w:hAnsi="Arial"/>
-          <w:b/>
-          <w:sz w:val="20"/>
-        </w:rPr>
-        <w:t xml:space="preserve">• Systeemonderhoud: </w:t>
-      </w:r>
-      <w:r>
-        <w:rPr>
-          <w:rFonts w:ascii="Arial" w:hAnsi="Arial"/>
-          <w:sz w:val="20"/>
-        </w:rPr>
-        <w:t>Kan test e-mails uitvoeren ter verificatie van de mailservers en audit-logs ouder dan 365 dagen definitief opschonen.</w:t>
+        <w:t>• Systeemonderhoud: Kan test e-mails uitvoeren ter verificatie van de mailservers en audit-logs ouder dan 365 dagen definitief opschonen.</w:t>
+        <w:br/>
+        <w:t>• AI-Vraaganalyse &amp; Categoriebeheer: Beheert de overkoepelende lijst van vraagcategorieën voor Gemini AI en houdt toezicht op de classificaties via een centraal dashboard inclusief handmatige override-mogelijkheid.</w:t>
+        <w:br/>
+        <w:t>• Centrale App Documentatie: Beheert de platformbrede documentenbibliotheek (uploaden, versies bijwerken, mappenstructuur) die gedeeld wordt met alle aangesloten gemeenten.</w:t>
       </w:r>
     </w:p>
     <w:p/>

--- a/doc/Rollen_en_Rechten_Digidokters.docx
+++ b/doc/Rollen_en_Rechten_Digidokters.docx
@@ -2665,11 +2665,7 @@
           </w:tcPr>
           <w:p>
             <w:r>
-              <w:rPr>
-                <w:rFonts w:ascii="Arial" w:hAnsi="Arial"/>
-                <w:sz w:val="18"/>
-              </w:rPr>
-              <w:t>Gebruikers beheren (aanmaken, rollen, reset)</w:t>
+              <w:t>Gebruikers beheren (Rollen, Functies &amp; Telefoonnummers toekennen)</w:t>
             </w:r>
           </w:p>
         </w:tc>
@@ -4079,6 +4075,58 @@
           </w:p>
         </w:tc>
       </w:tr>
+      <w:tr>
+        <w:tc>
+          <w:tcPr>
+            <w:tcW w:type="dxa" w:w="1872"/>
+          </w:tcPr>
+          <w:p>
+            <w:r>
+              <w:t>Eigen profiel, functies &amp; telefoonnummer beheren (via linkeronderhoek)</w:t>
+            </w:r>
+          </w:p>
+        </w:tc>
+        <w:tc>
+          <w:tcPr>
+            <w:tcW w:type="dxa" w:w="1872"/>
+          </w:tcPr>
+          <w:p>
+            <w:r>
+              <w:t>✓</w:t>
+            </w:r>
+          </w:p>
+        </w:tc>
+        <w:tc>
+          <w:tcPr>
+            <w:tcW w:type="dxa" w:w="1872"/>
+          </w:tcPr>
+          <w:p>
+            <w:r>
+              <w:t>✓</w:t>
+            </w:r>
+          </w:p>
+        </w:tc>
+        <w:tc>
+          <w:tcPr>
+            <w:tcW w:type="dxa" w:w="1872"/>
+          </w:tcPr>
+          <w:p>
+            <w:r>
+              <w:t>✓</w:t>
+            </w:r>
+          </w:p>
+        </w:tc>
+        <w:tc>
+          <w:tcPr>
+            <w:tcW w:type="dxa" w:w="1872"/>
+          </w:tcPr>
+          <w:p>
+            <w:r>
+              <w:t>✓</w:t>
+            </w:r>
+          </w:p>
+        </w:tc>
+      </w:tr>
     </w:tbl>
     <w:p/>
     <w:p>
@@ -4340,19 +4388,7 @@
         <w:spacing w:after="80"/>
       </w:pPr>
       <w:r>
-        <w:rPr>
-          <w:rFonts w:ascii="Arial" w:hAnsi="Arial"/>
-          <w:b/>
-          <w:sz w:val="20"/>
-        </w:rPr>
-        <w:t xml:space="preserve">• Gebruikersbeheer: </w:t>
-      </w:r>
-      <w:r>
-        <w:rPr>
-          <w:rFonts w:ascii="Arial" w:hAnsi="Arial"/>
-          <w:sz w:val="20"/>
-        </w:rPr>
-        <w:t>Kan accounts van medewerkers en lezers voor de eigen gemeente aanmaken, wachtwoordresets initiëren, accounts activeren/deactiveren of ontkoppelen.</w:t>
+        <w:t>• Gebruikersbeheer: Kan accounts van medewerkers en lezers voor de eigen gemeente aanmaken, wachtwoorden instellen, telefoonnummers registreren en functies (Digidokter, Digihelper, Lesgever...) toekennen.</w:t>
       </w:r>
     </w:p>
     <w:p>
@@ -4380,19 +4416,7 @@
         <w:spacing w:after="80"/>
       </w:pPr>
       <w:r>
-        <w:rPr>
-          <w:rFonts w:ascii="Arial" w:hAnsi="Arial"/>
-          <w:b/>
-          <w:sz w:val="20"/>
-        </w:rPr>
-        <w:t xml:space="preserve">• Stamgegevens: </w:t>
-      </w:r>
-      <w:r>
-        <w:rPr>
-          <w:rFonts w:ascii="Arial" w:hAnsi="Arial"/>
-          <w:sz w:val="20"/>
-        </w:rPr>
-        <w:t>Beheert alle categorieën van de gemeente: activiteitstypes, locaties, toestellen, leeftijdscategorieën en kanalen/herkomst.</w:t>
+        <w:t>• Stamgegevens: Beheert alle categorieën van de gemeente: activiteitstypes, locaties, leeftijdscategorieën, toestellen, herkomst, genderidentiteiten en functies.</w:t>
       </w:r>
     </w:p>
     <w:p>

--- a/doc/Rollen_en_Rechten_Digidokters.docx
+++ b/doc/Rollen_en_Rechten_Digidokters.docx
@@ -4127,6 +4127,58 @@
           </w:p>
         </w:tc>
       </w:tr>
+      <w:tr>
+        <w:tc>
+          <w:tcPr>
+            <w:tcW w:type="dxa" w:w="1872"/>
+          </w:tcPr>
+          <w:p>
+            <w:r>
+              <w:t>Evaluatieformulieren via de app invullen (openstaande sessies)</w:t>
+            </w:r>
+          </w:p>
+        </w:tc>
+        <w:tc>
+          <w:tcPr>
+            <w:tcW w:type="dxa" w:w="1872"/>
+          </w:tcPr>
+          <w:p>
+            <w:r>
+              <w:t>—</w:t>
+            </w:r>
+          </w:p>
+        </w:tc>
+        <w:tc>
+          <w:tcPr>
+            <w:tcW w:type="dxa" w:w="1872"/>
+          </w:tcPr>
+          <w:p>
+            <w:r>
+              <w:t>✓</w:t>
+            </w:r>
+          </w:p>
+        </w:tc>
+        <w:tc>
+          <w:tcPr>
+            <w:tcW w:type="dxa" w:w="1872"/>
+          </w:tcPr>
+          <w:p>
+            <w:r>
+              <w:t>✓</w:t>
+            </w:r>
+          </w:p>
+        </w:tc>
+        <w:tc>
+          <w:tcPr>
+            <w:tcW w:type="dxa" w:w="1872"/>
+          </w:tcPr>
+          <w:p>
+            <w:r>
+              <w:t>✓</w:t>
+            </w:r>
+          </w:p>
+        </w:tc>
+      </w:tr>
     </w:tbl>
     <w:p/>
     <w:p>

--- a/doc/Rollen_en_Rechten_Digidokters.docx
+++ b/doc/Rollen_en_Rechten_Digidokters.docx
@@ -43,10 +43,7 @@
     </w:p>
     <w:p>
       <w:r>
-        <w:t>Het Digidokters-platform maakt gebruik van een fijnmazig Role-Based Access Control (RBAC) model in combinatie met multi-tenancy isolatie. Dit zorgt ervoor dat lokale besturen en bibliotheken volledige controle behouden over hun eigen data en vrijwilligers, terwijl overkoepelend platformbeheer gecentraliseerd kan worden uitgevoerd.</w:t>
-        <w:br/>
-        <w:br/>
-        <w:t>Binnen het platform worden vier rollen onderscheiden. Drie hiervan zijn van toepassing op organisatieniveau (de specifieke gemeente of bibliotheek), terwijl de vierde rol een overkoepelende beheerdersrol is over het gehele platform.</w:t>
+        <w:t>Binnen het platform wordt gebruik gemaakt van een configureerbaar, dynamisch Role-Based Access Control (RBAC) model per organisatie. Standaard worden vier basisgroepen voorzien (Lezers, Medewerkers, Beheerders, Platformbeheerders). Lokale beheerders kunnen daarnaast vrij extra maatwerkgroepen aanmaken met een specifieke permissiematrix per functionele module (Geen toegang, Alleen-lezen, Lezen en schrijven). Gebruikers kunnen aan meerdere groepen tegelijk worden toegewezen, waarbij altijd het meest permissieve recht ('hoogste recht wint') van kracht is.</w:t>
       </w:r>
     </w:p>
     <w:p>
@@ -2665,7 +2662,7 @@
           </w:tcPr>
           <w:p>
             <w:r>
-              <w:t>Gebruikers beheren (Rollen, Functies &amp; Telefoonnummers toekennen)</w:t>
+              <w:t>Gebruikers beheren (Rollen, Groepen, Functies &amp; Telefoonnummers toekennen)</w:t>
             </w:r>
           </w:p>
         </w:tc>
@@ -4179,6 +4176,110 @@
           </w:p>
         </w:tc>
       </w:tr>
+      <w:tr>
+        <w:tc>
+          <w:tcPr>
+            <w:tcW w:type="dxa" w:w="1872"/>
+          </w:tcPr>
+          <w:p>
+            <w:r>
+              <w:t>Groepen &amp; Autorisatiematrix beheren (Permissies per module &amp; restricties)</w:t>
+            </w:r>
+          </w:p>
+        </w:tc>
+        <w:tc>
+          <w:tcPr>
+            <w:tcW w:type="dxa" w:w="1872"/>
+          </w:tcPr>
+          <w:p>
+            <w:r>
+              <w:t>—</w:t>
+            </w:r>
+          </w:p>
+        </w:tc>
+        <w:tc>
+          <w:tcPr>
+            <w:tcW w:type="dxa" w:w="1872"/>
+          </w:tcPr>
+          <w:p>
+            <w:r>
+              <w:t>—</w:t>
+            </w:r>
+          </w:p>
+        </w:tc>
+        <w:tc>
+          <w:tcPr>
+            <w:tcW w:type="dxa" w:w="1872"/>
+          </w:tcPr>
+          <w:p>
+            <w:r>
+              <w:t>✓</w:t>
+            </w:r>
+          </w:p>
+        </w:tc>
+        <w:tc>
+          <w:tcPr>
+            <w:tcW w:type="dxa" w:w="1872"/>
+          </w:tcPr>
+          <w:p>
+            <w:r>
+              <w:t>✓</w:t>
+            </w:r>
+          </w:p>
+        </w:tc>
+      </w:tr>
+      <w:tr>
+        <w:tc>
+          <w:tcPr>
+            <w:tcW w:type="dxa" w:w="1872"/>
+          </w:tcPr>
+          <w:p>
+            <w:r>
+              <w:t>Groepen &amp; Autorisatiematrix beheren (Permissies per module &amp; restricties)</w:t>
+            </w:r>
+          </w:p>
+        </w:tc>
+        <w:tc>
+          <w:tcPr>
+            <w:tcW w:type="dxa" w:w="1872"/>
+          </w:tcPr>
+          <w:p>
+            <w:r>
+              <w:t>—</w:t>
+            </w:r>
+          </w:p>
+        </w:tc>
+        <w:tc>
+          <w:tcPr>
+            <w:tcW w:type="dxa" w:w="1872"/>
+          </w:tcPr>
+          <w:p>
+            <w:r>
+              <w:t>—</w:t>
+            </w:r>
+          </w:p>
+        </w:tc>
+        <w:tc>
+          <w:tcPr>
+            <w:tcW w:type="dxa" w:w="1872"/>
+          </w:tcPr>
+          <w:p>
+            <w:r>
+              <w:t>✓</w:t>
+            </w:r>
+          </w:p>
+        </w:tc>
+        <w:tc>
+          <w:tcPr>
+            <w:tcW w:type="dxa" w:w="1872"/>
+          </w:tcPr>
+          <w:p>
+            <w:r>
+              <w:t>✓</w:t>
+            </w:r>
+          </w:p>
+        </w:tc>
+      </w:tr>
     </w:tbl>
     <w:p/>
     <w:p>
@@ -4440,7 +4541,7 @@
         <w:spacing w:after="80"/>
       </w:pPr>
       <w:r>
-        <w:t>• Gebruikersbeheer: Kan accounts van medewerkers en lezers voor de eigen gemeente aanmaken, wachtwoorden instellen, telefoonnummers registreren en functies (Digidokter, Digihelper, Lesgever...) toekennen.</w:t>
+        <w:t>• Gebruikersbeheer: Kan accounts van medewerkers en lezers voor de eigen organisatie aanmaken, tijdelijke wachtwoorden instellen, telefoonnummers registreren, functies toekennen en gebruikers toewijzen aan één of meerdere autorisatiegroepen.</w:t>
       </w:r>
     </w:p>
     <w:p>
@@ -4468,6 +4569,8 @@
         <w:spacing w:after="80"/>
       </w:pPr>
       <w:r>
+        <w:t>• Groepen &amp; Permissiematrix: Beheert alle autorisatiegroepen van de organisatie en stelt per module de lees- en schrijfrechten in, inclusief opties zoals 'Alleen eigen registraties tonen'.</w:t>
+        <w:br/>
         <w:t>• Stamgegevens: Beheert alle categorieën van de gemeente: activiteitstypes, locaties, leeftijdscategorieën, toestellen, herkomst, genderidentiteiten en functies.</w:t>
       </w:r>
     </w:p>
@@ -4701,6 +4804,40 @@
         <w:br/>
         <w:br/>
         <w:t>3. Veilige ontkoppeling (AVG/GDPR): Wanneer een medewerker stopt bij een specifieke gemeente, verwijdert de lokale beheerder uitsluitend de lidmaatschapskoppeling voor die gemeente. Het account blijft intact voor de overige gemeenten. Alleen wanneer een gebruiker exclusief aan één gemeente gekoppeld is, wordt het account bij verwijdering volledig gewist.</w:t>
+      </w:r>
+    </w:p>
+    <w:p>
+      <w:pPr>
+        <w:pStyle w:val="Heading1"/>
+      </w:pPr>
+      <w:r>
+        <w:t>6. Dynamisch Groepenmodel &amp; Permissiematrix</w:t>
+      </w:r>
+    </w:p>
+    <w:p>
+      <w:pPr/>
+      <w:r>
+        <w:t>Het autorisatieschema is volledig dynamisch en multi-tenant opgezet om tegemoet te komen aan verschillende organisatie-eisen:</w:t>
+        <w:br/>
+        <w:br/>
+        <w:t>1. Permissieniveaus per module:</w:t>
+        <w:br/>
+        <w:t xml:space="preserve">   Voor elke module (Registraties, Agenda, Evaluaties, Documenten, Statistieken, Export, Feedback, Stamgegevens, Gebruikers, Groepen, Backups, Auditlogs, App documentatie) kan per groep het recht worden ingesteld op 'Geen toegang', 'Alleen lezen' of 'Lezen en schrijven'.</w:t>
+        <w:br/>
+        <w:br/>
+        <w:t>2. Meervoudig groepslidmaatschap:</w:t>
+        <w:br/>
+        <w:t xml:space="preserve">   Een gebruiker kan tot meerdere groepen tegelijk behoren. Bij overlappende rechten combineert het systeem deze volgens het principe 'hoogste recht telt' (Schrijven &gt; Lezen &gt; Geen).</w:t>
+        <w:br/>
+        <w:br/>
+        <w:t>3. Speciale Digidokter-restrictie ('Alleen eigen registraties tonen'):</w:t>
+        <w:br/>
+        <w:t xml:space="preserve">   Organisaties die eisen dat een digidokter enkel zijn of haar eigen consultaties kan inzien, schakelen deze optie in op de desbetreffende groep. In dat geval wordt het filterveld voor digidokters verborgen en toont het overzicht enkel de eigen consultaties.</w:t>
+        <w:br/>
+        <w:br/>
+        <w:t>4. Beveiliging en standaardovername:</w:t>
+        <w:br/>
+        <w:t xml:space="preserve">   Standaardgroepen (Lezers, Medewerkers, Beheerders, Platformbeheerders) kunnen niet worden hernoemd of gewist. Bij het aanmaken van een nieuwe organisatie worden alle groepen en permissies automatisch gekopieerd uit de centrale Sjabloon-organisatie.</w:t>
       </w:r>
     </w:p>
     <w:sectPr>

--- a/doc/Rollen_en_Rechten_Digidokters.docx
+++ b/doc/Rollen_en_Rechten_Digidokters.docx
@@ -5,147 +5,616 @@
     <w:p>
       <w:pPr>
         <w:spacing w:before="0" w:after="80"/>
+        <w:jc w:val="left"/>
       </w:pPr>
       <w:r>
         <w:rPr>
-          <w:rFonts w:ascii="Arial" w:hAnsi="Arial"/>
+          <w:rFonts w:ascii="Calibri" w:hAnsi="Calibri"/>
           <w:b/>
-          <w:color w:val="1B365D"/>
+          <w:color w:val="1B559B"/>
           <w:sz w:val="48"/>
         </w:rPr>
-        <w:t>Rollen &amp; Rechten Overzicht</w:t>
+        <w:t>Digidokters – Rollen, Groepen &amp; Rechten</w:t>
       </w:r>
     </w:p>
     <w:p>
       <w:pPr>
-        <w:spacing w:before="0" w:after="400"/>
+        <w:spacing w:before="0" w:after="360"/>
       </w:pPr>
       <w:r>
         <w:rPr>
-          <w:rFonts w:ascii="Arial" w:hAnsi="Arial"/>
-          <w:color w:val="708090"/>
+          <w:rFonts w:ascii="Calibri" w:hAnsi="Calibri"/>
+          <w:i/>
+          <w:color w:val="6B7280"/>
           <w:sz w:val="26"/>
         </w:rPr>
-        <w:t>Digidokters Platform — Autorisatiematrix &amp; Functiebeschrijving (September 2026)</w:t>
+        <w:t>Functioneel en technisch overzicht van het dynamische autorisatiemodel • Bijgewerkt: 06-10-2026</w:t>
       </w:r>
     </w:p>
     <w:p>
       <w:pPr>
-        <w:pStyle w:val="Heading1"/>
+        <w:keepNext/>
+        <w:spacing w:before="360" w:after="120"/>
       </w:pPr>
       <w:r>
         <w:rPr>
-          <w:rFonts w:ascii="Arial" w:hAnsi="Arial"/>
-          <w:color w:val="1B365D"/>
+          <w:rFonts w:ascii="Calibri" w:hAnsi="Calibri"/>
+          <w:b/>
+          <w:color w:val="1B559B"/>
+          <w:sz w:val="30"/>
         </w:rPr>
-        <w:t>1. Inleiding &amp; Toegangsbeheer</w:t>
-      </w:r>
-    </w:p>
-    <w:p>
-      <w:r>
-        <w:t>Binnen het platform wordt gebruik gemaakt van een configureerbaar, dynamisch Role-Based Access Control (RBAC) model per organisatie. Standaard worden vier basisgroepen voorzien (Lezers, Medewerkers, Beheerders, Platformbeheerders). Lokale beheerders kunnen daarnaast vrij extra maatwerkgroepen aanmaken met een specifieke permissiematrix per functionele module (Geen toegang, Alleen-lezen, Lezen en schrijven). Gebruikers kunnen aan meerdere groepen tegelijk worden toegewezen, waarbij altijd het meest permissieve recht ('hoogste recht wint') van kracht is.</w:t>
+        <w:t>1. Inleiding &amp; Visie</w:t>
       </w:r>
     </w:p>
     <w:p>
       <w:pPr>
-        <w:pStyle w:val="Heading1"/>
+        <w:spacing w:before="0" w:after="120" w:line="276" w:lineRule="auto"/>
       </w:pPr>
       <w:r>
         <w:rPr>
-          <w:rFonts w:ascii="Arial" w:hAnsi="Arial"/>
-          <w:color w:val="1B365D"/>
+          <w:color w:val="1F2937"/>
         </w:rPr>
-        <w:t>2. De Vier Gebruikersrollen</w:t>
+        <w:t>Binnen het Digidokters-platform is het autorisatiesysteem ontworpen met maximale flexibiliteit en strikte tenant-isolatie als uitgangspunten. Omdat elke aangesloten gemeente of organisatie eigen organisatorische eisen stelt aan wie welke functionaliteiten mag raadplegen en beheren, maakt het platform gebruik van een dynamisch, fijnmazig rol- en groepenmodel (Role-Based Access Control – RBAC).</w:t>
       </w:r>
     </w:p>
     <w:p>
       <w:pPr>
-        <w:spacing w:after="120"/>
+        <w:spacing w:before="0" w:after="120" w:line="276" w:lineRule="auto"/>
       </w:pPr>
       <w:r>
         <w:rPr>
-          <w:rFonts w:ascii="Arial" w:hAnsi="Arial"/>
-          <w:b/>
+          <w:color w:val="1F2937"/>
         </w:rPr>
-        <w:t xml:space="preserve">• 1. Lezer: </w:t>
-      </w:r>
-      <w:r>
-        <w:rPr>
-          <w:rFonts w:ascii="Arial" w:hAnsi="Arial"/>
-        </w:rPr>
-        <w:t>Raadpleger / Alleen-lezen binnen de eigen organisatie. Bedoeld voor beleidsmedewerkers, schepenen of auditoren die inzicht willen in cijfers, rapportages en feedback, maar zelf geen operationele wijzigingen mogen aanbrengen.</w:t>
+        <w:t>In plaats van een rigide, vastgelegd 4-rollenmodel kunnen organisaties nu eigen groepen definiëren, gedetailleerde permissies per module toekennen, en gebruikers aan meerdere groepen tegelijk koppelen.</w:t>
       </w:r>
     </w:p>
     <w:p>
       <w:pPr>
-        <w:spacing w:after="120"/>
+        <w:keepNext/>
+        <w:spacing w:before="360" w:after="120"/>
       </w:pPr>
       <w:r>
         <w:rPr>
-          <w:rFonts w:ascii="Arial" w:hAnsi="Arial"/>
+          <w:rFonts w:ascii="Calibri" w:hAnsi="Calibri"/>
           <w:b/>
+          <w:color w:val="1B559B"/>
+          <w:sz w:val="30"/>
         </w:rPr>
-        <w:t xml:space="preserve">• 2. Medewerker: </w:t>
-      </w:r>
-      <w:r>
-        <w:rPr>
-          <w:rFonts w:ascii="Arial" w:hAnsi="Arial"/>
-        </w:rPr>
-        <w:t>Operationele vrijwilliger of digidokter. Bedoeld voor personen die spreekuren en workshops verzorgen. Zij kunnen bezoeken registreren, sessies plannen, documenten raadplegen, evaluatieresultaten inzien en meedoen aan het feedbacksysteem.</w:t>
+        <w:t>2. Kernconcepten van het Autorisatieschema</w:t>
       </w:r>
     </w:p>
     <w:p>
       <w:pPr>
-        <w:spacing w:after="120"/>
+        <w:spacing w:before="0" w:after="120" w:line="276" w:lineRule="auto"/>
       </w:pPr>
       <w:r>
         <w:rPr>
-          <w:rFonts w:ascii="Arial" w:hAnsi="Arial"/>
-          <w:b/>
+          <w:color w:val="1F2937"/>
         </w:rPr>
-        <w:t xml:space="preserve">• 3. Beheerder: </w:t>
-      </w:r>
-      <w:r>
-        <w:rPr>
-          <w:rFonts w:ascii="Arial" w:hAnsi="Arial"/>
-        </w:rPr>
-        <w:t>Lokale coördinator van de gemeente of bibliotheek. Heeft alle rechten van een medewerker, aangevuld met het beheer van lokale gebruikers, vrijwilligers (digidokters), alle stamgegevens, evaluatieformulieren en vragenlijsten, lokale backups en data-import.</w:t>
+        <w:t>Het autorisatiesysteem rust op vier pijlers:</w:t>
       </w:r>
     </w:p>
     <w:p>
       <w:pPr>
-        <w:spacing w:after="120"/>
+        <w:pStyle w:val="ListBullet"/>
+        <w:spacing w:before="0" w:after="60" w:line="276" w:lineRule="auto"/>
       </w:pPr>
       <w:r>
         <w:rPr>
-          <w:rFonts w:ascii="Arial" w:hAnsi="Arial"/>
           <w:b/>
+          <w:color w:val="1F2937"/>
         </w:rPr>
-        <w:t xml:space="preserve">• 4. Platformbeheerder: </w:t>
+        <w:t xml:space="preserve">1. Multi-Tenant Isolatie: </w:t>
       </w:r>
       <w:r>
         <w:rPr>
-          <w:rFonts w:ascii="Arial" w:hAnsi="Arial"/>
+          <w:color w:val="1F2937"/>
         </w:rPr>
-        <w:t>Centrale systeembeheerder (superadmin). Heeft overkoepelende bevoegdheden over alle aangesloten gemeenten, beheert organisaties, gebruikerskoppelingen, e-mailsjablonen, landelijke dashboards en audit-opschoning.</w:t>
+        <w:t>Elke gemeente of afdeling opereert als een afzonderlijke tenant. Groepen, permissies en toewijzingen zijn strikt gebonden aan de actieve organisatie. Een gebruiker kan in Organisatie A andere rechten hebben dan in Organisatie B.</w:t>
       </w:r>
     </w:p>
-    <w:p/>
     <w:p>
       <w:pPr>
-        <w:pStyle w:val="Heading1"/>
+        <w:pStyle w:val="ListBullet"/>
+        <w:spacing w:before="0" w:after="60" w:line="276" w:lineRule="auto"/>
       </w:pPr>
       <w:r>
         <w:rPr>
-          <w:rFonts w:ascii="Arial" w:hAnsi="Arial"/>
-          <w:color w:val="1B365D"/>
+          <w:b/>
+          <w:color w:val="1F2937"/>
         </w:rPr>
-        <w:t>3. Autorisatiematrix per Module</w:t>
+        <w:t xml:space="preserve">2. Module-gebaseerde Permissies: </w:t>
+      </w:r>
+      <w:r>
+        <w:rPr>
+          <w:color w:val="1F2937"/>
+        </w:rPr>
+        <w:t>Voor elke functionele module binnen de applicatie (zoals Registraties, Agenda, Evaluaties, Documenten, Stamgegevens, Gebruikersbeheer) kan per groep het toegangsniveau worden ingesteld op Geen toegang, Alleen lezen, of Lezen en schrijven.</w:t>
       </w:r>
     </w:p>
     <w:p>
+      <w:pPr>
+        <w:pStyle w:val="ListBullet"/>
+        <w:spacing w:before="0" w:after="60" w:line="276" w:lineRule="auto"/>
+      </w:pPr>
       <w:r>
-        <w:t>Onderstaande tabel geeft een gedetailleerd overzicht van de bevoegdheden per module en rol. Hierbij staat '✓' voor volledige toegang, 'Alleen-lezen' voor uitsluitend raadplegen, en '—' voor geen toegang.</w:t>
+        <w:rPr>
+          <w:b/>
+          <w:color w:val="1F2937"/>
+        </w:rPr>
+        <w:t xml:space="preserve">3. Meervoudig Groepslidmaatschap: </w:t>
+      </w:r>
+      <w:r>
+        <w:rPr>
+          <w:color w:val="1F2937"/>
+        </w:rPr>
+        <w:t>Een gebruiker kan lid zijn van één of meerdere groepen binnen zijn organisatie. Rechten worden cumulatief samengevoegd volgens het principe 'hoogste recht telt' (Schrijven &gt; Lezen &gt; Geen).</w:t>
+      </w:r>
+    </w:p>
+    <w:p>
+      <w:pPr>
+        <w:pStyle w:val="ListBullet"/>
+        <w:spacing w:before="0" w:after="60" w:line="276" w:lineRule="auto"/>
+      </w:pPr>
+      <w:r>
+        <w:rPr>
+          <w:b/>
+          <w:color w:val="1F2937"/>
+        </w:rPr>
+        <w:t xml:space="preserve">4. Privacy &amp; Digidokter-restrictie: </w:t>
+      </w:r>
+      <w:r>
+        <w:rPr>
+          <w:color w:val="1F2937"/>
+        </w:rPr>
+        <w:t>Voor specifieke organisaties waar vrijwilligers uitsluitend hun eigen consultaties mogen inzien, kan per groep een privacy-restrictie worden geactiveerd. Het platform schermt dan automatisch de consultaties van andere digidokters af en verbergt de filterkeuzelijst.</w:t>
+      </w:r>
+    </w:p>
+    <w:p>
+      <w:pPr>
+        <w:keepNext/>
+        <w:spacing w:before="360" w:after="120"/>
+      </w:pPr>
+      <w:r>
+        <w:rPr>
+          <w:rFonts w:ascii="Calibri" w:hAnsi="Calibri"/>
+          <w:b/>
+          <w:color w:val="1B559B"/>
+          <w:sz w:val="30"/>
+        </w:rPr>
+        <w:t>3. Permissieniveaus &amp; Modules</w:t>
+      </w:r>
+    </w:p>
+    <w:p>
+      <w:pPr>
+        <w:spacing w:before="0" w:after="120" w:line="276" w:lineRule="auto"/>
+      </w:pPr>
+      <w:r>
+        <w:rPr>
+          <w:color w:val="1F2937"/>
+        </w:rPr>
+        <w:t>Binnen elke groep kan voor elk van de onderstaande 13 functionele modules het toegangsniveau worden geconfigureerd:</w:t>
+      </w:r>
+    </w:p>
+    <w:p>
+      <w:pPr>
+        <w:pStyle w:val="ListBullet"/>
+        <w:spacing w:before="0" w:after="60" w:line="276" w:lineRule="auto"/>
+      </w:pPr>
+      <w:r>
+        <w:rPr>
+          <w:b/>
+          <w:color w:val="1F2937"/>
+        </w:rPr>
+        <w:t xml:space="preserve">• Geen toegang (geen): </w:t>
+      </w:r>
+      <w:r>
+        <w:rPr>
+          <w:color w:val="1F2937"/>
+        </w:rPr>
+        <w:t>De gebruiker heeft geen toegang tot de module. De navigatie-optie wordt verborgen in het menu en directe route-aanroepen worden geweigerd met een 403 Forbidden foutmelding.</w:t>
+      </w:r>
+    </w:p>
+    <w:p>
+      <w:pPr>
+        <w:pStyle w:val="ListBullet"/>
+        <w:spacing w:before="0" w:after="60" w:line="276" w:lineRule="auto"/>
+      </w:pPr>
+      <w:r>
+        <w:rPr>
+          <w:b/>
+          <w:color w:val="1F2937"/>
+        </w:rPr>
+        <w:t xml:space="preserve">• Alleen lezen (lezen): </w:t>
+      </w:r>
+      <w:r>
+        <w:rPr>
+          <w:color w:val="1F2937"/>
+        </w:rPr>
+        <w:t>De gebruiker kan gegevens inzien, filteren, doorzoeken en details bekijken, maar kan geen wijzigingen aanbrengen, items toevoegen of records wissen.</w:t>
+      </w:r>
+    </w:p>
+    <w:p>
+      <w:pPr>
+        <w:pStyle w:val="ListBullet"/>
+        <w:spacing w:before="0" w:after="60" w:line="276" w:lineRule="auto"/>
+      </w:pPr>
+      <w:r>
+        <w:rPr>
+          <w:b/>
+          <w:color w:val="1F2937"/>
+        </w:rPr>
+        <w:t xml:space="preserve">• Lezen en schrijven (schrijven): </w:t>
+      </w:r>
+      <w:r>
+        <w:rPr>
+          <w:color w:val="1F2937"/>
+        </w:rPr>
+        <w:t>De gebruiker heeft volledige functionele bevoegdheid om records aan te maken, te bewerken, te publiceren en te verwijderen binnen zijn organisatie.</w:t>
+      </w:r>
+    </w:p>
+    <w:p>
+      <w:pPr>
+        <w:keepNext/>
+        <w:spacing w:before="240" w:after="80"/>
+      </w:pPr>
+      <w:r>
+        <w:rPr>
+          <w:rFonts w:ascii="Calibri" w:hAnsi="Calibri"/>
+          <w:b/>
+          <w:color w:val="3B82F6"/>
+          <w:sz w:val="25"/>
+        </w:rPr>
+        <w:t>Overzicht van de 13 Modules:</w:t>
+      </w:r>
+    </w:p>
+    <w:p>
+      <w:pPr>
+        <w:pStyle w:val="ListBullet"/>
+        <w:spacing w:before="0" w:after="60" w:line="276" w:lineRule="auto"/>
+      </w:pPr>
+      <w:r>
+        <w:rPr>
+          <w:b/>
+          <w:color w:val="1F2937"/>
+        </w:rPr>
+        <w:t xml:space="preserve">• Registraties (registraties): </w:t>
+      </w:r>
+      <w:r>
+        <w:rPr>
+          <w:color w:val="1F2937"/>
+        </w:rPr>
+        <w:t>Bezoekersregistraties en consultaties van digidokters</w:t>
+      </w:r>
+    </w:p>
+    <w:p>
+      <w:pPr>
+        <w:pStyle w:val="ListBullet"/>
+        <w:spacing w:before="0" w:after="60" w:line="276" w:lineRule="auto"/>
+      </w:pPr>
+      <w:r>
+        <w:rPr>
+          <w:b/>
+          <w:color w:val="1F2937"/>
+        </w:rPr>
+        <w:t xml:space="preserve">• Agenda &amp; Planning (agenda): </w:t>
+      </w:r>
+      <w:r>
+        <w:rPr>
+          <w:color w:val="1F2937"/>
+        </w:rPr>
+        <w:t>Sessies, aanwezigheid, toewijzingen van digidokters en planning</w:t>
+      </w:r>
+    </w:p>
+    <w:p>
+      <w:pPr>
+        <w:pStyle w:val="ListBullet"/>
+        <w:spacing w:before="0" w:after="60" w:line="276" w:lineRule="auto"/>
+      </w:pPr>
+      <w:r>
+        <w:rPr>
+          <w:b/>
+          <w:color w:val="1F2937"/>
+        </w:rPr>
+        <w:t xml:space="preserve">• Statistieken &amp; Rapporten (statistieken): </w:t>
+      </w:r>
+      <w:r>
+        <w:rPr>
+          <w:color w:val="1F2937"/>
+        </w:rPr>
+        <w:t>KPI's, grafieken, bezoekerstrends en AI-vraaganalyses</w:t>
+      </w:r>
+    </w:p>
+    <w:p>
+      <w:pPr>
+        <w:pStyle w:val="ListBullet"/>
+        <w:spacing w:before="0" w:after="60" w:line="276" w:lineRule="auto"/>
+      </w:pPr>
+      <w:r>
+        <w:rPr>
+          <w:b/>
+          <w:color w:val="1F2937"/>
+        </w:rPr>
+        <w:t xml:space="preserve">• Kennisbank Documenten (documenten): </w:t>
+      </w:r>
+      <w:r>
+        <w:rPr>
+          <w:color w:val="1F2937"/>
+        </w:rPr>
+        <w:t>Interne handleidingen, mappen, documentuploads en zoeken</w:t>
+      </w:r>
+    </w:p>
+    <w:p>
+      <w:pPr>
+        <w:pStyle w:val="ListBullet"/>
+        <w:spacing w:before="0" w:after="60" w:line="276" w:lineRule="auto"/>
+      </w:pPr>
+      <w:r>
+        <w:rPr>
+          <w:b/>
+          <w:color w:val="1F2937"/>
+        </w:rPr>
+        <w:t xml:space="preserve">• Evaluaties (evaluaties): </w:t>
+      </w:r>
+      <w:r>
+        <w:rPr>
+          <w:color w:val="1F2937"/>
+        </w:rPr>
+        <w:t>Kwaliteitsmetingen, sessie-evaluaties, formulieren en uitnodigingen</w:t>
+      </w:r>
+    </w:p>
+    <w:p>
+      <w:pPr>
+        <w:pStyle w:val="ListBullet"/>
+        <w:spacing w:before="0" w:after="60" w:line="276" w:lineRule="auto"/>
+      </w:pPr>
+      <w:r>
+        <w:rPr>
+          <w:b/>
+          <w:color w:val="1F2937"/>
+        </w:rPr>
+        <w:t xml:space="preserve">• Feedback (feedback): </w:t>
+      </w:r>
+      <w:r>
+        <w:rPr>
+          <w:color w:val="1F2937"/>
+        </w:rPr>
+        <w:t>Voorstellen, bugmeldingen, discussie, stemmen en screenshots</w:t>
+      </w:r>
+    </w:p>
+    <w:p>
+      <w:pPr>
+        <w:pStyle w:val="ListBullet"/>
+        <w:spacing w:before="0" w:after="60" w:line="276" w:lineRule="auto"/>
+      </w:pPr>
+      <w:r>
+        <w:rPr>
+          <w:b/>
+          <w:color w:val="1F2937"/>
+        </w:rPr>
+        <w:t xml:space="preserve">• Stamgegevens (stamgegevens): </w:t>
+      </w:r>
+      <w:r>
+        <w:rPr>
+          <w:color w:val="1F2937"/>
+        </w:rPr>
+        <w:t>Locaties, digidokters, activiteitstypes, toestellen, herkomst en functies</w:t>
+      </w:r>
+    </w:p>
+    <w:p>
+      <w:pPr>
+        <w:pStyle w:val="ListBullet"/>
+        <w:spacing w:before="0" w:after="60" w:line="276" w:lineRule="auto"/>
+      </w:pPr>
+      <w:r>
+        <w:rPr>
+          <w:b/>
+          <w:color w:val="1F2937"/>
+        </w:rPr>
+        <w:t xml:space="preserve">• Gebruikersbeheer (gebruikers): </w:t>
+      </w:r>
+      <w:r>
+        <w:rPr>
+          <w:color w:val="1F2937"/>
+        </w:rPr>
+        <w:t>Medewerkers accounts, groeps- en functietoewijzingen</w:t>
+      </w:r>
+    </w:p>
+    <w:p>
+      <w:pPr>
+        <w:pStyle w:val="ListBullet"/>
+        <w:spacing w:before="0" w:after="60" w:line="276" w:lineRule="auto"/>
+      </w:pPr>
+      <w:r>
+        <w:rPr>
+          <w:b/>
+          <w:color w:val="1F2937"/>
+        </w:rPr>
+        <w:t xml:space="preserve">• Groepen &amp; Permissies (groepen): </w:t>
+      </w:r>
+      <w:r>
+        <w:rPr>
+          <w:color w:val="1F2937"/>
+        </w:rPr>
+        <w:t>Groepen beheren en rechtenmatrix configureren per groep</w:t>
+      </w:r>
+    </w:p>
+    <w:p>
+      <w:pPr>
+        <w:pStyle w:val="ListBullet"/>
+        <w:spacing w:before="0" w:after="60" w:line="276" w:lineRule="auto"/>
+      </w:pPr>
+      <w:r>
+        <w:rPr>
+          <w:b/>
+          <w:color w:val="1F2937"/>
+        </w:rPr>
+        <w:t xml:space="preserve">• Import &amp; Export (import_export): </w:t>
+      </w:r>
+      <w:r>
+        <w:rPr>
+          <w:color w:val="1F2937"/>
+        </w:rPr>
+        <w:t>Exporteren van data (CSV/Excel) en importeren van historische gegevens</w:t>
+      </w:r>
+    </w:p>
+    <w:p>
+      <w:pPr>
+        <w:pStyle w:val="ListBullet"/>
+        <w:spacing w:before="0" w:after="60" w:line="276" w:lineRule="auto"/>
+      </w:pPr>
+      <w:r>
+        <w:rPr>
+          <w:b/>
+          <w:color w:val="1F2937"/>
+        </w:rPr>
+        <w:t xml:space="preserve">• Backups &amp; Herstel (backups): </w:t>
+      </w:r>
+      <w:r>
+        <w:rPr>
+          <w:color w:val="1F2937"/>
+        </w:rPr>
+        <w:t>Lokale JSON/SQL back-ups downloaden en herstelprocedures</w:t>
+      </w:r>
+    </w:p>
+    <w:p>
+      <w:pPr>
+        <w:pStyle w:val="ListBullet"/>
+        <w:spacing w:before="0" w:after="60" w:line="276" w:lineRule="auto"/>
+      </w:pPr>
+      <w:r>
+        <w:rPr>
+          <w:b/>
+          <w:color w:val="1F2937"/>
+        </w:rPr>
+        <w:t xml:space="preserve">• Audit Logs (auditlogs): </w:t>
+      </w:r>
+      <w:r>
+        <w:rPr>
+          <w:color w:val="1F2937"/>
+        </w:rPr>
+        <w:t>Inzien van het lokale beveiligings- en wijzigingenlogboek</w:t>
+      </w:r>
+    </w:p>
+    <w:p>
+      <w:pPr>
+        <w:pStyle w:val="ListBullet"/>
+        <w:spacing w:before="0" w:after="60" w:line="276" w:lineRule="auto"/>
+      </w:pPr>
+      <w:r>
+        <w:rPr>
+          <w:b/>
+          <w:color w:val="1F2937"/>
+        </w:rPr>
+        <w:t xml:space="preserve">• Centrale App Documentatie (app_documenten): </w:t>
+      </w:r>
+      <w:r>
+        <w:rPr>
+          <w:color w:val="1F2937"/>
+        </w:rPr>
+        <w:t>Platformbrede documentatie en centrale handleidingen</w:t>
+      </w:r>
+    </w:p>
+    <w:p>
+      <w:pPr>
+        <w:keepNext/>
+        <w:spacing w:before="360" w:after="120"/>
+      </w:pPr>
+      <w:r>
+        <w:rPr>
+          <w:rFonts w:ascii="Calibri" w:hAnsi="Calibri"/>
+          <w:b/>
+          <w:color w:val="1B559B"/>
+          <w:sz w:val="30"/>
+        </w:rPr>
+        <w:t>4. Standaardgroepen &amp; Seeding</w:t>
+      </w:r>
+    </w:p>
+    <w:p>
+      <w:pPr>
+        <w:spacing w:before="0" w:after="120" w:line="276" w:lineRule="auto"/>
+      </w:pPr>
+      <w:r>
+        <w:rPr>
+          <w:color w:val="1F2937"/>
+        </w:rPr>
+        <w:t>Om een naadloze overgang te garanderen en ervoor te zorgen dat gebruikers initieel niets merken van de verandering, bevat elke organisatie standaard vier vooraf gedefinieerde groepen met hun vertrouwde permissieset. Deze groepen kunnen niet hernoemd of verwijderd worden, maar beheerders kunnen de permissies per module naar wens bijstellen of nieuwe maatwerkgroepen aanmaken.</w:t>
+      </w:r>
+    </w:p>
+    <w:p>
+      <w:pPr>
+        <w:pStyle w:val="ListBullet"/>
+        <w:spacing w:before="0" w:after="60" w:line="276" w:lineRule="auto"/>
+      </w:pPr>
+      <w:r>
+        <w:rPr>
+          <w:b/>
+          <w:color w:val="1F2937"/>
+        </w:rPr>
+        <w:t xml:space="preserve">1. Lezers (Standaard): </w:t>
+      </w:r>
+      <w:r>
+        <w:rPr>
+          <w:color w:val="1F2937"/>
+        </w:rPr>
+        <w:t>Bedoeld voor toeschouwers, kwaliteitsopvolgers of auditeurs. Heeft alleen-lezen rechten op registraties, agenda, documenten, statistieken, feedback, export en centrale app-documentatie. Geen toegang tot gebruikers, groepen of systeeminstellingen.</w:t>
+      </w:r>
+    </w:p>
+    <w:p>
+      <w:pPr>
+        <w:pStyle w:val="ListBullet"/>
+        <w:spacing w:before="0" w:after="60" w:line="276" w:lineRule="auto"/>
+      </w:pPr>
+      <w:r>
+        <w:rPr>
+          <w:b/>
+          <w:color w:val="1F2937"/>
+        </w:rPr>
+        <w:t xml:space="preserve">2. Medewerkers (Standaard): </w:t>
+      </w:r>
+      <w:r>
+        <w:rPr>
+          <w:color w:val="1F2937"/>
+        </w:rPr>
+        <w:t>Bedoeld voor actieve digidokters en vrijwilligers. Heeft volledige lees- en schrijfrechten op registraties, agenda, documenten, evaluaties en feedback, en leesrechten op statistieken, export en app-documentatie.</w:t>
+      </w:r>
+    </w:p>
+    <w:p>
+      <w:pPr>
+        <w:pStyle w:val="ListBullet"/>
+        <w:spacing w:before="0" w:after="60" w:line="276" w:lineRule="auto"/>
+      </w:pPr>
+      <w:r>
+        <w:rPr>
+          <w:b/>
+          <w:color w:val="1F2937"/>
+        </w:rPr>
+        <w:t xml:space="preserve">3. Beheerders (Standaard): </w:t>
+      </w:r>
+      <w:r>
+        <w:rPr>
+          <w:color w:val="1F2937"/>
+        </w:rPr>
+        <w:t>Bedoeld voor lokale coördinatoren en gemeentelijke beheerders. Heeft volledige lees- en schrijfrechten op alle modules binnen de eigen organisatie, inclusief stamgegevens, gebruikersbeheer, groepen &amp; rechten, imports/exports, lokale backups en auditlogs.</w:t>
+      </w:r>
+    </w:p>
+    <w:p>
+      <w:pPr>
+        <w:pStyle w:val="ListBullet"/>
+        <w:spacing w:before="0" w:after="60" w:line="276" w:lineRule="auto"/>
+      </w:pPr>
+      <w:r>
+        <w:rPr>
+          <w:b/>
+          <w:color w:val="1F2937"/>
+        </w:rPr>
+        <w:t xml:space="preserve">4. Platformbeheerders (Standaard): </w:t>
+      </w:r>
+      <w:r>
+        <w:rPr>
+          <w:color w:val="1F2937"/>
+        </w:rPr>
+        <w:t>Bedoeld voor centrale superadministrators. Heeft volledige toegang tot alle functionaliteiten binnen alle aangesloten organisaties, inclusief overkoepelend platformbeheer.</w:t>
       </w:r>
     </w:p>
     <w:tbl>
@@ -156,6 +625,359 @@
         <w:tblLook w:firstColumn="1" w:firstRow="1" w:lastColumn="0" w:lastRow="0" w:noHBand="0" w:noVBand="1" w:val="04A0"/>
       </w:tblPr>
       <w:tblGrid>
+        <w:gridCol w:w="9360"/>
+      </w:tblGrid>
+      <w:tr>
+        <w:tc>
+          <w:tcPr>
+            <w:tcW w:type="dxa" w:w="9360"/>
+            <w:shd w:fill="F0F7FF"/>
+            <w:tcBorders>
+              <w:top w:val="none" w:sz="0" w:space="0" w:color="auto"/>
+              <w:left w:val="single" w:sz="24" w:space="0" w:color="1B559B"/>
+              <w:bottom w:val="none" w:sz="0" w:space="0" w:color="auto"/>
+              <w:right w:val="none" w:sz="0" w:space="0" w:color="auto"/>
+            </w:tcBorders>
+          </w:tcPr>
+          <w:p>
+            <w:pPr>
+              <w:spacing w:before="120" w:after="120"/>
+              <w:ind w:left="144" w:right="144"/>
+            </w:pPr>
+            <w:r>
+              <w:rPr>
+                <w:b/>
+                <w:color w:val="1B559B"/>
+              </w:rPr>
+              <w:t xml:space="preserve">Automatische Sjabloon-overname: </w:t>
+            </w:r>
+            <w:r>
+              <w:rPr>
+                <w:color w:val="1F2937"/>
+              </w:rPr>
+              <w:t>Bij het aanmaken van een nieuwe organisatie via het platformdashboard worden alle standaardgroepen en hun permissies automatisch overgenomen uit de centrale 'Sjabloon'-organisatie. Hierdoor start elke nieuwe gemeente direct met een consistente en geteste configuratie.</w:t>
+            </w:r>
+          </w:p>
+        </w:tc>
+      </w:tr>
+    </w:tbl>
+    <w:p>
+      <w:pPr>
+        <w:spacing w:before="0" w:after="120"/>
+      </w:pPr>
+    </w:p>
+    <w:p>
+      <w:pPr>
+        <w:keepNext/>
+        <w:spacing w:before="360" w:after="120"/>
+      </w:pPr>
+      <w:r>
+        <w:rPr>
+          <w:rFonts w:ascii="Calibri" w:hAnsi="Calibri"/>
+          <w:b/>
+          <w:color w:val="1B559B"/>
+          <w:sz w:val="30"/>
+        </w:rPr>
+        <w:t>5. Speciale Restrictie: 'Alleen eigen registraties tonen'</w:t>
+      </w:r>
+    </w:p>
+    <w:p>
+      <w:pPr>
+        <w:spacing w:before="0" w:after="120" w:line="276" w:lineRule="auto"/>
+      </w:pPr>
+      <w:r>
+        <w:rPr>
+          <w:color w:val="1F2937"/>
+        </w:rPr>
+        <w:t>Sommige organisaties of gemeenten eisen dat vrijwilligers uitsluitend de bezoekersregistraties kunnen inzien en bewerken die door henzelf zijn aangemaakt. Het Digidokters-platform ondersteunt deze eis op groepsniveau:</w:t>
+      </w:r>
+    </w:p>
+    <w:p>
+      <w:pPr>
+        <w:pStyle w:val="ListBullet"/>
+        <w:spacing w:before="0" w:after="60" w:line="276" w:lineRule="auto"/>
+      </w:pPr>
+      <w:r>
+        <w:rPr>
+          <w:b/>
+          <w:color w:val="1F2937"/>
+        </w:rPr>
+        <w:t xml:space="preserve">• Automatische Query-filtering: </w:t>
+      </w:r>
+      <w:r>
+        <w:rPr>
+          <w:color w:val="1F2937"/>
+        </w:rPr>
+        <w:t>Wanneer de optie 'Alleen eigen registraties tonen' is aangevinkt voor een groep, ziet een lid van deze groep in de registratielijst uitsluitend de consultaties die aan zijn/haar Digidokter-profiel gekoppeld zijn.</w:t>
+      </w:r>
+    </w:p>
+    <w:p>
+      <w:pPr>
+        <w:pStyle w:val="ListBullet"/>
+        <w:spacing w:before="0" w:after="60" w:line="276" w:lineRule="auto"/>
+      </w:pPr>
+      <w:r>
+        <w:rPr>
+          <w:b/>
+          <w:color w:val="1F2937"/>
+        </w:rPr>
+        <w:t xml:space="preserve">• Verbergen van het Filter: </w:t>
+      </w:r>
+      <w:r>
+        <w:rPr>
+          <w:color w:val="1F2937"/>
+        </w:rPr>
+        <w:t>Het filterveld 'Digidokter' in de zoekbalk bovenaan de registratiepagina wordt automatisch verborgen voor deze gebruikers.</w:t>
+      </w:r>
+    </w:p>
+    <w:p>
+      <w:pPr>
+        <w:pStyle w:val="ListBullet"/>
+        <w:spacing w:before="0" w:after="60" w:line="276" w:lineRule="auto"/>
+      </w:pPr>
+      <w:r>
+        <w:rPr>
+          <w:b/>
+          <w:color w:val="1F2937"/>
+        </w:rPr>
+        <w:t xml:space="preserve">• Backend Manipulatiebeveiliging: </w:t>
+      </w:r>
+      <w:r>
+        <w:rPr>
+          <w:color w:val="1F2937"/>
+        </w:rPr>
+        <w:t>Zelfs als een gebruiker handmatig parameters toevoegt aan de URL (zoals ?digidokter=99), neutraliseert de backend controller deze parameter en forceert de filtering op de ingelogde gebruiker.</w:t>
+      </w:r>
+    </w:p>
+    <w:p>
+      <w:pPr>
+        <w:pStyle w:val="ListBullet"/>
+        <w:spacing w:before="0" w:after="60" w:line="276" w:lineRule="auto"/>
+      </w:pPr>
+      <w:r>
+        <w:rPr>
+          <w:b/>
+          <w:color w:val="1F2937"/>
+        </w:rPr>
+        <w:t xml:space="preserve">• Beheerdersoverzicht: </w:t>
+      </w:r>
+      <w:r>
+        <w:rPr>
+          <w:color w:val="1F2937"/>
+        </w:rPr>
+        <w:t>Beheerders en leden van groepen zonder deze restrictie behouden te allen tijde het complete overzicht en de volledige filtermogelijkheid.</w:t>
+      </w:r>
+    </w:p>
+    <w:p>
+      <w:pPr>
+        <w:keepNext/>
+        <w:spacing w:before="360" w:after="120"/>
+      </w:pPr>
+      <w:r>
+        <w:rPr>
+          <w:rFonts w:ascii="Calibri" w:hAnsi="Calibri"/>
+          <w:b/>
+          <w:color w:val="1B559B"/>
+          <w:sz w:val="30"/>
+        </w:rPr>
+        <w:t>6. Beheer via de Gebruikersinterface</w:t>
+      </w:r>
+    </w:p>
+    <w:p>
+      <w:pPr>
+        <w:keepNext/>
+        <w:spacing w:before="240" w:after="80"/>
+      </w:pPr>
+      <w:r>
+        <w:rPr>
+          <w:rFonts w:ascii="Calibri" w:hAnsi="Calibri"/>
+          <w:b/>
+          <w:color w:val="3B82F6"/>
+          <w:sz w:val="25"/>
+        </w:rPr>
+        <w:t>6.1 Pagina 'Groepen &amp; Permissies' (/beheer/groepen)</w:t>
+      </w:r>
+    </w:p>
+    <w:p>
+      <w:pPr>
+        <w:spacing w:before="0" w:after="120" w:line="276" w:lineRule="auto"/>
+      </w:pPr>
+      <w:r>
+        <w:rPr>
+          <w:color w:val="1F2937"/>
+        </w:rPr>
+        <w:t>Via het beheer-menu kunnen beheerders en platformbeheerders het groepenoverzicht openen. Hier vindt u:</w:t>
+      </w:r>
+    </w:p>
+    <w:p>
+      <w:pPr>
+        <w:pStyle w:val="ListBullet"/>
+        <w:spacing w:before="0" w:after="60" w:line="276" w:lineRule="auto"/>
+      </w:pPr>
+      <w:r>
+        <w:rPr>
+          <w:color w:val="1F2937"/>
+        </w:rPr>
+        <w:t>Overzicht van alle actieve groepen binnen de gemeente;</w:t>
+      </w:r>
+    </w:p>
+    <w:p>
+      <w:pPr>
+        <w:pStyle w:val="ListBullet"/>
+        <w:spacing w:before="0" w:after="60" w:line="276" w:lineRule="auto"/>
+      </w:pPr>
+      <w:r>
+        <w:rPr>
+          <w:color w:val="1F2937"/>
+        </w:rPr>
+        <w:t>Het aantal gekoppelde actieve leden per groep;</w:t>
+      </w:r>
+    </w:p>
+    <w:p>
+      <w:pPr>
+        <w:pStyle w:val="ListBullet"/>
+        <w:spacing w:before="0" w:after="60" w:line="276" w:lineRule="auto"/>
+      </w:pPr>
+      <w:r>
+        <w:rPr>
+          <w:color w:val="1F2937"/>
+        </w:rPr>
+        <w:t>Aanduiding van de privacy-restrictie ('Alleen eigen registraties');</w:t>
+      </w:r>
+    </w:p>
+    <w:p>
+      <w:pPr>
+        <w:pStyle w:val="ListBullet"/>
+        <w:spacing w:before="0" w:after="60" w:line="276" w:lineRule="auto"/>
+      </w:pPr>
+      <w:r>
+        <w:rPr>
+          <w:color w:val="1F2937"/>
+        </w:rPr>
+        <w:t>Knoppen voor het aanmaken van nieuwe groepen, wijzigen van permissiematrices en veilig verwijderen van maatwerkgroepen (standaardgroepen zijn beveiligd).</w:t>
+      </w:r>
+    </w:p>
+    <w:p>
+      <w:pPr>
+        <w:keepNext/>
+        <w:spacing w:before="240" w:after="80"/>
+      </w:pPr>
+      <w:r>
+        <w:rPr>
+          <w:rFonts w:ascii="Calibri" w:hAnsi="Calibri"/>
+          <w:b/>
+          <w:color w:val="3B82F6"/>
+          <w:sz w:val="25"/>
+        </w:rPr>
+        <w:t>6.2 Pagina 'Groep Aanmaken / Bewerken' (/beheer/groepen/nieuw &amp; /beheer/groepen/&lt;id&gt;/wijzig)</w:t>
+      </w:r>
+    </w:p>
+    <w:p>
+      <w:pPr>
+        <w:spacing w:before="0" w:after="120" w:line="276" w:lineRule="auto"/>
+      </w:pPr>
+      <w:r>
+        <w:rPr>
+          <w:color w:val="1F2937"/>
+        </w:rPr>
+        <w:t>In het groepenformulier stelt de beheerder de naam, beschrijving en privacy-restrictie in, gevolgd door een interactieve permissiematrix. Voor elke module kan via overzichtelijke radioknoppen gekozen worden tussen 'Geen toegang', 'Alleen lezen' en 'Lezen &amp; schrijven'.</w:t>
+      </w:r>
+    </w:p>
+    <w:p>
+      <w:pPr>
+        <w:keepNext/>
+        <w:spacing w:before="240" w:after="80"/>
+      </w:pPr>
+      <w:r>
+        <w:rPr>
+          <w:rFonts w:ascii="Calibri" w:hAnsi="Calibri"/>
+          <w:b/>
+          <w:color w:val="3B82F6"/>
+          <w:sz w:val="25"/>
+        </w:rPr>
+        <w:t>6.3 Pagina 'Gebruikersbeheer' (/beheer/gebruikers)</w:t>
+      </w:r>
+    </w:p>
+    <w:p>
+      <w:pPr>
+        <w:spacing w:before="0" w:after="120" w:line="276" w:lineRule="auto"/>
+      </w:pPr>
+      <w:r>
+        <w:rPr>
+          <w:color w:val="1F2937"/>
+        </w:rPr>
+        <w:t>In het gebruikersoverzicht zijn de volgende verbeteringen doorgevoerd:</w:t>
+      </w:r>
+    </w:p>
+    <w:p>
+      <w:pPr>
+        <w:pStyle w:val="ListBullet"/>
+        <w:spacing w:before="0" w:after="60" w:line="276" w:lineRule="auto"/>
+      </w:pPr>
+      <w:r>
+        <w:rPr>
+          <w:color w:val="1F2937"/>
+        </w:rPr>
+        <w:t>Groepenfilter: Een handige dropdown in de werkbalk waarmee direct gefilterd kan worden op leden van een specifieke groep, inclusief snelkoppeling om het filter te wissen;</w:t>
+      </w:r>
+    </w:p>
+    <w:p>
+      <w:pPr>
+        <w:pStyle w:val="ListBullet"/>
+        <w:spacing w:before="0" w:after="60" w:line="276" w:lineRule="auto"/>
+      </w:pPr>
+      <w:r>
+        <w:rPr>
+          <w:color w:val="1F2937"/>
+        </w:rPr>
+        <w:t>Groep(en)-kolom: Toont per medewerker alle toegekende groepen als duidelijke badges;</w:t>
+      </w:r>
+    </w:p>
+    <w:p>
+      <w:pPr>
+        <w:pStyle w:val="ListBullet"/>
+        <w:spacing w:before="0" w:after="60" w:line="276" w:lineRule="auto"/>
+      </w:pPr>
+      <w:r>
+        <w:rPr>
+          <w:color w:val="1F2937"/>
+        </w:rPr>
+        <w:t>Toewijzing in het gebruikersformulier: Beheerders kunnen bij het aanmaken of wijzigen van een account eenvoudig aanvinken tot welke groepen de gebruiker behoort.</w:t>
+      </w:r>
+    </w:p>
+    <w:p>
+      <w:pPr>
+        <w:keepNext/>
+        <w:spacing w:before="360" w:after="120"/>
+      </w:pPr>
+      <w:r>
+        <w:rPr>
+          <w:rFonts w:ascii="Calibri" w:hAnsi="Calibri"/>
+          <w:b/>
+          <w:color w:val="1B559B"/>
+          <w:sz w:val="30"/>
+        </w:rPr>
+        <w:t>7. Standaard Permissiematrix</w:t>
+      </w:r>
+    </w:p>
+    <w:p>
+      <w:pPr>
+        <w:spacing w:before="0" w:after="120" w:line="276" w:lineRule="auto"/>
+      </w:pPr>
+      <w:r>
+        <w:rPr>
+          <w:color w:val="1F2937"/>
+        </w:rPr>
+        <w:t>Onderstaande matrix toont het standaard permissieniveau per module voor de vier standaardgroepen:</w:t>
+      </w:r>
+    </w:p>
+    <w:tbl>
+      <w:tblPr>
+        <w:tblW w:type="auto" w:w="0"/>
+        <w:jc w:val="center"/>
+        <w:tblLook w:firstColumn="1" w:firstRow="1" w:lastColumn="0" w:lastRow="0" w:noHBand="0" w:noVBand="1" w:val="04A0"/>
+      </w:tblPr>
+      <w:tblGrid>
         <w:gridCol w:w="1872"/>
         <w:gridCol w:w="1872"/>
         <w:gridCol w:w="1872"/>
@@ -163,19 +985,22 @@
         <w:gridCol w:w="1872"/>
       </w:tblGrid>
       <w:tr>
+        <w:trPr>
+          <w:cantSplit/>
+          <w:tblHeader/>
+        </w:trPr>
         <w:tc>
           <w:tcPr>
-            <w:tcW w:type="dxa" w:w="4032"/>
-            <w:shd w:fill="1B365D"/>
+            <w:tcW w:type="dxa" w:w="3600"/>
+            <w:shd w:fill="1B559B"/>
           </w:tcPr>
           <w:p>
-            <w:r/>
+            <w:pPr>
+              <w:jc w:val="center"/>
+            </w:pPr>
             <w:r>
               <w:rPr>
-                <w:rFonts w:ascii="Arial" w:hAnsi="Arial"/>
                 <w:b/>
-                <w:color w:val="FFFFFF"/>
-                <w:sz w:val="19"/>
               </w:rPr>
               <w:t>Module / Functionaliteit</w:t>
             </w:r>
@@ -183,169 +1008,84 @@
         </w:tc>
         <w:tc>
           <w:tcPr>
-            <w:tcW w:type="dxa" w:w="1152"/>
-            <w:shd w:fill="1B365D"/>
+            <w:tcW w:type="dxa" w:w="1440"/>
+            <w:shd w:fill="1B559B"/>
           </w:tcPr>
           <w:p>
-            <w:r/>
+            <w:pPr>
+              <w:jc w:val="center"/>
+            </w:pPr>
             <w:r>
               <w:rPr>
-                <w:rFonts w:ascii="Arial" w:hAnsi="Arial"/>
                 <w:b/>
-                <w:color w:val="FFFFFF"/>
-                <w:sz w:val="19"/>
               </w:rPr>
-              <w:t>Lezer</w:t>
-            </w:r>
-          </w:p>
-        </w:tc>
-        <w:tc>
-          <w:tcPr>
-            <w:tcW w:type="dxa" w:w="1584"/>
-            <w:shd w:fill="1B365D"/>
-          </w:tcPr>
-          <w:p>
-            <w:r/>
-            <w:r>
-              <w:rPr>
-                <w:rFonts w:ascii="Arial" w:hAnsi="Arial"/>
-                <w:b/>
-                <w:color w:val="FFFFFF"/>
-                <w:sz w:val="19"/>
-              </w:rPr>
-              <w:t>Medewerker</w:t>
+              <w:t>Lezers</w:t>
             </w:r>
           </w:p>
         </w:tc>
         <w:tc>
           <w:tcPr>
             <w:tcW w:type="dxa" w:w="1440"/>
-            <w:shd w:fill="1B365D"/>
+            <w:shd w:fill="1B559B"/>
           </w:tcPr>
           <w:p>
-            <w:r/>
+            <w:pPr>
+              <w:jc w:val="center"/>
+            </w:pPr>
             <w:r>
               <w:rPr>
-                <w:rFonts w:ascii="Arial" w:hAnsi="Arial"/>
                 <w:b/>
-                <w:color w:val="FFFFFF"/>
-                <w:sz w:val="19"/>
               </w:rPr>
-              <w:t>Beheerder</w:t>
+              <w:t>Medewerkers</w:t>
             </w:r>
           </w:p>
         </w:tc>
         <w:tc>
           <w:tcPr>
-            <w:tcW w:type="dxa" w:w="1872"/>
-            <w:shd w:fill="1B365D"/>
+            <w:tcW w:type="dxa" w:w="1440"/>
+            <w:shd w:fill="1B559B"/>
           </w:tcPr>
           <w:p>
-            <w:r/>
+            <w:pPr>
+              <w:jc w:val="center"/>
+            </w:pPr>
             <w:r>
               <w:rPr>
-                <w:rFonts w:ascii="Arial" w:hAnsi="Arial"/>
                 <w:b/>
-                <w:color w:val="FFFFFF"/>
-                <w:sz w:val="19"/>
               </w:rPr>
-              <w:t>Platformbeheerder</w:t>
+              <w:t>Beheerders</w:t>
+            </w:r>
+          </w:p>
+        </w:tc>
+        <w:tc>
+          <w:tcPr>
+            <w:tcW w:type="dxa" w:w="2160"/>
+            <w:shd w:fill="1B559B"/>
+          </w:tcPr>
+          <w:p>
+            <w:pPr>
+              <w:jc w:val="center"/>
+            </w:pPr>
+            <w:r>
+              <w:rPr>
+                <w:b/>
+              </w:rPr>
+              <w:t>Platformbeheerders</w:t>
             </w:r>
           </w:p>
         </w:tc>
       </w:tr>
       <w:tr>
+        <w:trPr>
+          <w:cantSplit/>
+        </w:trPr>
         <w:tc>
           <w:tcPr>
-            <w:tcW w:type="dxa" w:w="4032"/>
-            <w:shd w:fill="E9ECEF"/>
+            <w:tcW w:type="dxa" w:w="3600"/>
           </w:tcPr>
           <w:p>
             <w:r>
-              <w:t>Bezoekersregistraties (Consultaties)</w:t>
-            </w:r>
-          </w:p>
-        </w:tc>
-        <w:tc>
-          <w:tcPr>
-            <w:tcW w:type="dxa" w:w="1152"/>
-            <w:shd w:fill="E9ECEF"/>
-          </w:tcPr>
-          <w:p/>
-        </w:tc>
-        <w:tc>
-          <w:tcPr>
-            <w:tcW w:type="dxa" w:w="1584"/>
-            <w:shd w:fill="E9ECEF"/>
-          </w:tcPr>
-          <w:p/>
-        </w:tc>
-        <w:tc>
-          <w:tcPr>
-            <w:tcW w:type="dxa" w:w="1440"/>
-            <w:shd w:fill="E9ECEF"/>
-          </w:tcPr>
-          <w:p/>
-        </w:tc>
-        <w:tc>
-          <w:tcPr>
-            <w:tcW w:type="dxa" w:w="1872"/>
-            <w:shd w:fill="E9ECEF"/>
-          </w:tcPr>
-          <w:p/>
-        </w:tc>
-      </w:tr>
-      <w:tr>
-        <w:tc>
-          <w:tcPr>
-            <w:tcW w:type="dxa" w:w="4032"/>
-          </w:tcPr>
-          <w:p>
-            <w:r>
-              <w:rPr>
-                <w:rFonts w:ascii="Arial" w:hAnsi="Arial"/>
-                <w:sz w:val="18"/>
-              </w:rPr>
-              <w:t>Registraties bekijken, filteren en sorteren</w:t>
-            </w:r>
-          </w:p>
-        </w:tc>
-        <w:tc>
-          <w:tcPr>
-            <w:tcW w:type="dxa" w:w="1152"/>
-          </w:tcPr>
-          <w:p>
-            <w:pPr>
-              <w:jc w:val="center"/>
-            </w:pPr>
-            <w:r/>
-            <w:r>
-              <w:rPr>
-                <w:rFonts w:ascii="Arial" w:hAnsi="Arial"/>
-                <w:color w:val="1B365D"/>
-                <w:sz w:val="18"/>
-              </w:rPr>
-              <w:t>Alleen-lezen</w:t>
-            </w:r>
-          </w:p>
-        </w:tc>
-        <w:tc>
-          <w:tcPr>
-            <w:tcW w:type="dxa" w:w="1584"/>
-          </w:tcPr>
-          <w:p>
-            <w:pPr>
-              <w:jc w:val="center"/>
-            </w:pPr>
-            <w:r/>
-            <w:r>
-              <w:rPr>
-                <w:rFonts w:ascii="Arial" w:hAnsi="Arial"/>
-                <w:b/>
-                <w:color w:val="2E6F40"/>
-                <w:sz w:val="18"/>
-              </w:rPr>
-              <w:t>✓</w:t>
+              <w:t>Bezoekersregistraties (registraties)</w:t>
             </w:r>
           </w:p>
         </w:tc>
@@ -357,86 +1097,11 @@
             <w:pPr>
               <w:jc w:val="center"/>
             </w:pPr>
-            <w:r/>
             <w:r>
               <w:rPr>
-                <w:rFonts w:ascii="Arial" w:hAnsi="Arial"/>
-                <w:b/>
-                <w:color w:val="2E6F40"/>
-                <w:sz w:val="18"/>
+                <w:color w:val="3B82F6"/>
               </w:rPr>
-              <w:t>✓</w:t>
-            </w:r>
-          </w:p>
-        </w:tc>
-        <w:tc>
-          <w:tcPr>
-            <w:tcW w:type="dxa" w:w="1872"/>
-          </w:tcPr>
-          <w:p>
-            <w:pPr>
-              <w:jc w:val="center"/>
-            </w:pPr>
-            <w:r/>
-            <w:r>
-              <w:rPr>
-                <w:rFonts w:ascii="Arial" w:hAnsi="Arial"/>
-                <w:b/>
-                <w:color w:val="2E6F40"/>
-                <w:sz w:val="18"/>
-              </w:rPr>
-              <w:t>✓ (alle gemeenten)</w:t>
-            </w:r>
-          </w:p>
-        </w:tc>
-      </w:tr>
-      <w:tr>
-        <w:tc>
-          <w:tcPr>
-            <w:tcW w:type="dxa" w:w="4032"/>
-          </w:tcPr>
-          <w:p>
-            <w:r>
-              <w:t>Nieuw bezoek registreren (incl. automatische digidokter-voorselectie)</w:t>
-            </w:r>
-          </w:p>
-        </w:tc>
-        <w:tc>
-          <w:tcPr>
-            <w:tcW w:type="dxa" w:w="1152"/>
-          </w:tcPr>
-          <w:p>
-            <w:pPr>
-              <w:jc w:val="center"/>
-            </w:pPr>
-            <w:r/>
-            <w:r>
-              <w:rPr>
-                <w:rFonts w:ascii="Arial" w:hAnsi="Arial"/>
-                <w:color w:val="708090"/>
-                <w:sz w:val="18"/>
-              </w:rPr>
-              <w:t>—</w:t>
-            </w:r>
-          </w:p>
-        </w:tc>
-        <w:tc>
-          <w:tcPr>
-            <w:tcW w:type="dxa" w:w="1584"/>
-          </w:tcPr>
-          <w:p>
-            <w:pPr>
-              <w:jc w:val="center"/>
-            </w:pPr>
-            <w:r/>
-            <w:r>
-              <w:rPr>
-                <w:rFonts w:ascii="Arial" w:hAnsi="Arial"/>
-                <w:b/>
-                <w:color w:val="2E6F40"/>
-                <w:sz w:val="18"/>
-              </w:rPr>
-              <w:t>✓</w:t>
+              <w:t>Alleen lezen</w:t>
             </w:r>
           </w:p>
         </w:tc>
@@ -448,90 +1113,12 @@
             <w:pPr>
               <w:jc w:val="center"/>
             </w:pPr>
-            <w:r/>
             <w:r>
               <w:rPr>
-                <w:rFonts w:ascii="Arial" w:hAnsi="Arial"/>
                 <w:b/>
-                <w:color w:val="2E6F40"/>
-                <w:sz w:val="18"/>
+                <w:color w:val="10B981"/>
               </w:rPr>
-              <w:t>✓</w:t>
-            </w:r>
-          </w:p>
-        </w:tc>
-        <w:tc>
-          <w:tcPr>
-            <w:tcW w:type="dxa" w:w="1872"/>
-          </w:tcPr>
-          <w:p>
-            <w:pPr>
-              <w:jc w:val="center"/>
-            </w:pPr>
-            <w:r/>
-            <w:r>
-              <w:rPr>
-                <w:rFonts w:ascii="Arial" w:hAnsi="Arial"/>
-                <w:b/>
-                <w:color w:val="2E6F40"/>
-                <w:sz w:val="18"/>
-              </w:rPr>
-              <w:t>✓</w:t>
-            </w:r>
-          </w:p>
-        </w:tc>
-      </w:tr>
-      <w:tr>
-        <w:tc>
-          <w:tcPr>
-            <w:tcW w:type="dxa" w:w="4032"/>
-          </w:tcPr>
-          <w:p>
-            <w:r>
-              <w:rPr>
-                <w:rFonts w:ascii="Arial" w:hAnsi="Arial"/>
-                <w:sz w:val="18"/>
-              </w:rPr>
-              <w:t>Bestaande registraties bewerken of wissen</w:t>
-            </w:r>
-          </w:p>
-        </w:tc>
-        <w:tc>
-          <w:tcPr>
-            <w:tcW w:type="dxa" w:w="1152"/>
-          </w:tcPr>
-          <w:p>
-            <w:pPr>
-              <w:jc w:val="center"/>
-            </w:pPr>
-            <w:r/>
-            <w:r>
-              <w:rPr>
-                <w:rFonts w:ascii="Arial" w:hAnsi="Arial"/>
-                <w:color w:val="708090"/>
-                <w:sz w:val="18"/>
-              </w:rPr>
-              <w:t>—</w:t>
-            </w:r>
-          </w:p>
-        </w:tc>
-        <w:tc>
-          <w:tcPr>
-            <w:tcW w:type="dxa" w:w="1584"/>
-          </w:tcPr>
-          <w:p>
-            <w:pPr>
-              <w:jc w:val="center"/>
-            </w:pPr>
-            <w:r/>
-            <w:r>
-              <w:rPr>
-                <w:rFonts w:ascii="Arial" w:hAnsi="Arial"/>
-                <w:b/>
-                <w:color w:val="2E6F40"/>
-                <w:sz w:val="18"/>
-              </w:rPr>
-              <w:t>✓</w:t>
+              <w:t>Lezen &amp; schrijven</w:t>
             </w:r>
           </w:p>
         </w:tc>
@@ -543,138 +1130,131 @@
             <w:pPr>
               <w:jc w:val="center"/>
             </w:pPr>
-            <w:r/>
             <w:r>
               <w:rPr>
-                <w:rFonts w:ascii="Arial" w:hAnsi="Arial"/>
                 <w:b/>
-                <w:color w:val="2E6F40"/>
-                <w:sz w:val="18"/>
+                <w:color w:val="10B981"/>
               </w:rPr>
-              <w:t>✓</w:t>
+              <w:t>Lezen &amp; schrijven</w:t>
             </w:r>
           </w:p>
         </w:tc>
         <w:tc>
           <w:tcPr>
-            <w:tcW w:type="dxa" w:w="1872"/>
+            <w:tcW w:type="dxa" w:w="2160"/>
           </w:tcPr>
           <w:p>
             <w:pPr>
               <w:jc w:val="center"/>
             </w:pPr>
-            <w:r/>
             <w:r>
               <w:rPr>
-                <w:rFonts w:ascii="Arial" w:hAnsi="Arial"/>
                 <w:b/>
-                <w:color w:val="2E6F40"/>
-                <w:sz w:val="18"/>
+                <w:color w:val="10B981"/>
               </w:rPr>
-              <w:t>✓</w:t>
+              <w:t>Lezen &amp; schrijven (alle orgs)</w:t>
             </w:r>
           </w:p>
         </w:tc>
       </w:tr>
       <w:tr>
+        <w:trPr>
+          <w:cantSplit/>
+        </w:trPr>
         <w:tc>
           <w:tcPr>
-            <w:tcW w:type="dxa" w:w="4032"/>
-            <w:shd w:fill="E9ECEF"/>
+            <w:tcW w:type="dxa" w:w="3600"/>
+            <w:shd w:fill="F8FAFC"/>
           </w:tcPr>
           <w:p>
-            <w:r/>
             <w:r>
-              <w:rPr>
-                <w:rFonts w:ascii="Arial" w:hAnsi="Arial"/>
-                <w:b/>
-                <w:color w:val="1B365D"/>
-                <w:sz w:val="19"/>
-              </w:rPr>
-              <w:t>Agenda &amp; Planning</w:t>
+              <w:t>Agenda &amp; Planning (agenda)</w:t>
             </w:r>
           </w:p>
         </w:tc>
         <w:tc>
           <w:tcPr>
-            <w:tcW w:type="dxa" w:w="1152"/>
-            <w:shd w:fill="E9ECEF"/>
-          </w:tcPr>
-          <w:p/>
-        </w:tc>
-        <w:tc>
-          <w:tcPr>
-            <w:tcW w:type="dxa" w:w="1584"/>
-            <w:shd w:fill="E9ECEF"/>
-          </w:tcPr>
-          <w:p/>
-        </w:tc>
-        <w:tc>
-          <w:tcPr>
             <w:tcW w:type="dxa" w:w="1440"/>
-            <w:shd w:fill="E9ECEF"/>
-          </w:tcPr>
-          <w:p/>
-        </w:tc>
-        <w:tc>
-          <w:tcPr>
-            <w:tcW w:type="dxa" w:w="1872"/>
-            <w:shd w:fill="E9ECEF"/>
-          </w:tcPr>
-          <w:p/>
-        </w:tc>
-      </w:tr>
-      <w:tr>
-        <w:tc>
-          <w:tcPr>
-            <w:tcW w:type="dxa" w:w="4032"/>
+            <w:shd w:fill="F8FAFC"/>
           </w:tcPr>
           <w:p>
+            <w:pPr>
+              <w:jc w:val="center"/>
+            </w:pPr>
             <w:r>
               <w:rPr>
-                <w:rFonts w:ascii="Arial" w:hAnsi="Arial"/>
-                <w:sz w:val="18"/>
+                <w:color w:val="3B82F6"/>
               </w:rPr>
-              <w:t>Agenda raadplegen</w:t>
+              <w:t>Alleen lezen</w:t>
             </w:r>
           </w:p>
         </w:tc>
         <w:tc>
           <w:tcPr>
-            <w:tcW w:type="dxa" w:w="1152"/>
+            <w:tcW w:type="dxa" w:w="1440"/>
+            <w:shd w:fill="F8FAFC"/>
           </w:tcPr>
           <w:p>
             <w:pPr>
               <w:jc w:val="center"/>
             </w:pPr>
-            <w:r/>
             <w:r>
               <w:rPr>
-                <w:rFonts w:ascii="Arial" w:hAnsi="Arial"/>
-                <w:color w:val="1B365D"/>
-                <w:sz w:val="18"/>
+                <w:b/>
+                <w:color w:val="10B981"/>
               </w:rPr>
-              <w:t>Alleen-lezen</w:t>
+              <w:t>Lezen &amp; schrijven</w:t>
             </w:r>
           </w:p>
         </w:tc>
         <w:tc>
           <w:tcPr>
-            <w:tcW w:type="dxa" w:w="1584"/>
+            <w:tcW w:type="dxa" w:w="1440"/>
+            <w:shd w:fill="F8FAFC"/>
           </w:tcPr>
           <w:p>
             <w:pPr>
               <w:jc w:val="center"/>
             </w:pPr>
-            <w:r/>
             <w:r>
               <w:rPr>
-                <w:rFonts w:ascii="Arial" w:hAnsi="Arial"/>
                 <w:b/>
-                <w:color w:val="2E6F40"/>
-                <w:sz w:val="18"/>
+                <w:color w:val="10B981"/>
               </w:rPr>
-              <w:t>✓</w:t>
+              <w:t>Lezen &amp; schrijven</w:t>
+            </w:r>
+          </w:p>
+        </w:tc>
+        <w:tc>
+          <w:tcPr>
+            <w:tcW w:type="dxa" w:w="2160"/>
+            <w:shd w:fill="F8FAFC"/>
+          </w:tcPr>
+          <w:p>
+            <w:pPr>
+              <w:jc w:val="center"/>
+            </w:pPr>
+            <w:r>
+              <w:rPr>
+                <w:b/>
+                <w:color w:val="10B981"/>
+              </w:rPr>
+              <w:t>Lezen &amp; schrijven</w:t>
+            </w:r>
+          </w:p>
+        </w:tc>
+      </w:tr>
+      <w:tr>
+        <w:trPr>
+          <w:cantSplit/>
+        </w:trPr>
+        <w:tc>
+          <w:tcPr>
+            <w:tcW w:type="dxa" w:w="3600"/>
+          </w:tcPr>
+          <w:p>
+            <w:r>
+              <w:t>Statistieken &amp; Rapporten (statistieken)</w:t>
             </w:r>
           </w:p>
         </w:tc>
@@ -686,90 +1266,11 @@
             <w:pPr>
               <w:jc w:val="center"/>
             </w:pPr>
-            <w:r/>
             <w:r>
               <w:rPr>
-                <w:rFonts w:ascii="Arial" w:hAnsi="Arial"/>
-                <w:b/>
-                <w:color w:val="2E6F40"/>
-                <w:sz w:val="18"/>
+                <w:color w:val="3B82F6"/>
               </w:rPr>
-              <w:t>✓</w:t>
-            </w:r>
-          </w:p>
-        </w:tc>
-        <w:tc>
-          <w:tcPr>
-            <w:tcW w:type="dxa" w:w="1872"/>
-          </w:tcPr>
-          <w:p>
-            <w:pPr>
-              <w:jc w:val="center"/>
-            </w:pPr>
-            <w:r/>
-            <w:r>
-              <w:rPr>
-                <w:rFonts w:ascii="Arial" w:hAnsi="Arial"/>
-                <w:b/>
-                <w:color w:val="2E6F40"/>
-                <w:sz w:val="18"/>
-              </w:rPr>
-              <w:t>✓</w:t>
-            </w:r>
-          </w:p>
-        </w:tc>
-      </w:tr>
-      <w:tr>
-        <w:tc>
-          <w:tcPr>
-            <w:tcW w:type="dxa" w:w="4032"/>
-          </w:tcPr>
-          <w:p>
-            <w:r>
-              <w:rPr>
-                <w:rFonts w:ascii="Arial" w:hAnsi="Arial"/>
-                <w:sz w:val="18"/>
-              </w:rPr>
-              <w:t>Sessies inplannen, wijzigen of annuleren</w:t>
-            </w:r>
-          </w:p>
-        </w:tc>
-        <w:tc>
-          <w:tcPr>
-            <w:tcW w:type="dxa" w:w="1152"/>
-          </w:tcPr>
-          <w:p>
-            <w:pPr>
-              <w:jc w:val="center"/>
-            </w:pPr>
-            <w:r/>
-            <w:r>
-              <w:rPr>
-                <w:rFonts w:ascii="Arial" w:hAnsi="Arial"/>
-                <w:color w:val="708090"/>
-                <w:sz w:val="18"/>
-              </w:rPr>
-              <w:t>—</w:t>
-            </w:r>
-          </w:p>
-        </w:tc>
-        <w:tc>
-          <w:tcPr>
-            <w:tcW w:type="dxa" w:w="1584"/>
-          </w:tcPr>
-          <w:p>
-            <w:pPr>
-              <w:jc w:val="center"/>
-            </w:pPr>
-            <w:r/>
-            <w:r>
-              <w:rPr>
-                <w:rFonts w:ascii="Arial" w:hAnsi="Arial"/>
-                <w:b/>
-                <w:color w:val="2E6F40"/>
-                <w:sz w:val="18"/>
-              </w:rPr>
-              <w:t>✓</w:t>
+              <w:t>Alleen lezen</w:t>
             </w:r>
           </w:p>
         </w:tc>
@@ -781,90 +1282,11 @@
             <w:pPr>
               <w:jc w:val="center"/>
             </w:pPr>
-            <w:r/>
             <w:r>
               <w:rPr>
-                <w:rFonts w:ascii="Arial" w:hAnsi="Arial"/>
-                <w:b/>
-                <w:color w:val="2E6F40"/>
-                <w:sz w:val="18"/>
+                <w:color w:val="3B82F6"/>
               </w:rPr>
-              <w:t>✓</w:t>
-            </w:r>
-          </w:p>
-        </w:tc>
-        <w:tc>
-          <w:tcPr>
-            <w:tcW w:type="dxa" w:w="1872"/>
-          </w:tcPr>
-          <w:p>
-            <w:pPr>
-              <w:jc w:val="center"/>
-            </w:pPr>
-            <w:r/>
-            <w:r>
-              <w:rPr>
-                <w:rFonts w:ascii="Arial" w:hAnsi="Arial"/>
-                <w:b/>
-                <w:color w:val="2E6F40"/>
-                <w:sz w:val="18"/>
-              </w:rPr>
-              <w:t>✓</w:t>
-            </w:r>
-          </w:p>
-        </w:tc>
-      </w:tr>
-      <w:tr>
-        <w:tc>
-          <w:tcPr>
-            <w:tcW w:type="dxa" w:w="4032"/>
-          </w:tcPr>
-          <w:p>
-            <w:r>
-              <w:rPr>
-                <w:rFonts w:ascii="Arial" w:hAnsi="Arial"/>
-                <w:sz w:val="18"/>
-              </w:rPr>
-              <w:t>Digidokters toewijzen aan sessies</w:t>
-            </w:r>
-          </w:p>
-        </w:tc>
-        <w:tc>
-          <w:tcPr>
-            <w:tcW w:type="dxa" w:w="1152"/>
-          </w:tcPr>
-          <w:p>
-            <w:pPr>
-              <w:jc w:val="center"/>
-            </w:pPr>
-            <w:r/>
-            <w:r>
-              <w:rPr>
-                <w:rFonts w:ascii="Arial" w:hAnsi="Arial"/>
-                <w:color w:val="708090"/>
-                <w:sz w:val="18"/>
-              </w:rPr>
-              <w:t>—</w:t>
-            </w:r>
-          </w:p>
-        </w:tc>
-        <w:tc>
-          <w:tcPr>
-            <w:tcW w:type="dxa" w:w="1584"/>
-          </w:tcPr>
-          <w:p>
-            <w:pPr>
-              <w:jc w:val="center"/>
-            </w:pPr>
-            <w:r/>
-            <w:r>
-              <w:rPr>
-                <w:rFonts w:ascii="Arial" w:hAnsi="Arial"/>
-                <w:b/>
-                <w:color w:val="2E6F40"/>
-                <w:sz w:val="18"/>
-              </w:rPr>
-              <w:t>✓</w:t>
+              <w:t>Alleen lezen</w:t>
             </w:r>
           </w:p>
         </w:tc>
@@ -876,89 +1298,131 @@
             <w:pPr>
               <w:jc w:val="center"/>
             </w:pPr>
-            <w:r/>
             <w:r>
               <w:rPr>
-                <w:rFonts w:ascii="Arial" w:hAnsi="Arial"/>
                 <w:b/>
-                <w:color w:val="2E6F40"/>
-                <w:sz w:val="18"/>
+                <w:color w:val="10B981"/>
               </w:rPr>
-              <w:t>✓</w:t>
+              <w:t>Lezen &amp; schrijven</w:t>
             </w:r>
           </w:p>
         </w:tc>
         <w:tc>
           <w:tcPr>
-            <w:tcW w:type="dxa" w:w="1872"/>
+            <w:tcW w:type="dxa" w:w="2160"/>
           </w:tcPr>
           <w:p>
             <w:pPr>
               <w:jc w:val="center"/>
             </w:pPr>
-            <w:r/>
             <w:r>
               <w:rPr>
-                <w:rFonts w:ascii="Arial" w:hAnsi="Arial"/>
                 <w:b/>
-                <w:color w:val="2E6F40"/>
-                <w:sz w:val="18"/>
+                <w:color w:val="10B981"/>
               </w:rPr>
-              <w:t>✓</w:t>
+              <w:t>Lezen &amp; schrijven</w:t>
             </w:r>
           </w:p>
         </w:tc>
       </w:tr>
       <w:tr>
+        <w:trPr>
+          <w:cantSplit/>
+        </w:trPr>
         <w:tc>
           <w:tcPr>
-            <w:tcW w:type="dxa" w:w="4032"/>
+            <w:tcW w:type="dxa" w:w="3600"/>
+            <w:shd w:fill="F8FAFC"/>
           </w:tcPr>
           <w:p>
             <w:r>
-              <w:rPr>
-                <w:rFonts w:ascii="Arial" w:hAnsi="Arial"/>
-                <w:sz w:val="18"/>
-              </w:rPr>
-              <w:t>Evaluatie-uitnodigingen &amp; herinneringen mailen</w:t>
+              <w:t>Kennisbank Documenten (documenten)</w:t>
             </w:r>
           </w:p>
         </w:tc>
         <w:tc>
           <w:tcPr>
-            <w:tcW w:type="dxa" w:w="1152"/>
+            <w:tcW w:type="dxa" w:w="1440"/>
+            <w:shd w:fill="F8FAFC"/>
           </w:tcPr>
           <w:p>
             <w:pPr>
               <w:jc w:val="center"/>
             </w:pPr>
-            <w:r/>
             <w:r>
               <w:rPr>
-                <w:rFonts w:ascii="Arial" w:hAnsi="Arial"/>
-                <w:color w:val="708090"/>
-                <w:sz w:val="18"/>
+                <w:color w:val="3B82F6"/>
               </w:rPr>
-              <w:t>—</w:t>
+              <w:t>Alleen lezen</w:t>
             </w:r>
           </w:p>
         </w:tc>
         <w:tc>
           <w:tcPr>
-            <w:tcW w:type="dxa" w:w="1584"/>
+            <w:tcW w:type="dxa" w:w="1440"/>
+            <w:shd w:fill="F8FAFC"/>
           </w:tcPr>
           <w:p>
             <w:pPr>
               <w:jc w:val="center"/>
             </w:pPr>
-            <w:r/>
             <w:r>
               <w:rPr>
-                <w:rFonts w:ascii="Arial" w:hAnsi="Arial"/>
-                <w:color w:val="708090"/>
-                <w:sz w:val="18"/>
+                <w:b/>
+                <w:color w:val="10B981"/>
               </w:rPr>
-              <w:t>—</w:t>
+              <w:t>Lezen &amp; schrijven</w:t>
+            </w:r>
+          </w:p>
+        </w:tc>
+        <w:tc>
+          <w:tcPr>
+            <w:tcW w:type="dxa" w:w="1440"/>
+            <w:shd w:fill="F8FAFC"/>
+          </w:tcPr>
+          <w:p>
+            <w:pPr>
+              <w:jc w:val="center"/>
+            </w:pPr>
+            <w:r>
+              <w:rPr>
+                <w:b/>
+                <w:color w:val="10B981"/>
+              </w:rPr>
+              <w:t>Lezen &amp; schrijven</w:t>
+            </w:r>
+          </w:p>
+        </w:tc>
+        <w:tc>
+          <w:tcPr>
+            <w:tcW w:type="dxa" w:w="2160"/>
+            <w:shd w:fill="F8FAFC"/>
+          </w:tcPr>
+          <w:p>
+            <w:pPr>
+              <w:jc w:val="center"/>
+            </w:pPr>
+            <w:r>
+              <w:rPr>
+                <w:b/>
+                <w:color w:val="10B981"/>
+              </w:rPr>
+              <w:t>Lezen &amp; schrijven</w:t>
+            </w:r>
+          </w:p>
+        </w:tc>
+      </w:tr>
+      <w:tr>
+        <w:trPr>
+          <w:cantSplit/>
+        </w:trPr>
+        <w:tc>
+          <w:tcPr>
+            <w:tcW w:type="dxa" w:w="3600"/>
+          </w:tcPr>
+          <w:p>
+            <w:r>
+              <w:t>Evaluaties (evaluaties)</w:t>
             </w:r>
           </w:p>
         </w:tc>
@@ -970,138 +1434,11 @@
             <w:pPr>
               <w:jc w:val="center"/>
             </w:pPr>
-            <w:r/>
             <w:r>
               <w:rPr>
-                <w:rFonts w:ascii="Arial" w:hAnsi="Arial"/>
-                <w:b/>
-                <w:color w:val="2E6F40"/>
-                <w:sz w:val="18"/>
+                <w:color w:val="6B7280"/>
               </w:rPr>
-              <w:t>✓</w:t>
-            </w:r>
-          </w:p>
-        </w:tc>
-        <w:tc>
-          <w:tcPr>
-            <w:tcW w:type="dxa" w:w="1872"/>
-          </w:tcPr>
-          <w:p>
-            <w:pPr>
-              <w:jc w:val="center"/>
-            </w:pPr>
-            <w:r/>
-            <w:r>
-              <w:rPr>
-                <w:rFonts w:ascii="Arial" w:hAnsi="Arial"/>
-                <w:b/>
-                <w:color w:val="2E6F40"/>
-                <w:sz w:val="18"/>
-              </w:rPr>
-              <w:t>✓</w:t>
-            </w:r>
-          </w:p>
-        </w:tc>
-      </w:tr>
-      <w:tr>
-        <w:tc>
-          <w:tcPr>
-            <w:tcW w:type="dxa" w:w="4032"/>
-            <w:shd w:fill="E9ECEF"/>
-          </w:tcPr>
-          <w:p>
-            <w:r/>
-            <w:r>
-              <w:rPr>
-                <w:rFonts w:ascii="Arial" w:hAnsi="Arial"/>
-                <w:b/>
-                <w:color w:val="1B365D"/>
-                <w:sz w:val="19"/>
-              </w:rPr>
-              <w:t>Documentbeheer (Kennisbank)</w:t>
-            </w:r>
-          </w:p>
-        </w:tc>
-        <w:tc>
-          <w:tcPr>
-            <w:tcW w:type="dxa" w:w="1152"/>
-            <w:shd w:fill="E9ECEF"/>
-          </w:tcPr>
-          <w:p/>
-        </w:tc>
-        <w:tc>
-          <w:tcPr>
-            <w:tcW w:type="dxa" w:w="1584"/>
-            <w:shd w:fill="E9ECEF"/>
-          </w:tcPr>
-          <w:p/>
-        </w:tc>
-        <w:tc>
-          <w:tcPr>
-            <w:tcW w:type="dxa" w:w="1440"/>
-            <w:shd w:fill="E9ECEF"/>
-          </w:tcPr>
-          <w:p/>
-        </w:tc>
-        <w:tc>
-          <w:tcPr>
-            <w:tcW w:type="dxa" w:w="1872"/>
-            <w:shd w:fill="E9ECEF"/>
-          </w:tcPr>
-          <w:p/>
-        </w:tc>
-      </w:tr>
-      <w:tr>
-        <w:tc>
-          <w:tcPr>
-            <w:tcW w:type="dxa" w:w="4032"/>
-          </w:tcPr>
-          <w:p>
-            <w:r>
-              <w:rPr>
-                <w:rFonts w:ascii="Arial" w:hAnsi="Arial"/>
-                <w:sz w:val="18"/>
-              </w:rPr>
-              <w:t>Mappen en documenten inzien &amp; downloaden</w:t>
-            </w:r>
-          </w:p>
-        </w:tc>
-        <w:tc>
-          <w:tcPr>
-            <w:tcW w:type="dxa" w:w="1152"/>
-          </w:tcPr>
-          <w:p>
-            <w:pPr>
-              <w:jc w:val="center"/>
-            </w:pPr>
-            <w:r/>
-            <w:r>
-              <w:rPr>
-                <w:rFonts w:ascii="Arial" w:hAnsi="Arial"/>
-                <w:color w:val="708090"/>
-                <w:sz w:val="18"/>
-              </w:rPr>
-              <w:t>—</w:t>
-            </w:r>
-          </w:p>
-        </w:tc>
-        <w:tc>
-          <w:tcPr>
-            <w:tcW w:type="dxa" w:w="1584"/>
-          </w:tcPr>
-          <w:p>
-            <w:pPr>
-              <w:jc w:val="center"/>
-            </w:pPr>
-            <w:r/>
-            <w:r>
-              <w:rPr>
-                <w:rFonts w:ascii="Arial" w:hAnsi="Arial"/>
-                <w:b/>
-                <w:color w:val="2E6F40"/>
-                <w:sz w:val="18"/>
-              </w:rPr>
-              <w:t>✓</w:t>
+              <w:t>Geen toegang</w:t>
             </w:r>
           </w:p>
         </w:tc>
@@ -1113,90 +1450,12 @@
             <w:pPr>
               <w:jc w:val="center"/>
             </w:pPr>
-            <w:r/>
             <w:r>
               <w:rPr>
-                <w:rFonts w:ascii="Arial" w:hAnsi="Arial"/>
                 <w:b/>
-                <w:color w:val="2E6F40"/>
-                <w:sz w:val="18"/>
+                <w:color w:val="10B981"/>
               </w:rPr>
-              <w:t>✓</w:t>
-            </w:r>
-          </w:p>
-        </w:tc>
-        <w:tc>
-          <w:tcPr>
-            <w:tcW w:type="dxa" w:w="1872"/>
-          </w:tcPr>
-          <w:p>
-            <w:pPr>
-              <w:jc w:val="center"/>
-            </w:pPr>
-            <w:r/>
-            <w:r>
-              <w:rPr>
-                <w:rFonts w:ascii="Arial" w:hAnsi="Arial"/>
-                <w:b/>
-                <w:color w:val="2E6F40"/>
-                <w:sz w:val="18"/>
-              </w:rPr>
-              <w:t>✓</w:t>
-            </w:r>
-          </w:p>
-        </w:tc>
-      </w:tr>
-      <w:tr>
-        <w:tc>
-          <w:tcPr>
-            <w:tcW w:type="dxa" w:w="4032"/>
-          </w:tcPr>
-          <w:p>
-            <w:r>
-              <w:rPr>
-                <w:rFonts w:ascii="Arial" w:hAnsi="Arial"/>
-                <w:sz w:val="18"/>
-              </w:rPr>
-              <w:t>Mappen aanmaken, documenten uploaden &amp; zoeken</w:t>
-            </w:r>
-          </w:p>
-        </w:tc>
-        <w:tc>
-          <w:tcPr>
-            <w:tcW w:type="dxa" w:w="1152"/>
-          </w:tcPr>
-          <w:p>
-            <w:pPr>
-              <w:jc w:val="center"/>
-            </w:pPr>
-            <w:r/>
-            <w:r>
-              <w:rPr>
-                <w:rFonts w:ascii="Arial" w:hAnsi="Arial"/>
-                <w:color w:val="708090"/>
-                <w:sz w:val="18"/>
-              </w:rPr>
-              <w:t>—</w:t>
-            </w:r>
-          </w:p>
-        </w:tc>
-        <w:tc>
-          <w:tcPr>
-            <w:tcW w:type="dxa" w:w="1584"/>
-          </w:tcPr>
-          <w:p>
-            <w:pPr>
-              <w:jc w:val="center"/>
-            </w:pPr>
-            <w:r/>
-            <w:r>
-              <w:rPr>
-                <w:rFonts w:ascii="Arial" w:hAnsi="Arial"/>
-                <w:b/>
-                <w:color w:val="2E6F40"/>
-                <w:sz w:val="18"/>
-              </w:rPr>
-              <w:t>✓</w:t>
+              <w:t>Lezen &amp; schrijven</w:t>
             </w:r>
           </w:p>
         </w:tc>
@@ -1208,90 +1467,131 @@
             <w:pPr>
               <w:jc w:val="center"/>
             </w:pPr>
-            <w:r/>
             <w:r>
               <w:rPr>
-                <w:rFonts w:ascii="Arial" w:hAnsi="Arial"/>
                 <w:b/>
-                <w:color w:val="2E6F40"/>
-                <w:sz w:val="18"/>
+                <w:color w:val="10B981"/>
               </w:rPr>
-              <w:t>✓</w:t>
+              <w:t>Lezen &amp; schrijven</w:t>
             </w:r>
           </w:p>
         </w:tc>
         <w:tc>
           <w:tcPr>
-            <w:tcW w:type="dxa" w:w="1872"/>
+            <w:tcW w:type="dxa" w:w="2160"/>
           </w:tcPr>
           <w:p>
             <w:pPr>
               <w:jc w:val="center"/>
             </w:pPr>
-            <w:r/>
             <w:r>
               <w:rPr>
-                <w:rFonts w:ascii="Arial" w:hAnsi="Arial"/>
                 <w:b/>
-                <w:color w:val="2E6F40"/>
-                <w:sz w:val="18"/>
+                <w:color w:val="10B981"/>
               </w:rPr>
-              <w:t>✓</w:t>
+              <w:t>Lezen &amp; schrijven</w:t>
             </w:r>
           </w:p>
         </w:tc>
       </w:tr>
       <w:tr>
+        <w:trPr>
+          <w:cantSplit/>
+        </w:trPr>
         <w:tc>
           <w:tcPr>
-            <w:tcW w:type="dxa" w:w="4032"/>
+            <w:tcW w:type="dxa" w:w="3600"/>
+            <w:shd w:fill="F8FAFC"/>
           </w:tcPr>
           <w:p>
             <w:r>
-              <w:rPr>
-                <w:rFonts w:ascii="Arial" w:hAnsi="Arial"/>
-                <w:sz w:val="18"/>
-              </w:rPr>
-              <w:t>Documenten bewerken of verwijderen</w:t>
+              <w:t>Feedback &amp; Voorstellen (feedback)</w:t>
             </w:r>
           </w:p>
         </w:tc>
         <w:tc>
           <w:tcPr>
-            <w:tcW w:type="dxa" w:w="1152"/>
+            <w:tcW w:type="dxa" w:w="1440"/>
+            <w:shd w:fill="F8FAFC"/>
           </w:tcPr>
           <w:p>
             <w:pPr>
               <w:jc w:val="center"/>
             </w:pPr>
-            <w:r/>
             <w:r>
               <w:rPr>
-                <w:rFonts w:ascii="Arial" w:hAnsi="Arial"/>
-                <w:color w:val="708090"/>
-                <w:sz w:val="18"/>
+                <w:color w:val="3B82F6"/>
               </w:rPr>
-              <w:t>—</w:t>
+              <w:t>Alleen lezen</w:t>
             </w:r>
           </w:p>
         </w:tc>
         <w:tc>
           <w:tcPr>
-            <w:tcW w:type="dxa" w:w="1584"/>
+            <w:tcW w:type="dxa" w:w="1440"/>
+            <w:shd w:fill="F8FAFC"/>
           </w:tcPr>
           <w:p>
             <w:pPr>
               <w:jc w:val="center"/>
             </w:pPr>
-            <w:r/>
             <w:r>
               <w:rPr>
-                <w:rFonts w:ascii="Arial" w:hAnsi="Arial"/>
                 <w:b/>
-                <w:color w:val="2E6F40"/>
-                <w:sz w:val="18"/>
+                <w:color w:val="10B981"/>
               </w:rPr>
-              <w:t>✓</w:t>
+              <w:t>Lezen &amp; schrijven</w:t>
+            </w:r>
+          </w:p>
+        </w:tc>
+        <w:tc>
+          <w:tcPr>
+            <w:tcW w:type="dxa" w:w="1440"/>
+            <w:shd w:fill="F8FAFC"/>
+          </w:tcPr>
+          <w:p>
+            <w:pPr>
+              <w:jc w:val="center"/>
+            </w:pPr>
+            <w:r>
+              <w:rPr>
+                <w:b/>
+                <w:color w:val="10B981"/>
+              </w:rPr>
+              <w:t>Lezen &amp; schrijven</w:t>
+            </w:r>
+          </w:p>
+        </w:tc>
+        <w:tc>
+          <w:tcPr>
+            <w:tcW w:type="dxa" w:w="2160"/>
+            <w:shd w:fill="F8FAFC"/>
+          </w:tcPr>
+          <w:p>
+            <w:pPr>
+              <w:jc w:val="center"/>
+            </w:pPr>
+            <w:r>
+              <w:rPr>
+                <w:b/>
+                <w:color w:val="10B981"/>
+              </w:rPr>
+              <w:t>Lezen &amp; schrijven</w:t>
+            </w:r>
+          </w:p>
+        </w:tc>
+      </w:tr>
+      <w:tr>
+        <w:trPr>
+          <w:cantSplit/>
+        </w:trPr>
+        <w:tc>
+          <w:tcPr>
+            <w:tcW w:type="dxa" w:w="3600"/>
+          </w:tcPr>
+          <w:p>
+            <w:r>
+              <w:t>Stamgegevens (stamgegevens)</w:t>
             </w:r>
           </w:p>
         </w:tc>
@@ -1303,135 +1603,11 @@
             <w:pPr>
               <w:jc w:val="center"/>
             </w:pPr>
-            <w:r/>
             <w:r>
               <w:rPr>
-                <w:rFonts w:ascii="Arial" w:hAnsi="Arial"/>
-                <w:b/>
-                <w:color w:val="2E6F40"/>
-                <w:sz w:val="18"/>
+                <w:color w:val="3B82F6"/>
               </w:rPr>
-              <w:t>✓</w:t>
-            </w:r>
-          </w:p>
-        </w:tc>
-        <w:tc>
-          <w:tcPr>
-            <w:tcW w:type="dxa" w:w="1872"/>
-          </w:tcPr>
-          <w:p>
-            <w:pPr>
-              <w:jc w:val="center"/>
-            </w:pPr>
-            <w:r/>
-            <w:r>
-              <w:rPr>
-                <w:rFonts w:ascii="Arial" w:hAnsi="Arial"/>
-                <w:b/>
-                <w:color w:val="2E6F40"/>
-                <w:sz w:val="18"/>
-              </w:rPr>
-              <w:t>✓</w:t>
-            </w:r>
-          </w:p>
-        </w:tc>
-      </w:tr>
-      <w:tr>
-        <w:tc>
-          <w:tcPr>
-            <w:tcW w:type="dxa" w:w="4032"/>
-            <w:shd w:fill="E9ECEF"/>
-          </w:tcPr>
-          <w:p>
-            <w:r/>
-            <w:r>
-              <w:rPr>
-                <w:rFonts w:ascii="Arial" w:hAnsi="Arial"/>
-                <w:b/>
-                <w:color w:val="1B365D"/>
-                <w:sz w:val="19"/>
-              </w:rPr>
-              <w:t>Evaluaties</w:t>
-            </w:r>
-          </w:p>
-        </w:tc>
-        <w:tc>
-          <w:tcPr>
-            <w:tcW w:type="dxa" w:w="1152"/>
-            <w:shd w:fill="E9ECEF"/>
-          </w:tcPr>
-          <w:p/>
-        </w:tc>
-        <w:tc>
-          <w:tcPr>
-            <w:tcW w:type="dxa" w:w="1584"/>
-            <w:shd w:fill="E9ECEF"/>
-          </w:tcPr>
-          <w:p/>
-        </w:tc>
-        <w:tc>
-          <w:tcPr>
-            <w:tcW w:type="dxa" w:w="1440"/>
-            <w:shd w:fill="E9ECEF"/>
-          </w:tcPr>
-          <w:p/>
-        </w:tc>
-        <w:tc>
-          <w:tcPr>
-            <w:tcW w:type="dxa" w:w="1872"/>
-            <w:shd w:fill="E9ECEF"/>
-          </w:tcPr>
-          <w:p/>
-        </w:tc>
-      </w:tr>
-      <w:tr>
-        <w:tc>
-          <w:tcPr>
-            <w:tcW w:type="dxa" w:w="4032"/>
-          </w:tcPr>
-          <w:p>
-            <w:r>
-              <w:rPr>
-                <w:rFonts w:ascii="Arial" w:hAnsi="Arial"/>
-                <w:sz w:val="18"/>
-              </w:rPr>
-              <w:t>Formulier invullen via publieke link/token</w:t>
-            </w:r>
-          </w:p>
-        </w:tc>
-        <w:tc>
-          <w:tcPr>
-            <w:tcW w:type="dxa" w:w="1152"/>
-          </w:tcPr>
-          <w:p>
-            <w:pPr>
-              <w:jc w:val="center"/>
-            </w:pPr>
-            <w:r/>
-            <w:r>
-              <w:rPr>
-                <w:rFonts w:ascii="Arial" w:hAnsi="Arial"/>
-                <w:sz w:val="18"/>
-              </w:rPr>
-              <w:t>Publiek</w:t>
-            </w:r>
-          </w:p>
-        </w:tc>
-        <w:tc>
-          <w:tcPr>
-            <w:tcW w:type="dxa" w:w="1584"/>
-          </w:tcPr>
-          <w:p>
-            <w:pPr>
-              <w:jc w:val="center"/>
-            </w:pPr>
-            <w:r/>
-            <w:r>
-              <w:rPr>
-                <w:rFonts w:ascii="Arial" w:hAnsi="Arial"/>
-                <w:sz w:val="18"/>
-              </w:rPr>
-              <w:t>Publiek</w:t>
+              <w:t>Alleen lezen</w:t>
             </w:r>
           </w:p>
         </w:tc>
@@ -1443,86 +1619,11 @@
             <w:pPr>
               <w:jc w:val="center"/>
             </w:pPr>
-            <w:r/>
             <w:r>
               <w:rPr>
-                <w:rFonts w:ascii="Arial" w:hAnsi="Arial"/>
-                <w:sz w:val="18"/>
+                <w:color w:val="6B7280"/>
               </w:rPr>
-              <w:t>Publiek</w:t>
-            </w:r>
-          </w:p>
-        </w:tc>
-        <w:tc>
-          <w:tcPr>
-            <w:tcW w:type="dxa" w:w="1872"/>
-          </w:tcPr>
-          <w:p>
-            <w:pPr>
-              <w:jc w:val="center"/>
-            </w:pPr>
-            <w:r/>
-            <w:r>
-              <w:rPr>
-                <w:rFonts w:ascii="Arial" w:hAnsi="Arial"/>
-                <w:sz w:val="18"/>
-              </w:rPr>
-              <w:t>Publiek</w:t>
-            </w:r>
-          </w:p>
-        </w:tc>
-      </w:tr>
-      <w:tr>
-        <w:tc>
-          <w:tcPr>
-            <w:tcW w:type="dxa" w:w="4032"/>
-          </w:tcPr>
-          <w:p>
-            <w:r>
-              <w:rPr>
-                <w:rFonts w:ascii="Arial" w:hAnsi="Arial"/>
-                <w:sz w:val="18"/>
-              </w:rPr>
-              <w:t>Sessie-evaluatie handmatig invullen</w:t>
-            </w:r>
-          </w:p>
-        </w:tc>
-        <w:tc>
-          <w:tcPr>
-            <w:tcW w:type="dxa" w:w="1152"/>
-          </w:tcPr>
-          <w:p>
-            <w:pPr>
-              <w:jc w:val="center"/>
-            </w:pPr>
-            <w:r/>
-            <w:r>
-              <w:rPr>
-                <w:rFonts w:ascii="Arial" w:hAnsi="Arial"/>
-                <w:color w:val="708090"/>
-                <w:sz w:val="18"/>
-              </w:rPr>
-              <w:t>—</w:t>
-            </w:r>
-          </w:p>
-        </w:tc>
-        <w:tc>
-          <w:tcPr>
-            <w:tcW w:type="dxa" w:w="1584"/>
-          </w:tcPr>
-          <w:p>
-            <w:pPr>
-              <w:jc w:val="center"/>
-            </w:pPr>
-            <w:r/>
-            <w:r>
-              <w:rPr>
-                <w:rFonts w:ascii="Arial" w:hAnsi="Arial"/>
-                <w:b/>
-                <w:color w:val="2E6F40"/>
-                <w:sz w:val="18"/>
-              </w:rPr>
-              <w:t>✓</w:t>
+              <w:t>Geen toegang</w:t>
             </w:r>
           </w:p>
         </w:tc>
@@ -1534,90 +1635,130 @@
             <w:pPr>
               <w:jc w:val="center"/>
             </w:pPr>
-            <w:r/>
             <w:r>
               <w:rPr>
-                <w:rFonts w:ascii="Arial" w:hAnsi="Arial"/>
                 <w:b/>
-                <w:color w:val="2E6F40"/>
-                <w:sz w:val="18"/>
+                <w:color w:val="10B981"/>
               </w:rPr>
-              <w:t>✓</w:t>
+              <w:t>Lezen &amp; schrijven</w:t>
             </w:r>
           </w:p>
         </w:tc>
         <w:tc>
           <w:tcPr>
-            <w:tcW w:type="dxa" w:w="1872"/>
+            <w:tcW w:type="dxa" w:w="2160"/>
           </w:tcPr>
           <w:p>
             <w:pPr>
               <w:jc w:val="center"/>
             </w:pPr>
-            <w:r/>
             <w:r>
               <w:rPr>
-                <w:rFonts w:ascii="Arial" w:hAnsi="Arial"/>
                 <w:b/>
-                <w:color w:val="2E6F40"/>
-                <w:sz w:val="18"/>
+                <w:color w:val="10B981"/>
               </w:rPr>
-              <w:t>✓</w:t>
+              <w:t>Lezen &amp; schrijven</w:t>
             </w:r>
           </w:p>
         </w:tc>
       </w:tr>
       <w:tr>
+        <w:trPr>
+          <w:cantSplit/>
+        </w:trPr>
         <w:tc>
           <w:tcPr>
-            <w:tcW w:type="dxa" w:w="4032"/>
+            <w:tcW w:type="dxa" w:w="3600"/>
+            <w:shd w:fill="F8FAFC"/>
           </w:tcPr>
           <w:p>
             <w:r>
-              <w:rPr>
-                <w:rFonts w:ascii="Arial" w:hAnsi="Arial"/>
-                <w:sz w:val="18"/>
-              </w:rPr>
-              <w:t>Evaluatierespons en resultaten inzien</w:t>
+              <w:t>Gebruikersbeheer (gebruikers)</w:t>
             </w:r>
           </w:p>
         </w:tc>
         <w:tc>
           <w:tcPr>
-            <w:tcW w:type="dxa" w:w="1152"/>
+            <w:tcW w:type="dxa" w:w="1440"/>
+            <w:shd w:fill="F8FAFC"/>
           </w:tcPr>
           <w:p>
             <w:pPr>
               <w:jc w:val="center"/>
             </w:pPr>
-            <w:r/>
             <w:r>
               <w:rPr>
-                <w:rFonts w:ascii="Arial" w:hAnsi="Arial"/>
-                <w:color w:val="708090"/>
-                <w:sz w:val="18"/>
+                <w:color w:val="6B7280"/>
               </w:rPr>
-              <w:t>—</w:t>
+              <w:t>Geen toegang</w:t>
             </w:r>
           </w:p>
         </w:tc>
         <w:tc>
           <w:tcPr>
-            <w:tcW w:type="dxa" w:w="1584"/>
+            <w:tcW w:type="dxa" w:w="1440"/>
+            <w:shd w:fill="F8FAFC"/>
           </w:tcPr>
           <w:p>
             <w:pPr>
               <w:jc w:val="center"/>
             </w:pPr>
-            <w:r/>
             <w:r>
               <w:rPr>
-                <w:rFonts w:ascii="Arial" w:hAnsi="Arial"/>
+                <w:color w:val="6B7280"/>
+              </w:rPr>
+              <w:t>Geen toegang</w:t>
+            </w:r>
+          </w:p>
+        </w:tc>
+        <w:tc>
+          <w:tcPr>
+            <w:tcW w:type="dxa" w:w="1440"/>
+            <w:shd w:fill="F8FAFC"/>
+          </w:tcPr>
+          <w:p>
+            <w:pPr>
+              <w:jc w:val="center"/>
+            </w:pPr>
+            <w:r>
+              <w:rPr>
                 <w:b/>
-                <w:color w:val="2E6F40"/>
-                <w:sz w:val="18"/>
+                <w:color w:val="10B981"/>
               </w:rPr>
-              <w:t>✓</w:t>
+              <w:t>Lezen &amp; schrijven</w:t>
+            </w:r>
+          </w:p>
+        </w:tc>
+        <w:tc>
+          <w:tcPr>
+            <w:tcW w:type="dxa" w:w="2160"/>
+            <w:shd w:fill="F8FAFC"/>
+          </w:tcPr>
+          <w:p>
+            <w:pPr>
+              <w:jc w:val="center"/>
+            </w:pPr>
+            <w:r>
+              <w:rPr>
+                <w:b/>
+                <w:color w:val="10B981"/>
+              </w:rPr>
+              <w:t>Lezen &amp; schrijven</w:t>
+            </w:r>
+          </w:p>
+        </w:tc>
+      </w:tr>
+      <w:tr>
+        <w:trPr>
+          <w:cantSplit/>
+        </w:trPr>
+        <w:tc>
+          <w:tcPr>
+            <w:tcW w:type="dxa" w:w="3600"/>
+          </w:tcPr>
+          <w:p>
+            <w:r>
+              <w:t>Groepen &amp; Permissies (groepen)</w:t>
             </w:r>
           </w:p>
         </w:tc>
@@ -1629,89 +1770,11 @@
             <w:pPr>
               <w:jc w:val="center"/>
             </w:pPr>
-            <w:r/>
             <w:r>
               <w:rPr>
-                <w:rFonts w:ascii="Arial" w:hAnsi="Arial"/>
-                <w:b/>
-                <w:color w:val="2E6F40"/>
-                <w:sz w:val="18"/>
+                <w:color w:val="6B7280"/>
               </w:rPr>
-              <w:t>✓</w:t>
-            </w:r>
-          </w:p>
-        </w:tc>
-        <w:tc>
-          <w:tcPr>
-            <w:tcW w:type="dxa" w:w="1872"/>
-          </w:tcPr>
-          <w:p>
-            <w:pPr>
-              <w:jc w:val="center"/>
-            </w:pPr>
-            <w:r/>
-            <w:r>
-              <w:rPr>
-                <w:rFonts w:ascii="Arial" w:hAnsi="Arial"/>
-                <w:b/>
-                <w:color w:val="2E6F40"/>
-                <w:sz w:val="18"/>
-              </w:rPr>
-              <w:t>✓</w:t>
-            </w:r>
-          </w:p>
-        </w:tc>
-      </w:tr>
-      <w:tr>
-        <w:tc>
-          <w:tcPr>
-            <w:tcW w:type="dxa" w:w="4032"/>
-          </w:tcPr>
-          <w:p>
-            <w:r>
-              <w:rPr>
-                <w:rFonts w:ascii="Arial" w:hAnsi="Arial"/>
-                <w:sz w:val="18"/>
-              </w:rPr>
-              <w:t>Evaluatieformulieren &amp; vragen ontwerpen/bewerken</w:t>
-            </w:r>
-          </w:p>
-        </w:tc>
-        <w:tc>
-          <w:tcPr>
-            <w:tcW w:type="dxa" w:w="1152"/>
-          </w:tcPr>
-          <w:p>
-            <w:pPr>
-              <w:jc w:val="center"/>
-            </w:pPr>
-            <w:r/>
-            <w:r>
-              <w:rPr>
-                <w:rFonts w:ascii="Arial" w:hAnsi="Arial"/>
-                <w:color w:val="708090"/>
-                <w:sz w:val="18"/>
-              </w:rPr>
-              <w:t>—</w:t>
-            </w:r>
-          </w:p>
-        </w:tc>
-        <w:tc>
-          <w:tcPr>
-            <w:tcW w:type="dxa" w:w="1584"/>
-          </w:tcPr>
-          <w:p>
-            <w:pPr>
-              <w:jc w:val="center"/>
-            </w:pPr>
-            <w:r/>
-            <w:r>
-              <w:rPr>
-                <w:rFonts w:ascii="Arial" w:hAnsi="Arial"/>
-                <w:color w:val="708090"/>
-                <w:sz w:val="18"/>
-              </w:rPr>
-              <w:t>—</w:t>
+              <w:t>Geen toegang</w:t>
             </w:r>
           </w:p>
         </w:tc>
@@ -1723,138 +1786,11 @@
             <w:pPr>
               <w:jc w:val="center"/>
             </w:pPr>
-            <w:r/>
             <w:r>
               <w:rPr>
-                <w:rFonts w:ascii="Arial" w:hAnsi="Arial"/>
-                <w:b/>
-                <w:color w:val="2E6F40"/>
-                <w:sz w:val="18"/>
+                <w:color w:val="6B7280"/>
               </w:rPr>
-              <w:t>✓</w:t>
-            </w:r>
-          </w:p>
-        </w:tc>
-        <w:tc>
-          <w:tcPr>
-            <w:tcW w:type="dxa" w:w="1872"/>
-          </w:tcPr>
-          <w:p>
-            <w:pPr>
-              <w:jc w:val="center"/>
-            </w:pPr>
-            <w:r/>
-            <w:r>
-              <w:rPr>
-                <w:rFonts w:ascii="Arial" w:hAnsi="Arial"/>
-                <w:b/>
-                <w:color w:val="2E6F40"/>
-                <w:sz w:val="18"/>
-              </w:rPr>
-              <w:t>✓</w:t>
-            </w:r>
-          </w:p>
-        </w:tc>
-      </w:tr>
-      <w:tr>
-        <w:tc>
-          <w:tcPr>
-            <w:tcW w:type="dxa" w:w="4032"/>
-            <w:shd w:fill="E9ECEF"/>
-          </w:tcPr>
-          <w:p>
-            <w:r/>
-            <w:r>
-              <w:rPr>
-                <w:rFonts w:ascii="Arial" w:hAnsi="Arial"/>
-                <w:b/>
-                <w:color w:val="1B365D"/>
-                <w:sz w:val="19"/>
-              </w:rPr>
-              <w:t>Feedback (Voorstellen &amp; Foutjes)</w:t>
-            </w:r>
-          </w:p>
-        </w:tc>
-        <w:tc>
-          <w:tcPr>
-            <w:tcW w:type="dxa" w:w="1152"/>
-            <w:shd w:fill="E9ECEF"/>
-          </w:tcPr>
-          <w:p/>
-        </w:tc>
-        <w:tc>
-          <w:tcPr>
-            <w:tcW w:type="dxa" w:w="1584"/>
-            <w:shd w:fill="E9ECEF"/>
-          </w:tcPr>
-          <w:p/>
-        </w:tc>
-        <w:tc>
-          <w:tcPr>
-            <w:tcW w:type="dxa" w:w="1440"/>
-            <w:shd w:fill="E9ECEF"/>
-          </w:tcPr>
-          <w:p/>
-        </w:tc>
-        <w:tc>
-          <w:tcPr>
-            <w:tcW w:type="dxa" w:w="1872"/>
-            <w:shd w:fill="E9ECEF"/>
-          </w:tcPr>
-          <w:p/>
-        </w:tc>
-      </w:tr>
-      <w:tr>
-        <w:tc>
-          <w:tcPr>
-            <w:tcW w:type="dxa" w:w="4032"/>
-          </w:tcPr>
-          <w:p>
-            <w:r>
-              <w:rPr>
-                <w:rFonts w:ascii="Arial" w:hAnsi="Arial"/>
-                <w:sz w:val="18"/>
-              </w:rPr>
-              <w:t>Feedbacklijst &amp; conversaties inzien</w:t>
-            </w:r>
-          </w:p>
-        </w:tc>
-        <w:tc>
-          <w:tcPr>
-            <w:tcW w:type="dxa" w:w="1152"/>
-          </w:tcPr>
-          <w:p>
-            <w:pPr>
-              <w:jc w:val="center"/>
-            </w:pPr>
-            <w:r/>
-            <w:r>
-              <w:rPr>
-                <w:rFonts w:ascii="Arial" w:hAnsi="Arial"/>
-                <w:color w:val="1B365D"/>
-                <w:sz w:val="18"/>
-              </w:rPr>
-              <w:t>Alleen-lezen</w:t>
-            </w:r>
-          </w:p>
-        </w:tc>
-        <w:tc>
-          <w:tcPr>
-            <w:tcW w:type="dxa" w:w="1584"/>
-          </w:tcPr>
-          <w:p>
-            <w:pPr>
-              <w:jc w:val="center"/>
-            </w:pPr>
-            <w:r/>
-            <w:r>
-              <w:rPr>
-                <w:rFonts w:ascii="Arial" w:hAnsi="Arial"/>
-                <w:b/>
-                <w:color w:val="2E6F40"/>
-                <w:sz w:val="18"/>
-              </w:rPr>
-              <w:t>✓</w:t>
+              <w:t>Geen toegang</w:t>
             </w:r>
           </w:p>
         </w:tc>
@@ -1866,90 +1802,130 @@
             <w:pPr>
               <w:jc w:val="center"/>
             </w:pPr>
-            <w:r/>
             <w:r>
               <w:rPr>
-                <w:rFonts w:ascii="Arial" w:hAnsi="Arial"/>
                 <w:b/>
-                <w:color w:val="2E6F40"/>
-                <w:sz w:val="18"/>
+                <w:color w:val="10B981"/>
               </w:rPr>
-              <w:t>✓</w:t>
+              <w:t>Lezen &amp; schrijven</w:t>
             </w:r>
           </w:p>
         </w:tc>
         <w:tc>
           <w:tcPr>
-            <w:tcW w:type="dxa" w:w="1872"/>
+            <w:tcW w:type="dxa" w:w="2160"/>
           </w:tcPr>
           <w:p>
             <w:pPr>
               <w:jc w:val="center"/>
             </w:pPr>
-            <w:r/>
             <w:r>
               <w:rPr>
-                <w:rFonts w:ascii="Arial" w:hAnsi="Arial"/>
                 <w:b/>
-                <w:color w:val="2E6F40"/>
-                <w:sz w:val="18"/>
+                <w:color w:val="10B981"/>
               </w:rPr>
-              <w:t>✓</w:t>
+              <w:t>Lezen &amp; schrijven</w:t>
             </w:r>
           </w:p>
         </w:tc>
       </w:tr>
       <w:tr>
+        <w:trPr>
+          <w:cantSplit/>
+        </w:trPr>
         <w:tc>
           <w:tcPr>
-            <w:tcW w:type="dxa" w:w="4032"/>
+            <w:tcW w:type="dxa" w:w="3600"/>
+            <w:shd w:fill="F8FAFC"/>
           </w:tcPr>
           <w:p>
             <w:r>
-              <w:rPr>
-                <w:rFonts w:ascii="Arial" w:hAnsi="Arial"/>
-                <w:sz w:val="18"/>
-              </w:rPr>
-              <w:t>Nieuw item indienen (+ screenshot)</w:t>
+              <w:t>Data Export (import_export)</w:t>
             </w:r>
           </w:p>
         </w:tc>
         <w:tc>
           <w:tcPr>
-            <w:tcW w:type="dxa" w:w="1152"/>
+            <w:tcW w:type="dxa" w:w="1440"/>
+            <w:shd w:fill="F8FAFC"/>
           </w:tcPr>
           <w:p>
             <w:pPr>
               <w:jc w:val="center"/>
             </w:pPr>
-            <w:r/>
             <w:r>
               <w:rPr>
-                <w:rFonts w:ascii="Arial" w:hAnsi="Arial"/>
-                <w:color w:val="708090"/>
-                <w:sz w:val="18"/>
+                <w:color w:val="3B82F6"/>
               </w:rPr>
-              <w:t>—</w:t>
+              <w:t>Alleen lezen</w:t>
             </w:r>
           </w:p>
         </w:tc>
         <w:tc>
           <w:tcPr>
-            <w:tcW w:type="dxa" w:w="1584"/>
+            <w:tcW w:type="dxa" w:w="1440"/>
+            <w:shd w:fill="F8FAFC"/>
           </w:tcPr>
           <w:p>
             <w:pPr>
               <w:jc w:val="center"/>
             </w:pPr>
-            <w:r/>
             <w:r>
               <w:rPr>
-                <w:rFonts w:ascii="Arial" w:hAnsi="Arial"/>
+                <w:color w:val="3B82F6"/>
+              </w:rPr>
+              <w:t>Alleen lezen</w:t>
+            </w:r>
+          </w:p>
+        </w:tc>
+        <w:tc>
+          <w:tcPr>
+            <w:tcW w:type="dxa" w:w="1440"/>
+            <w:shd w:fill="F8FAFC"/>
+          </w:tcPr>
+          <w:p>
+            <w:pPr>
+              <w:jc w:val="center"/>
+            </w:pPr>
+            <w:r>
+              <w:rPr>
                 <w:b/>
-                <w:color w:val="2E6F40"/>
-                <w:sz w:val="18"/>
+                <w:color w:val="10B981"/>
               </w:rPr>
-              <w:t>✓</w:t>
+              <w:t>Lezen &amp; schrijven</w:t>
+            </w:r>
+          </w:p>
+        </w:tc>
+        <w:tc>
+          <w:tcPr>
+            <w:tcW w:type="dxa" w:w="2160"/>
+            <w:shd w:fill="F8FAFC"/>
+          </w:tcPr>
+          <w:p>
+            <w:pPr>
+              <w:jc w:val="center"/>
+            </w:pPr>
+            <w:r>
+              <w:rPr>
+                <w:b/>
+                <w:color w:val="10B981"/>
+              </w:rPr>
+              <w:t>Lezen &amp; schrijven</w:t>
+            </w:r>
+          </w:p>
+        </w:tc>
+      </w:tr>
+      <w:tr>
+        <w:trPr>
+          <w:cantSplit/>
+        </w:trPr>
+        <w:tc>
+          <w:tcPr>
+            <w:tcW w:type="dxa" w:w="3600"/>
+          </w:tcPr>
+          <w:p>
+            <w:r>
+              <w:t>Backups &amp; Herstel (backups)</w:t>
             </w:r>
           </w:p>
         </w:tc>
@@ -1961,90 +1937,11 @@
             <w:pPr>
               <w:jc w:val="center"/>
             </w:pPr>
-            <w:r/>
             <w:r>
               <w:rPr>
-                <w:rFonts w:ascii="Arial" w:hAnsi="Arial"/>
-                <w:b/>
-                <w:color w:val="2E6F40"/>
-                <w:sz w:val="18"/>
+                <w:color w:val="6B7280"/>
               </w:rPr>
-              <w:t>✓</w:t>
-            </w:r>
-          </w:p>
-        </w:tc>
-        <w:tc>
-          <w:tcPr>
-            <w:tcW w:type="dxa" w:w="1872"/>
-          </w:tcPr>
-          <w:p>
-            <w:pPr>
-              <w:jc w:val="center"/>
-            </w:pPr>
-            <w:r/>
-            <w:r>
-              <w:rPr>
-                <w:rFonts w:ascii="Arial" w:hAnsi="Arial"/>
-                <w:b/>
-                <w:color w:val="2E6F40"/>
-                <w:sz w:val="18"/>
-              </w:rPr>
-              <w:t>✓</w:t>
-            </w:r>
-          </w:p>
-        </w:tc>
-      </w:tr>
-      <w:tr>
-        <w:tc>
-          <w:tcPr>
-            <w:tcW w:type="dxa" w:w="4032"/>
-          </w:tcPr>
-          <w:p>
-            <w:r>
-              <w:rPr>
-                <w:rFonts w:ascii="Arial" w:hAnsi="Arial"/>
-                <w:sz w:val="18"/>
-              </w:rPr>
-              <w:t>Stemmen via duimpjes (voor/tegen)</w:t>
-            </w:r>
-          </w:p>
-        </w:tc>
-        <w:tc>
-          <w:tcPr>
-            <w:tcW w:type="dxa" w:w="1152"/>
-          </w:tcPr>
-          <w:p>
-            <w:pPr>
-              <w:jc w:val="center"/>
-            </w:pPr>
-            <w:r/>
-            <w:r>
-              <w:rPr>
-                <w:rFonts w:ascii="Arial" w:hAnsi="Arial"/>
-                <w:color w:val="708090"/>
-                <w:sz w:val="18"/>
-              </w:rPr>
-              <w:t>—</w:t>
-            </w:r>
-          </w:p>
-        </w:tc>
-        <w:tc>
-          <w:tcPr>
-            <w:tcW w:type="dxa" w:w="1584"/>
-          </w:tcPr>
-          <w:p>
-            <w:pPr>
-              <w:jc w:val="center"/>
-            </w:pPr>
-            <w:r/>
-            <w:r>
-              <w:rPr>
-                <w:rFonts w:ascii="Arial" w:hAnsi="Arial"/>
-                <w:b/>
-                <w:color w:val="2E6F40"/>
-                <w:sz w:val="18"/>
-              </w:rPr>
-              <w:t>✓</w:t>
+              <w:t>Geen toegang</w:t>
             </w:r>
           </w:p>
         </w:tc>
@@ -2056,90 +1953,11 @@
             <w:pPr>
               <w:jc w:val="center"/>
             </w:pPr>
-            <w:r/>
             <w:r>
               <w:rPr>
-                <w:rFonts w:ascii="Arial" w:hAnsi="Arial"/>
-                <w:b/>
-                <w:color w:val="2E6F40"/>
-                <w:sz w:val="18"/>
+                <w:color w:val="6B7280"/>
               </w:rPr>
-              <w:t>✓</w:t>
-            </w:r>
-          </w:p>
-        </w:tc>
-        <w:tc>
-          <w:tcPr>
-            <w:tcW w:type="dxa" w:w="1872"/>
-          </w:tcPr>
-          <w:p>
-            <w:pPr>
-              <w:jc w:val="center"/>
-            </w:pPr>
-            <w:r/>
-            <w:r>
-              <w:rPr>
-                <w:rFonts w:ascii="Arial" w:hAnsi="Arial"/>
-                <w:b/>
-                <w:color w:val="2E6F40"/>
-                <w:sz w:val="18"/>
-              </w:rPr>
-              <w:t>✓</w:t>
-            </w:r>
-          </w:p>
-        </w:tc>
-      </w:tr>
-      <w:tr>
-        <w:tc>
-          <w:tcPr>
-            <w:tcW w:type="dxa" w:w="4032"/>
-          </w:tcPr>
-          <w:p>
-            <w:r>
-              <w:rPr>
-                <w:rFonts w:ascii="Arial" w:hAnsi="Arial"/>
-                <w:sz w:val="18"/>
-              </w:rPr>
-              <w:t>Reageren in discussie/conversatie</w:t>
-            </w:r>
-          </w:p>
-        </w:tc>
-        <w:tc>
-          <w:tcPr>
-            <w:tcW w:type="dxa" w:w="1152"/>
-          </w:tcPr>
-          <w:p>
-            <w:pPr>
-              <w:jc w:val="center"/>
-            </w:pPr>
-            <w:r/>
-            <w:r>
-              <w:rPr>
-                <w:rFonts w:ascii="Arial" w:hAnsi="Arial"/>
-                <w:color w:val="708090"/>
-                <w:sz w:val="18"/>
-              </w:rPr>
-              <w:t>—</w:t>
-            </w:r>
-          </w:p>
-        </w:tc>
-        <w:tc>
-          <w:tcPr>
-            <w:tcW w:type="dxa" w:w="1584"/>
-          </w:tcPr>
-          <w:p>
-            <w:pPr>
-              <w:jc w:val="center"/>
-            </w:pPr>
-            <w:r/>
-            <w:r>
-              <w:rPr>
-                <w:rFonts w:ascii="Arial" w:hAnsi="Arial"/>
-                <w:b/>
-                <w:color w:val="2E6F40"/>
-                <w:sz w:val="18"/>
-              </w:rPr>
-              <w:t>✓</w:t>
+              <w:t>Geen toegang</w:t>
             </w:r>
           </w:p>
         </w:tc>
@@ -2151,89 +1969,130 @@
             <w:pPr>
               <w:jc w:val="center"/>
             </w:pPr>
-            <w:r/>
             <w:r>
               <w:rPr>
-                <w:rFonts w:ascii="Arial" w:hAnsi="Arial"/>
                 <w:b/>
-                <w:color w:val="2E6F40"/>
-                <w:sz w:val="18"/>
+                <w:color w:val="10B981"/>
               </w:rPr>
-              <w:t>✓</w:t>
+              <w:t>Lezen &amp; schrijven</w:t>
             </w:r>
           </w:p>
         </w:tc>
         <w:tc>
           <w:tcPr>
-            <w:tcW w:type="dxa" w:w="1872"/>
+            <w:tcW w:type="dxa" w:w="2160"/>
           </w:tcPr>
           <w:p>
             <w:pPr>
               <w:jc w:val="center"/>
             </w:pPr>
-            <w:r/>
             <w:r>
               <w:rPr>
-                <w:rFonts w:ascii="Arial" w:hAnsi="Arial"/>
                 <w:b/>
-                <w:color w:val="2E6F40"/>
-                <w:sz w:val="18"/>
+                <w:color w:val="10B981"/>
               </w:rPr>
-              <w:t>✓</w:t>
+              <w:t>Lezen &amp; schrijven</w:t>
             </w:r>
           </w:p>
         </w:tc>
       </w:tr>
       <w:tr>
+        <w:trPr>
+          <w:cantSplit/>
+        </w:trPr>
         <w:tc>
           <w:tcPr>
-            <w:tcW w:type="dxa" w:w="4032"/>
+            <w:tcW w:type="dxa" w:w="3600"/>
+            <w:shd w:fill="F8FAFC"/>
           </w:tcPr>
           <w:p>
             <w:r>
-              <w:rPr>
-                <w:rFonts w:ascii="Arial" w:hAnsi="Arial"/>
-                <w:sz w:val="18"/>
-              </w:rPr>
-              <w:t>Feedback-items afsluiten of heropenen</w:t>
+              <w:t>Audit Logs (auditlogs)</w:t>
             </w:r>
           </w:p>
         </w:tc>
         <w:tc>
           <w:tcPr>
-            <w:tcW w:type="dxa" w:w="1152"/>
+            <w:tcW w:type="dxa" w:w="1440"/>
+            <w:shd w:fill="F8FAFC"/>
           </w:tcPr>
           <w:p>
             <w:pPr>
               <w:jc w:val="center"/>
             </w:pPr>
-            <w:r/>
             <w:r>
               <w:rPr>
-                <w:rFonts w:ascii="Arial" w:hAnsi="Arial"/>
-                <w:color w:val="708090"/>
-                <w:sz w:val="18"/>
+                <w:color w:val="6B7280"/>
               </w:rPr>
-              <w:t>—</w:t>
+              <w:t>Geen toegang</w:t>
             </w:r>
           </w:p>
         </w:tc>
         <w:tc>
           <w:tcPr>
-            <w:tcW w:type="dxa" w:w="1584"/>
+            <w:tcW w:type="dxa" w:w="1440"/>
+            <w:shd w:fill="F8FAFC"/>
           </w:tcPr>
           <w:p>
             <w:pPr>
               <w:jc w:val="center"/>
             </w:pPr>
-            <w:r/>
             <w:r>
               <w:rPr>
-                <w:rFonts w:ascii="Arial" w:hAnsi="Arial"/>
-                <w:color w:val="708090"/>
-                <w:sz w:val="18"/>
+                <w:color w:val="6B7280"/>
               </w:rPr>
-              <w:t>—</w:t>
+              <w:t>Geen toegang</w:t>
+            </w:r>
+          </w:p>
+        </w:tc>
+        <w:tc>
+          <w:tcPr>
+            <w:tcW w:type="dxa" w:w="1440"/>
+            <w:shd w:fill="F8FAFC"/>
+          </w:tcPr>
+          <w:p>
+            <w:pPr>
+              <w:jc w:val="center"/>
+            </w:pPr>
+            <w:r>
+              <w:rPr>
+                <w:b/>
+                <w:color w:val="10B981"/>
+              </w:rPr>
+              <w:t>Lezen &amp; schrijven</w:t>
+            </w:r>
+          </w:p>
+        </w:tc>
+        <w:tc>
+          <w:tcPr>
+            <w:tcW w:type="dxa" w:w="2160"/>
+            <w:shd w:fill="F8FAFC"/>
+          </w:tcPr>
+          <w:p>
+            <w:pPr>
+              <w:jc w:val="center"/>
+            </w:pPr>
+            <w:r>
+              <w:rPr>
+                <w:b/>
+                <w:color w:val="10B981"/>
+              </w:rPr>
+              <w:t>Lezen &amp; schrijven</w:t>
+            </w:r>
+          </w:p>
+        </w:tc>
+      </w:tr>
+      <w:tr>
+        <w:trPr>
+          <w:cantSplit/>
+        </w:trPr>
+        <w:tc>
+          <w:tcPr>
+            <w:tcW w:type="dxa" w:w="3600"/>
+          </w:tcPr>
+          <w:p>
+            <w:r>
+              <w:t>Centrale App Documentatie (app_documenten)</w:t>
             </w:r>
           </w:p>
         </w:tc>
@@ -2245,134 +2104,11 @@
             <w:pPr>
               <w:jc w:val="center"/>
             </w:pPr>
-            <w:r/>
             <w:r>
               <w:rPr>
-                <w:rFonts w:ascii="Arial" w:hAnsi="Arial"/>
-                <w:b/>
-                <w:color w:val="2E6F40"/>
-                <w:sz w:val="18"/>
+                <w:color w:val="3B82F6"/>
               </w:rPr>
-              <w:t>✓</w:t>
-            </w:r>
-          </w:p>
-        </w:tc>
-        <w:tc>
-          <w:tcPr>
-            <w:tcW w:type="dxa" w:w="1872"/>
-          </w:tcPr>
-          <w:p>
-            <w:pPr>
-              <w:jc w:val="center"/>
-            </w:pPr>
-            <w:r/>
-            <w:r>
-              <w:rPr>
-                <w:rFonts w:ascii="Arial" w:hAnsi="Arial"/>
-                <w:b/>
-                <w:color w:val="2E6F40"/>
-                <w:sz w:val="18"/>
-              </w:rPr>
-              <w:t>✓</w:t>
-            </w:r>
-          </w:p>
-        </w:tc>
-      </w:tr>
-      <w:tr>
-        <w:tc>
-          <w:tcPr>
-            <w:tcW w:type="dxa" w:w="4032"/>
-            <w:shd w:fill="E9ECEF"/>
-          </w:tcPr>
-          <w:p>
-            <w:r/>
-            <w:r>
-              <w:rPr>
-                <w:rFonts w:ascii="Arial" w:hAnsi="Arial"/>
-                <w:b/>
-                <w:color w:val="1B365D"/>
-                <w:sz w:val="19"/>
-              </w:rPr>
-              <w:t>Data &amp; Rapportage</w:t>
-            </w:r>
-          </w:p>
-        </w:tc>
-        <w:tc>
-          <w:tcPr>
-            <w:tcW w:type="dxa" w:w="1152"/>
-            <w:shd w:fill="E9ECEF"/>
-          </w:tcPr>
-          <w:p/>
-        </w:tc>
-        <w:tc>
-          <w:tcPr>
-            <w:tcW w:type="dxa" w:w="1584"/>
-            <w:shd w:fill="E9ECEF"/>
-          </w:tcPr>
-          <w:p/>
-        </w:tc>
-        <w:tc>
-          <w:tcPr>
-            <w:tcW w:type="dxa" w:w="1440"/>
-            <w:shd w:fill="E9ECEF"/>
-          </w:tcPr>
-          <w:p/>
-        </w:tc>
-        <w:tc>
-          <w:tcPr>
-            <w:tcW w:type="dxa" w:w="1872"/>
-            <w:shd w:fill="E9ECEF"/>
-          </w:tcPr>
-          <w:p/>
-        </w:tc>
-      </w:tr>
-      <w:tr>
-        <w:tc>
-          <w:tcPr>
-            <w:tcW w:type="dxa" w:w="4032"/>
-          </w:tcPr>
-          <w:p>
-            <w:r>
-              <w:t>Statistieken bekijken (Bezoekers, Vrijwilligers &amp; AI-Vraaganalyse)</w:t>
-            </w:r>
-          </w:p>
-        </w:tc>
-        <w:tc>
-          <w:tcPr>
-            <w:tcW w:type="dxa" w:w="1152"/>
-          </w:tcPr>
-          <w:p>
-            <w:pPr>
-              <w:jc w:val="center"/>
-            </w:pPr>
-            <w:r/>
-            <w:r>
-              <w:rPr>
-                <w:rFonts w:ascii="Arial" w:hAnsi="Arial"/>
-                <w:color w:val="1B365D"/>
-                <w:sz w:val="18"/>
-              </w:rPr>
-              <w:t>Alleen-lezen</w:t>
-            </w:r>
-          </w:p>
-        </w:tc>
-        <w:tc>
-          <w:tcPr>
-            <w:tcW w:type="dxa" w:w="1584"/>
-          </w:tcPr>
-          <w:p>
-            <w:pPr>
-              <w:jc w:val="center"/>
-            </w:pPr>
-            <w:r/>
-            <w:r>
-              <w:rPr>
-                <w:rFonts w:ascii="Arial" w:hAnsi="Arial"/>
-                <w:b/>
-                <w:color w:val="2E6F40"/>
-                <w:sz w:val="18"/>
-              </w:rPr>
-              <w:t>✓</w:t>
+              <w:t>Alleen lezen</w:t>
             </w:r>
           </w:p>
         </w:tc>
@@ -2384,91 +2120,11 @@
             <w:pPr>
               <w:jc w:val="center"/>
             </w:pPr>
-            <w:r/>
             <w:r>
               <w:rPr>
-                <w:rFonts w:ascii="Arial" w:hAnsi="Arial"/>
-                <w:b/>
-                <w:color w:val="2E6F40"/>
-                <w:sz w:val="18"/>
+                <w:color w:val="3B82F6"/>
               </w:rPr>
-              <w:t>✓</w:t>
-            </w:r>
-          </w:p>
-        </w:tc>
-        <w:tc>
-          <w:tcPr>
-            <w:tcW w:type="dxa" w:w="1872"/>
-          </w:tcPr>
-          <w:p>
-            <w:pPr>
-              <w:jc w:val="center"/>
-            </w:pPr>
-            <w:r/>
-            <w:r>
-              <w:rPr>
-                <w:rFonts w:ascii="Arial" w:hAnsi="Arial"/>
-                <w:b/>
-                <w:color w:val="2E6F40"/>
-                <w:sz w:val="18"/>
-              </w:rPr>
-              <w:t>✓</w:t>
-            </w:r>
-          </w:p>
-        </w:tc>
-      </w:tr>
-      <w:tr>
-        <w:tc>
-          <w:tcPr>
-            <w:tcW w:type="dxa" w:w="4032"/>
-          </w:tcPr>
-          <w:p>
-            <w:r>
-              <w:rPr>
-                <w:rFonts w:ascii="Arial" w:hAnsi="Arial"/>
-                <w:sz w:val="18"/>
-              </w:rPr>
-              <w:t>Data exporteren (CSV / XLSX)</w:t>
-            </w:r>
-          </w:p>
-        </w:tc>
-        <w:tc>
-          <w:tcPr>
-            <w:tcW w:type="dxa" w:w="1152"/>
-          </w:tcPr>
-          <w:p>
-            <w:pPr>
-              <w:jc w:val="center"/>
-            </w:pPr>
-            <w:r/>
-            <w:r>
-              <w:rPr>
-                <w:rFonts w:ascii="Arial" w:hAnsi="Arial"/>
-                <w:b/>
-                <w:color w:val="2E6F40"/>
-                <w:sz w:val="18"/>
-              </w:rPr>
-              <w:t>✓</w:t>
-            </w:r>
-          </w:p>
-        </w:tc>
-        <w:tc>
-          <w:tcPr>
-            <w:tcW w:type="dxa" w:w="1584"/>
-          </w:tcPr>
-          <w:p>
-            <w:pPr>
-              <w:jc w:val="center"/>
-            </w:pPr>
-            <w:r/>
-            <w:r>
-              <w:rPr>
-                <w:rFonts w:ascii="Arial" w:hAnsi="Arial"/>
-                <w:b/>
-                <w:color w:val="2E6F40"/>
-                <w:sz w:val="18"/>
-              </w:rPr>
-              <w:t>✓</w:t>
+              <w:t>Alleen lezen</w:t>
             </w:r>
           </w:p>
         </w:tc>
@@ -2480,2364 +2136,188 @@
             <w:pPr>
               <w:jc w:val="center"/>
             </w:pPr>
-            <w:r/>
             <w:r>
               <w:rPr>
-                <w:rFonts w:ascii="Arial" w:hAnsi="Arial"/>
-                <w:b/>
-                <w:color w:val="2E6F40"/>
-                <w:sz w:val="18"/>
+                <w:color w:val="3B82F6"/>
               </w:rPr>
-              <w:t>✓</w:t>
+              <w:t>Alleen lezen</w:t>
             </w:r>
           </w:p>
         </w:tc>
         <w:tc>
           <w:tcPr>
-            <w:tcW w:type="dxa" w:w="1872"/>
+            <w:tcW w:type="dxa" w:w="2160"/>
           </w:tcPr>
           <w:p>
             <w:pPr>
               <w:jc w:val="center"/>
             </w:pPr>
-            <w:r/>
             <w:r>
               <w:rPr>
-                <w:rFonts w:ascii="Arial" w:hAnsi="Arial"/>
                 <w:b/>
-                <w:color w:val="2E6F40"/>
-                <w:sz w:val="18"/>
+                <w:color w:val="10B981"/>
               </w:rPr>
-              <w:t>✓</w:t>
+              <w:t>Lezen &amp; schrijven (beheer)</w:t>
             </w:r>
           </w:p>
         </w:tc>
       </w:tr>
       <w:tr>
+        <w:trPr>
+          <w:cantSplit/>
+        </w:trPr>
         <w:tc>
           <w:tcPr>
-            <w:tcW w:type="dxa" w:w="4032"/>
+            <w:tcW w:type="dxa" w:w="3600"/>
+            <w:shd w:fill="F8FAFC"/>
           </w:tcPr>
           <w:p>
             <w:r>
-              <w:rPr>
-                <w:rFonts w:ascii="Arial" w:hAnsi="Arial"/>
-                <w:sz w:val="18"/>
-              </w:rPr>
-              <w:t>Data importeren (CSV / XLSX)</w:t>
-            </w:r>
-          </w:p>
-        </w:tc>
-        <w:tc>
-          <w:tcPr>
-            <w:tcW w:type="dxa" w:w="1152"/>
-          </w:tcPr>
-          <w:p>
-            <w:pPr>
-              <w:jc w:val="center"/>
-            </w:pPr>
-            <w:r/>
-            <w:r>
-              <w:rPr>
-                <w:rFonts w:ascii="Arial" w:hAnsi="Arial"/>
-                <w:color w:val="708090"/>
-                <w:sz w:val="18"/>
-              </w:rPr>
-              <w:t>—</w:t>
-            </w:r>
-          </w:p>
-        </w:tc>
-        <w:tc>
-          <w:tcPr>
-            <w:tcW w:type="dxa" w:w="1584"/>
-          </w:tcPr>
-          <w:p>
-            <w:pPr>
-              <w:jc w:val="center"/>
-            </w:pPr>
-            <w:r/>
-            <w:r>
-              <w:rPr>
-                <w:rFonts w:ascii="Arial" w:hAnsi="Arial"/>
-                <w:color w:val="708090"/>
-                <w:sz w:val="18"/>
-              </w:rPr>
-              <w:t>—</w:t>
+              <w:t>Platform Dashboard &amp; Multi-org beheer</w:t>
             </w:r>
           </w:p>
         </w:tc>
         <w:tc>
           <w:tcPr>
             <w:tcW w:type="dxa" w:w="1440"/>
+            <w:shd w:fill="F8FAFC"/>
           </w:tcPr>
           <w:p>
             <w:pPr>
               <w:jc w:val="center"/>
             </w:pPr>
-            <w:r/>
             <w:r>
               <w:rPr>
-                <w:rFonts w:ascii="Arial" w:hAnsi="Arial"/>
-                <w:b/>
-                <w:color w:val="2E6F40"/>
-                <w:sz w:val="18"/>
+                <w:color w:val="6B7280"/>
               </w:rPr>
-              <w:t>✓</w:t>
-            </w:r>
-          </w:p>
-        </w:tc>
-        <w:tc>
-          <w:tcPr>
-            <w:tcW w:type="dxa" w:w="1872"/>
-          </w:tcPr>
-          <w:p>
-            <w:pPr>
-              <w:jc w:val="center"/>
-            </w:pPr>
-            <w:r/>
-            <w:r>
-              <w:rPr>
-                <w:rFonts w:ascii="Arial" w:hAnsi="Arial"/>
-                <w:b/>
-                <w:color w:val="2E6F40"/>
-                <w:sz w:val="18"/>
-              </w:rPr>
-              <w:t>✓</w:t>
-            </w:r>
-          </w:p>
-        </w:tc>
-      </w:tr>
-      <w:tr>
-        <w:tc>
-          <w:tcPr>
-            <w:tcW w:type="dxa" w:w="4032"/>
-            <w:shd w:fill="E9ECEF"/>
-          </w:tcPr>
-          <w:p>
-            <w:r/>
-            <w:r>
-              <w:rPr>
-                <w:rFonts w:ascii="Arial" w:hAnsi="Arial"/>
-                <w:b/>
-                <w:color w:val="1B365D"/>
-                <w:sz w:val="19"/>
-              </w:rPr>
-              <w:t>Organisatiebeheer (Stamgegevens van eigen gemeente)</w:t>
-            </w:r>
-          </w:p>
-        </w:tc>
-        <w:tc>
-          <w:tcPr>
-            <w:tcW w:type="dxa" w:w="1152"/>
-            <w:shd w:fill="E9ECEF"/>
-          </w:tcPr>
-          <w:p/>
-        </w:tc>
-        <w:tc>
-          <w:tcPr>
-            <w:tcW w:type="dxa" w:w="1584"/>
-            <w:shd w:fill="E9ECEF"/>
-          </w:tcPr>
-          <w:p/>
-        </w:tc>
-        <w:tc>
-          <w:tcPr>
-            <w:tcW w:type="dxa" w:w="1440"/>
-            <w:shd w:fill="E9ECEF"/>
-          </w:tcPr>
-          <w:p/>
-        </w:tc>
-        <w:tc>
-          <w:tcPr>
-            <w:tcW w:type="dxa" w:w="1872"/>
-            <w:shd w:fill="E9ECEF"/>
-          </w:tcPr>
-          <w:p/>
-        </w:tc>
-      </w:tr>
-      <w:tr>
-        <w:tc>
-          <w:tcPr>
-            <w:tcW w:type="dxa" w:w="4032"/>
-          </w:tcPr>
-          <w:p>
-            <w:r>
-              <w:t>Gebruikers beheren (Rollen, Groepen, Functies &amp; Telefoonnummers toekennen)</w:t>
-            </w:r>
-          </w:p>
-        </w:tc>
-        <w:tc>
-          <w:tcPr>
-            <w:tcW w:type="dxa" w:w="1152"/>
-          </w:tcPr>
-          <w:p>
-            <w:pPr>
-              <w:jc w:val="center"/>
-            </w:pPr>
-            <w:r/>
-            <w:r>
-              <w:rPr>
-                <w:rFonts w:ascii="Arial" w:hAnsi="Arial"/>
-                <w:color w:val="708090"/>
-                <w:sz w:val="18"/>
-              </w:rPr>
-              <w:t>—</w:t>
-            </w:r>
-          </w:p>
-        </w:tc>
-        <w:tc>
-          <w:tcPr>
-            <w:tcW w:type="dxa" w:w="1584"/>
-          </w:tcPr>
-          <w:p>
-            <w:pPr>
-              <w:jc w:val="center"/>
-            </w:pPr>
-            <w:r/>
-            <w:r>
-              <w:rPr>
-                <w:rFonts w:ascii="Arial" w:hAnsi="Arial"/>
-                <w:color w:val="708090"/>
-                <w:sz w:val="18"/>
-              </w:rPr>
-              <w:t>—</w:t>
+              <w:t>Geen toegang</w:t>
             </w:r>
           </w:p>
         </w:tc>
         <w:tc>
           <w:tcPr>
             <w:tcW w:type="dxa" w:w="1440"/>
+            <w:shd w:fill="F8FAFC"/>
           </w:tcPr>
           <w:p>
             <w:pPr>
               <w:jc w:val="center"/>
             </w:pPr>
-            <w:r/>
             <w:r>
               <w:rPr>
-                <w:rFonts w:ascii="Arial" w:hAnsi="Arial"/>
-                <w:b/>
-                <w:color w:val="2E6F40"/>
-                <w:sz w:val="18"/>
+                <w:color w:val="6B7280"/>
               </w:rPr>
-              <w:t>✓</w:t>
-            </w:r>
-          </w:p>
-        </w:tc>
-        <w:tc>
-          <w:tcPr>
-            <w:tcW w:type="dxa" w:w="1872"/>
-          </w:tcPr>
-          <w:p>
-            <w:pPr>
-              <w:jc w:val="center"/>
-            </w:pPr>
-            <w:r/>
-            <w:r>
-              <w:rPr>
-                <w:rFonts w:ascii="Arial" w:hAnsi="Arial"/>
-                <w:b/>
-                <w:color w:val="2E6F40"/>
-                <w:sz w:val="18"/>
-              </w:rPr>
-              <w:t>✓</w:t>
-            </w:r>
-          </w:p>
-        </w:tc>
-      </w:tr>
-      <w:tr>
-        <w:tc>
-          <w:tcPr>
-            <w:tcW w:type="dxa" w:w="4032"/>
-          </w:tcPr>
-          <w:p>
-            <w:r>
-              <w:rPr>
-                <w:rFonts w:ascii="Arial" w:hAnsi="Arial"/>
-                <w:sz w:val="18"/>
-              </w:rPr>
-              <w:t>Digidokters (vrijwilligers) beheren</w:t>
-            </w:r>
-          </w:p>
-        </w:tc>
-        <w:tc>
-          <w:tcPr>
-            <w:tcW w:type="dxa" w:w="1152"/>
-          </w:tcPr>
-          <w:p>
-            <w:pPr>
-              <w:jc w:val="center"/>
-            </w:pPr>
-            <w:r/>
-            <w:r>
-              <w:rPr>
-                <w:rFonts w:ascii="Arial" w:hAnsi="Arial"/>
-                <w:color w:val="708090"/>
-                <w:sz w:val="18"/>
-              </w:rPr>
-              <w:t>—</w:t>
-            </w:r>
-          </w:p>
-        </w:tc>
-        <w:tc>
-          <w:tcPr>
-            <w:tcW w:type="dxa" w:w="1584"/>
-          </w:tcPr>
-          <w:p>
-            <w:pPr>
-              <w:jc w:val="center"/>
-            </w:pPr>
-            <w:r/>
-            <w:r>
-              <w:rPr>
-                <w:rFonts w:ascii="Arial" w:hAnsi="Arial"/>
-                <w:color w:val="708090"/>
-                <w:sz w:val="18"/>
-              </w:rPr>
-              <w:t>—</w:t>
+              <w:t>Geen toegang</w:t>
             </w:r>
           </w:p>
         </w:tc>
         <w:tc>
           <w:tcPr>
             <w:tcW w:type="dxa" w:w="1440"/>
+            <w:shd w:fill="F8FAFC"/>
           </w:tcPr>
           <w:p>
             <w:pPr>
               <w:jc w:val="center"/>
             </w:pPr>
-            <w:r/>
             <w:r>
               <w:rPr>
-                <w:rFonts w:ascii="Arial" w:hAnsi="Arial"/>
-                <w:b/>
-                <w:color w:val="2E6F40"/>
-                <w:sz w:val="18"/>
+                <w:color w:val="6B7280"/>
               </w:rPr>
-              <w:t>✓</w:t>
+              <w:t>Geen toegang</w:t>
             </w:r>
           </w:p>
         </w:tc>
         <w:tc>
           <w:tcPr>
-            <w:tcW w:type="dxa" w:w="1872"/>
+            <w:tcW w:type="dxa" w:w="2160"/>
+            <w:shd w:fill="F8FAFC"/>
           </w:tcPr>
           <w:p>
             <w:pPr>
               <w:jc w:val="center"/>
             </w:pPr>
-            <w:r/>
             <w:r>
               <w:rPr>
-                <w:rFonts w:ascii="Arial" w:hAnsi="Arial"/>
                 <w:b/>
-                <w:color w:val="2E6F40"/>
-                <w:sz w:val="18"/>
+                <w:color w:val="10B981"/>
               </w:rPr>
-              <w:t>✓</w:t>
-            </w:r>
-          </w:p>
-        </w:tc>
-      </w:tr>
-      <w:tr>
-        <w:tc>
-          <w:tcPr>
-            <w:tcW w:type="dxa" w:w="4032"/>
-          </w:tcPr>
-          <w:p>
-            <w:r>
-              <w:rPr>
-                <w:rFonts w:ascii="Arial" w:hAnsi="Arial"/>
-                <w:sz w:val="18"/>
-              </w:rPr>
-              <w:t>Activiteitstypes, Locaties, Toestellen, Kanalen</w:t>
-            </w:r>
-          </w:p>
-        </w:tc>
-        <w:tc>
-          <w:tcPr>
-            <w:tcW w:type="dxa" w:w="1152"/>
-          </w:tcPr>
-          <w:p>
-            <w:pPr>
-              <w:jc w:val="center"/>
-            </w:pPr>
-            <w:r/>
-            <w:r>
-              <w:rPr>
-                <w:rFonts w:ascii="Arial" w:hAnsi="Arial"/>
-                <w:color w:val="708090"/>
-                <w:sz w:val="18"/>
-              </w:rPr>
-              <w:t>—</w:t>
-            </w:r>
-          </w:p>
-        </w:tc>
-        <w:tc>
-          <w:tcPr>
-            <w:tcW w:type="dxa" w:w="1584"/>
-          </w:tcPr>
-          <w:p>
-            <w:pPr>
-              <w:jc w:val="center"/>
-            </w:pPr>
-            <w:r/>
-            <w:r>
-              <w:rPr>
-                <w:rFonts w:ascii="Arial" w:hAnsi="Arial"/>
-                <w:color w:val="708090"/>
-                <w:sz w:val="18"/>
-              </w:rPr>
-              <w:t>—</w:t>
-            </w:r>
-          </w:p>
-        </w:tc>
-        <w:tc>
-          <w:tcPr>
-            <w:tcW w:type="dxa" w:w="1440"/>
-          </w:tcPr>
-          <w:p>
-            <w:pPr>
-              <w:jc w:val="center"/>
-            </w:pPr>
-            <w:r/>
-            <w:r>
-              <w:rPr>
-                <w:rFonts w:ascii="Arial" w:hAnsi="Arial"/>
-                <w:b/>
-                <w:color w:val="2E6F40"/>
-                <w:sz w:val="18"/>
-              </w:rPr>
-              <w:t>✓</w:t>
-            </w:r>
-          </w:p>
-        </w:tc>
-        <w:tc>
-          <w:tcPr>
-            <w:tcW w:type="dxa" w:w="1872"/>
-          </w:tcPr>
-          <w:p>
-            <w:pPr>
-              <w:jc w:val="center"/>
-            </w:pPr>
-            <w:r/>
-            <w:r>
-              <w:rPr>
-                <w:rFonts w:ascii="Arial" w:hAnsi="Arial"/>
-                <w:b/>
-                <w:color w:val="2E6F40"/>
-                <w:sz w:val="18"/>
-              </w:rPr>
-              <w:t>✓</w:t>
-            </w:r>
-          </w:p>
-        </w:tc>
-      </w:tr>
-      <w:tr>
-        <w:tc>
-          <w:tcPr>
-            <w:tcW w:type="dxa" w:w="4032"/>
-          </w:tcPr>
-          <w:p>
-            <w:r>
-              <w:rPr>
-                <w:rFonts w:ascii="Arial" w:hAnsi="Arial"/>
-                <w:sz w:val="18"/>
-              </w:rPr>
-              <w:t>Lokaal Audit-logboek raadplegen</w:t>
-            </w:r>
-          </w:p>
-        </w:tc>
-        <w:tc>
-          <w:tcPr>
-            <w:tcW w:type="dxa" w:w="1152"/>
-          </w:tcPr>
-          <w:p>
-            <w:pPr>
-              <w:jc w:val="center"/>
-            </w:pPr>
-            <w:r/>
-            <w:r>
-              <w:rPr>
-                <w:rFonts w:ascii="Arial" w:hAnsi="Arial"/>
-                <w:color w:val="708090"/>
-                <w:sz w:val="18"/>
-              </w:rPr>
-              <w:t>—</w:t>
-            </w:r>
-          </w:p>
-        </w:tc>
-        <w:tc>
-          <w:tcPr>
-            <w:tcW w:type="dxa" w:w="1584"/>
-          </w:tcPr>
-          <w:p>
-            <w:pPr>
-              <w:jc w:val="center"/>
-            </w:pPr>
-            <w:r/>
-            <w:r>
-              <w:rPr>
-                <w:rFonts w:ascii="Arial" w:hAnsi="Arial"/>
-                <w:color w:val="708090"/>
-                <w:sz w:val="18"/>
-              </w:rPr>
-              <w:t>—</w:t>
-            </w:r>
-          </w:p>
-        </w:tc>
-        <w:tc>
-          <w:tcPr>
-            <w:tcW w:type="dxa" w:w="1440"/>
-          </w:tcPr>
-          <w:p>
-            <w:pPr>
-              <w:jc w:val="center"/>
-            </w:pPr>
-            <w:r/>
-            <w:r>
-              <w:rPr>
-                <w:rFonts w:ascii="Arial" w:hAnsi="Arial"/>
-                <w:b/>
-                <w:color w:val="2E6F40"/>
-                <w:sz w:val="18"/>
-              </w:rPr>
-              <w:t>✓</w:t>
-            </w:r>
-          </w:p>
-        </w:tc>
-        <w:tc>
-          <w:tcPr>
-            <w:tcW w:type="dxa" w:w="1872"/>
-          </w:tcPr>
-          <w:p>
-            <w:pPr>
-              <w:jc w:val="center"/>
-            </w:pPr>
-            <w:r/>
-            <w:r>
-              <w:rPr>
-                <w:rFonts w:ascii="Arial" w:hAnsi="Arial"/>
-                <w:b/>
-                <w:color w:val="2E6F40"/>
-                <w:sz w:val="18"/>
-              </w:rPr>
-              <w:t>✓</w:t>
-            </w:r>
-          </w:p>
-        </w:tc>
-      </w:tr>
-      <w:tr>
-        <w:tc>
-          <w:tcPr>
-            <w:tcW w:type="dxa" w:w="4032"/>
-          </w:tcPr>
-          <w:p>
-            <w:r>
-              <w:rPr>
-                <w:rFonts w:ascii="Arial" w:hAnsi="Arial"/>
-                <w:sz w:val="18"/>
-              </w:rPr>
-              <w:t>Lokale Backup downloaden &amp; Restore uitvoeren</w:t>
-            </w:r>
-          </w:p>
-        </w:tc>
-        <w:tc>
-          <w:tcPr>
-            <w:tcW w:type="dxa" w:w="1152"/>
-          </w:tcPr>
-          <w:p>
-            <w:pPr>
-              <w:jc w:val="center"/>
-            </w:pPr>
-            <w:r/>
-            <w:r>
-              <w:rPr>
-                <w:rFonts w:ascii="Arial" w:hAnsi="Arial"/>
-                <w:color w:val="708090"/>
-                <w:sz w:val="18"/>
-              </w:rPr>
-              <w:t>—</w:t>
-            </w:r>
-          </w:p>
-        </w:tc>
-        <w:tc>
-          <w:tcPr>
-            <w:tcW w:type="dxa" w:w="1584"/>
-          </w:tcPr>
-          <w:p>
-            <w:pPr>
-              <w:jc w:val="center"/>
-            </w:pPr>
-            <w:r/>
-            <w:r>
-              <w:rPr>
-                <w:rFonts w:ascii="Arial" w:hAnsi="Arial"/>
-                <w:color w:val="708090"/>
-                <w:sz w:val="18"/>
-              </w:rPr>
-              <w:t>—</w:t>
-            </w:r>
-          </w:p>
-        </w:tc>
-        <w:tc>
-          <w:tcPr>
-            <w:tcW w:type="dxa" w:w="1440"/>
-          </w:tcPr>
-          <w:p>
-            <w:pPr>
-              <w:jc w:val="center"/>
-            </w:pPr>
-            <w:r/>
-            <w:r>
-              <w:rPr>
-                <w:rFonts w:ascii="Arial" w:hAnsi="Arial"/>
-                <w:b/>
-                <w:color w:val="2E6F40"/>
-                <w:sz w:val="18"/>
-              </w:rPr>
-              <w:t>✓</w:t>
-            </w:r>
-          </w:p>
-        </w:tc>
-        <w:tc>
-          <w:tcPr>
-            <w:tcW w:type="dxa" w:w="1872"/>
-          </w:tcPr>
-          <w:p>
-            <w:pPr>
-              <w:jc w:val="center"/>
-            </w:pPr>
-            <w:r/>
-            <w:r>
-              <w:rPr>
-                <w:rFonts w:ascii="Arial" w:hAnsi="Arial"/>
-                <w:b/>
-                <w:color w:val="2E6F40"/>
-                <w:sz w:val="18"/>
-              </w:rPr>
-              <w:t>✓</w:t>
-            </w:r>
-          </w:p>
-        </w:tc>
-      </w:tr>
-      <w:tr>
-        <w:tc>
-          <w:tcPr>
-            <w:tcW w:type="dxa" w:w="4032"/>
-            <w:shd w:fill="E9ECEF"/>
-          </w:tcPr>
-          <w:p>
-            <w:r/>
-            <w:r>
-              <w:rPr>
-                <w:rFonts w:ascii="Arial" w:hAnsi="Arial"/>
-                <w:b/>
-                <w:color w:val="1B365D"/>
-                <w:sz w:val="19"/>
-              </w:rPr>
-              <w:t>Platformbeheer (Overkoepelend)</w:t>
-            </w:r>
-          </w:p>
-        </w:tc>
-        <w:tc>
-          <w:tcPr>
-            <w:tcW w:type="dxa" w:w="1152"/>
-            <w:shd w:fill="E9ECEF"/>
-          </w:tcPr>
-          <w:p/>
-        </w:tc>
-        <w:tc>
-          <w:tcPr>
-            <w:tcW w:type="dxa" w:w="1584"/>
-            <w:shd w:fill="E9ECEF"/>
-          </w:tcPr>
-          <w:p/>
-        </w:tc>
-        <w:tc>
-          <w:tcPr>
-            <w:tcW w:type="dxa" w:w="1440"/>
-            <w:shd w:fill="E9ECEF"/>
-          </w:tcPr>
-          <w:p/>
-        </w:tc>
-        <w:tc>
-          <w:tcPr>
-            <w:tcW w:type="dxa" w:w="1872"/>
-            <w:shd w:fill="E9ECEF"/>
-          </w:tcPr>
-          <w:p/>
-        </w:tc>
-      </w:tr>
-      <w:tr>
-        <w:tc>
-          <w:tcPr>
-            <w:tcW w:type="dxa" w:w="4032"/>
-          </w:tcPr>
-          <w:p>
-            <w:r>
-              <w:rPr>
-                <w:rFonts w:ascii="Arial" w:hAnsi="Arial"/>
-                <w:sz w:val="18"/>
-              </w:rPr>
-              <w:t>Platform Dashboard (landelijke spreiding)</w:t>
-            </w:r>
-          </w:p>
-        </w:tc>
-        <w:tc>
-          <w:tcPr>
-            <w:tcW w:type="dxa" w:w="1152"/>
-          </w:tcPr>
-          <w:p>
-            <w:pPr>
-              <w:jc w:val="center"/>
-            </w:pPr>
-            <w:r/>
-            <w:r>
-              <w:rPr>
-                <w:rFonts w:ascii="Arial" w:hAnsi="Arial"/>
-                <w:color w:val="708090"/>
-                <w:sz w:val="18"/>
-              </w:rPr>
-              <w:t>—</w:t>
-            </w:r>
-          </w:p>
-        </w:tc>
-        <w:tc>
-          <w:tcPr>
-            <w:tcW w:type="dxa" w:w="1584"/>
-          </w:tcPr>
-          <w:p>
-            <w:pPr>
-              <w:jc w:val="center"/>
-            </w:pPr>
-            <w:r/>
-            <w:r>
-              <w:rPr>
-                <w:rFonts w:ascii="Arial" w:hAnsi="Arial"/>
-                <w:color w:val="708090"/>
-                <w:sz w:val="18"/>
-              </w:rPr>
-              <w:t>—</w:t>
-            </w:r>
-          </w:p>
-        </w:tc>
-        <w:tc>
-          <w:tcPr>
-            <w:tcW w:type="dxa" w:w="1440"/>
-          </w:tcPr>
-          <w:p>
-            <w:pPr>
-              <w:jc w:val="center"/>
-            </w:pPr>
-            <w:r/>
-            <w:r>
-              <w:rPr>
-                <w:rFonts w:ascii="Arial" w:hAnsi="Arial"/>
-                <w:color w:val="708090"/>
-                <w:sz w:val="18"/>
-              </w:rPr>
-              <w:t>—</w:t>
-            </w:r>
-          </w:p>
-        </w:tc>
-        <w:tc>
-          <w:tcPr>
-            <w:tcW w:type="dxa" w:w="1872"/>
-          </w:tcPr>
-          <w:p>
-            <w:pPr>
-              <w:jc w:val="center"/>
-            </w:pPr>
-            <w:r/>
-            <w:r>
-              <w:rPr>
-                <w:rFonts w:ascii="Arial" w:hAnsi="Arial"/>
-                <w:b/>
-                <w:color w:val="2E6F40"/>
-                <w:sz w:val="18"/>
-              </w:rPr>
-              <w:t>✓</w:t>
-            </w:r>
-          </w:p>
-        </w:tc>
-      </w:tr>
-      <w:tr>
-        <w:tc>
-          <w:tcPr>
-            <w:tcW w:type="dxa" w:w="4032"/>
-          </w:tcPr>
-          <w:p>
-            <w:r>
-              <w:rPr>
-                <w:rFonts w:ascii="Arial" w:hAnsi="Arial"/>
-                <w:sz w:val="18"/>
-              </w:rPr>
-              <w:t>Gemeenten toevoegen, bewerken of wissen</w:t>
-            </w:r>
-          </w:p>
-        </w:tc>
-        <w:tc>
-          <w:tcPr>
-            <w:tcW w:type="dxa" w:w="1152"/>
-          </w:tcPr>
-          <w:p>
-            <w:pPr>
-              <w:jc w:val="center"/>
-            </w:pPr>
-            <w:r/>
-            <w:r>
-              <w:rPr>
-                <w:rFonts w:ascii="Arial" w:hAnsi="Arial"/>
-                <w:color w:val="708090"/>
-                <w:sz w:val="18"/>
-              </w:rPr>
-              <w:t>—</w:t>
-            </w:r>
-          </w:p>
-        </w:tc>
-        <w:tc>
-          <w:tcPr>
-            <w:tcW w:type="dxa" w:w="1584"/>
-          </w:tcPr>
-          <w:p>
-            <w:pPr>
-              <w:jc w:val="center"/>
-            </w:pPr>
-            <w:r/>
-            <w:r>
-              <w:rPr>
-                <w:rFonts w:ascii="Arial" w:hAnsi="Arial"/>
-                <w:color w:val="708090"/>
-                <w:sz w:val="18"/>
-              </w:rPr>
-              <w:t>—</w:t>
-            </w:r>
-          </w:p>
-        </w:tc>
-        <w:tc>
-          <w:tcPr>
-            <w:tcW w:type="dxa" w:w="1440"/>
-          </w:tcPr>
-          <w:p>
-            <w:pPr>
-              <w:jc w:val="center"/>
-            </w:pPr>
-            <w:r/>
-            <w:r>
-              <w:rPr>
-                <w:rFonts w:ascii="Arial" w:hAnsi="Arial"/>
-                <w:color w:val="708090"/>
-                <w:sz w:val="18"/>
-              </w:rPr>
-              <w:t>—</w:t>
-            </w:r>
-          </w:p>
-        </w:tc>
-        <w:tc>
-          <w:tcPr>
-            <w:tcW w:type="dxa" w:w="1872"/>
-          </w:tcPr>
-          <w:p>
-            <w:pPr>
-              <w:jc w:val="center"/>
-            </w:pPr>
-            <w:r/>
-            <w:r>
-              <w:rPr>
-                <w:rFonts w:ascii="Arial" w:hAnsi="Arial"/>
-                <w:b/>
-                <w:color w:val="2E6F40"/>
-                <w:sz w:val="18"/>
-              </w:rPr>
-              <w:t>✓</w:t>
-            </w:r>
-          </w:p>
-        </w:tc>
-      </w:tr>
-      <w:tr>
-        <w:tc>
-          <w:tcPr>
-            <w:tcW w:type="dxa" w:w="4032"/>
-          </w:tcPr>
-          <w:p>
-            <w:r>
-              <w:rPr>
-                <w:rFonts w:ascii="Arial" w:hAnsi="Arial"/>
-                <w:sz w:val="18"/>
-              </w:rPr>
-              <w:t>Gebruikerskoppelingen leggen over gemeenten</w:t>
-            </w:r>
-          </w:p>
-        </w:tc>
-        <w:tc>
-          <w:tcPr>
-            <w:tcW w:type="dxa" w:w="1152"/>
-          </w:tcPr>
-          <w:p>
-            <w:pPr>
-              <w:jc w:val="center"/>
-            </w:pPr>
-            <w:r/>
-            <w:r>
-              <w:rPr>
-                <w:rFonts w:ascii="Arial" w:hAnsi="Arial"/>
-                <w:color w:val="708090"/>
-                <w:sz w:val="18"/>
-              </w:rPr>
-              <w:t>—</w:t>
-            </w:r>
-          </w:p>
-        </w:tc>
-        <w:tc>
-          <w:tcPr>
-            <w:tcW w:type="dxa" w:w="1584"/>
-          </w:tcPr>
-          <w:p>
-            <w:pPr>
-              <w:jc w:val="center"/>
-            </w:pPr>
-            <w:r/>
-            <w:r>
-              <w:rPr>
-                <w:rFonts w:ascii="Arial" w:hAnsi="Arial"/>
-                <w:color w:val="708090"/>
-                <w:sz w:val="18"/>
-              </w:rPr>
-              <w:t>—</w:t>
-            </w:r>
-          </w:p>
-        </w:tc>
-        <w:tc>
-          <w:tcPr>
-            <w:tcW w:type="dxa" w:w="1440"/>
-          </w:tcPr>
-          <w:p>
-            <w:pPr>
-              <w:jc w:val="center"/>
-            </w:pPr>
-            <w:r/>
-            <w:r>
-              <w:rPr>
-                <w:rFonts w:ascii="Arial" w:hAnsi="Arial"/>
-                <w:color w:val="708090"/>
-                <w:sz w:val="18"/>
-              </w:rPr>
-              <w:t>—</w:t>
-            </w:r>
-          </w:p>
-        </w:tc>
-        <w:tc>
-          <w:tcPr>
-            <w:tcW w:type="dxa" w:w="1872"/>
-          </w:tcPr>
-          <w:p>
-            <w:pPr>
-              <w:jc w:val="center"/>
-            </w:pPr>
-            <w:r/>
-            <w:r>
-              <w:rPr>
-                <w:rFonts w:ascii="Arial" w:hAnsi="Arial"/>
-                <w:b/>
-                <w:color w:val="2E6F40"/>
-                <w:sz w:val="18"/>
-              </w:rPr>
-              <w:t>✓</w:t>
-            </w:r>
-          </w:p>
-        </w:tc>
-      </w:tr>
-      <w:tr>
-        <w:tc>
-          <w:tcPr>
-            <w:tcW w:type="dxa" w:w="4032"/>
-          </w:tcPr>
-          <w:p>
-            <w:r>
-              <w:rPr>
-                <w:rFonts w:ascii="Arial" w:hAnsi="Arial"/>
-                <w:sz w:val="18"/>
-              </w:rPr>
-              <w:t>Centrale e-mailsjablonen beheren</w:t>
-            </w:r>
-          </w:p>
-        </w:tc>
-        <w:tc>
-          <w:tcPr>
-            <w:tcW w:type="dxa" w:w="1152"/>
-          </w:tcPr>
-          <w:p>
-            <w:pPr>
-              <w:jc w:val="center"/>
-            </w:pPr>
-            <w:r/>
-            <w:r>
-              <w:rPr>
-                <w:rFonts w:ascii="Arial" w:hAnsi="Arial"/>
-                <w:color w:val="708090"/>
-                <w:sz w:val="18"/>
-              </w:rPr>
-              <w:t>—</w:t>
-            </w:r>
-          </w:p>
-        </w:tc>
-        <w:tc>
-          <w:tcPr>
-            <w:tcW w:type="dxa" w:w="1584"/>
-          </w:tcPr>
-          <w:p>
-            <w:pPr>
-              <w:jc w:val="center"/>
-            </w:pPr>
-            <w:r/>
-            <w:r>
-              <w:rPr>
-                <w:rFonts w:ascii="Arial" w:hAnsi="Arial"/>
-                <w:color w:val="708090"/>
-                <w:sz w:val="18"/>
-              </w:rPr>
-              <w:t>—</w:t>
-            </w:r>
-          </w:p>
-        </w:tc>
-        <w:tc>
-          <w:tcPr>
-            <w:tcW w:type="dxa" w:w="1440"/>
-          </w:tcPr>
-          <w:p>
-            <w:pPr>
-              <w:jc w:val="center"/>
-            </w:pPr>
-            <w:r/>
-            <w:r>
-              <w:rPr>
-                <w:rFonts w:ascii="Arial" w:hAnsi="Arial"/>
-                <w:color w:val="708090"/>
-                <w:sz w:val="18"/>
-              </w:rPr>
-              <w:t>—</w:t>
-            </w:r>
-          </w:p>
-        </w:tc>
-        <w:tc>
-          <w:tcPr>
-            <w:tcW w:type="dxa" w:w="1872"/>
-          </w:tcPr>
-          <w:p>
-            <w:pPr>
-              <w:jc w:val="center"/>
-            </w:pPr>
-            <w:r/>
-            <w:r>
-              <w:rPr>
-                <w:rFonts w:ascii="Arial" w:hAnsi="Arial"/>
-                <w:b/>
-                <w:color w:val="2E6F40"/>
-                <w:sz w:val="18"/>
-              </w:rPr>
-              <w:t>✓</w:t>
-            </w:r>
-          </w:p>
-        </w:tc>
-      </w:tr>
-      <w:tr>
-        <w:tc>
-          <w:tcPr>
-            <w:tcW w:type="dxa" w:w="4032"/>
-          </w:tcPr>
-          <w:p>
-            <w:r>
-              <w:rPr>
-                <w:rFonts w:ascii="Arial" w:hAnsi="Arial"/>
-                <w:sz w:val="18"/>
-              </w:rPr>
-              <w:t>Test e-mail uitvoeren (/test-mail)</w:t>
-            </w:r>
-          </w:p>
-        </w:tc>
-        <w:tc>
-          <w:tcPr>
-            <w:tcW w:type="dxa" w:w="1152"/>
-          </w:tcPr>
-          <w:p>
-            <w:pPr>
-              <w:jc w:val="center"/>
-            </w:pPr>
-            <w:r/>
-            <w:r>
-              <w:rPr>
-                <w:rFonts w:ascii="Arial" w:hAnsi="Arial"/>
-                <w:color w:val="708090"/>
-                <w:sz w:val="18"/>
-              </w:rPr>
-              <w:t>—</w:t>
-            </w:r>
-          </w:p>
-        </w:tc>
-        <w:tc>
-          <w:tcPr>
-            <w:tcW w:type="dxa" w:w="1584"/>
-          </w:tcPr>
-          <w:p>
-            <w:pPr>
-              <w:jc w:val="center"/>
-            </w:pPr>
-            <w:r/>
-            <w:r>
-              <w:rPr>
-                <w:rFonts w:ascii="Arial" w:hAnsi="Arial"/>
-                <w:color w:val="708090"/>
-                <w:sz w:val="18"/>
-              </w:rPr>
-              <w:t>—</w:t>
-            </w:r>
-          </w:p>
-        </w:tc>
-        <w:tc>
-          <w:tcPr>
-            <w:tcW w:type="dxa" w:w="1440"/>
-          </w:tcPr>
-          <w:p>
-            <w:pPr>
-              <w:jc w:val="center"/>
-            </w:pPr>
-            <w:r/>
-            <w:r>
-              <w:rPr>
-                <w:rFonts w:ascii="Arial" w:hAnsi="Arial"/>
-                <w:color w:val="708090"/>
-                <w:sz w:val="18"/>
-              </w:rPr>
-              <w:t>—</w:t>
-            </w:r>
-          </w:p>
-        </w:tc>
-        <w:tc>
-          <w:tcPr>
-            <w:tcW w:type="dxa" w:w="1872"/>
-          </w:tcPr>
-          <w:p>
-            <w:pPr>
-              <w:jc w:val="center"/>
-            </w:pPr>
-            <w:r/>
-            <w:r>
-              <w:rPr>
-                <w:rFonts w:ascii="Arial" w:hAnsi="Arial"/>
-                <w:b/>
-                <w:color w:val="2E6F40"/>
-                <w:sz w:val="18"/>
-              </w:rPr>
-              <w:t>✓</w:t>
-            </w:r>
-          </w:p>
-        </w:tc>
-      </w:tr>
-      <w:tr>
-        <w:tc>
-          <w:tcPr>
-            <w:tcW w:type="dxa" w:w="4032"/>
-          </w:tcPr>
-          <w:p>
-            <w:r>
-              <w:rPr>
-                <w:rFonts w:ascii="Arial" w:hAnsi="Arial"/>
-                <w:sz w:val="18"/>
-              </w:rPr>
-              <w:t>Globale audit-logs opschonen (&gt; 365 dagen)</w:t>
-            </w:r>
-          </w:p>
-        </w:tc>
-        <w:tc>
-          <w:tcPr>
-            <w:tcW w:type="dxa" w:w="1152"/>
-          </w:tcPr>
-          <w:p>
-            <w:pPr>
-              <w:jc w:val="center"/>
-            </w:pPr>
-            <w:r/>
-            <w:r>
-              <w:rPr>
-                <w:rFonts w:ascii="Arial" w:hAnsi="Arial"/>
-                <w:color w:val="708090"/>
-                <w:sz w:val="18"/>
-              </w:rPr>
-              <w:t>—</w:t>
-            </w:r>
-          </w:p>
-        </w:tc>
-        <w:tc>
-          <w:tcPr>
-            <w:tcW w:type="dxa" w:w="1584"/>
-          </w:tcPr>
-          <w:p>
-            <w:pPr>
-              <w:jc w:val="center"/>
-            </w:pPr>
-            <w:r/>
-            <w:r>
-              <w:rPr>
-                <w:rFonts w:ascii="Arial" w:hAnsi="Arial"/>
-                <w:color w:val="708090"/>
-                <w:sz w:val="18"/>
-              </w:rPr>
-              <w:t>—</w:t>
-            </w:r>
-          </w:p>
-        </w:tc>
-        <w:tc>
-          <w:tcPr>
-            <w:tcW w:type="dxa" w:w="1440"/>
-          </w:tcPr>
-          <w:p>
-            <w:pPr>
-              <w:jc w:val="center"/>
-            </w:pPr>
-            <w:r/>
-            <w:r>
-              <w:rPr>
-                <w:rFonts w:ascii="Arial" w:hAnsi="Arial"/>
-                <w:color w:val="708090"/>
-                <w:sz w:val="18"/>
-              </w:rPr>
-              <w:t>—</w:t>
-            </w:r>
-          </w:p>
-        </w:tc>
-        <w:tc>
-          <w:tcPr>
-            <w:tcW w:type="dxa" w:w="1872"/>
-          </w:tcPr>
-          <w:p>
-            <w:pPr>
-              <w:jc w:val="center"/>
-            </w:pPr>
-            <w:r/>
-            <w:r>
-              <w:rPr>
-                <w:rFonts w:ascii="Arial" w:hAnsi="Arial"/>
-                <w:b/>
-                <w:color w:val="2E6F40"/>
-                <w:sz w:val="18"/>
-              </w:rPr>
-              <w:t>✓</w:t>
-            </w:r>
-          </w:p>
-        </w:tc>
-      </w:tr>
-      <w:tr>
-        <w:tc>
-          <w:tcPr>
-            <w:tcW w:type="dxa" w:w="4032"/>
-          </w:tcPr>
-          <w:p>
-            <w:r>
-              <w:rPr>
-                <w:rFonts w:ascii="Arial" w:hAnsi="Arial"/>
-                <w:sz w:val="18"/>
-              </w:rPr>
-              <w:t>Snel wisselen tussen alle aangesloten gemeenten</w:t>
-            </w:r>
-          </w:p>
-        </w:tc>
-        <w:tc>
-          <w:tcPr>
-            <w:tcW w:type="dxa" w:w="1152"/>
-          </w:tcPr>
-          <w:p>
-            <w:pPr>
-              <w:jc w:val="center"/>
-            </w:pPr>
-            <w:r/>
-            <w:r>
-              <w:rPr>
-                <w:rFonts w:ascii="Arial" w:hAnsi="Arial"/>
-                <w:color w:val="708090"/>
-                <w:sz w:val="18"/>
-              </w:rPr>
-              <w:t>—</w:t>
-            </w:r>
-          </w:p>
-        </w:tc>
-        <w:tc>
-          <w:tcPr>
-            <w:tcW w:type="dxa" w:w="1584"/>
-          </w:tcPr>
-          <w:p>
-            <w:pPr>
-              <w:jc w:val="center"/>
-            </w:pPr>
-            <w:r/>
-            <w:r>
-              <w:rPr>
-                <w:rFonts w:ascii="Arial" w:hAnsi="Arial"/>
-                <w:color w:val="708090"/>
-                <w:sz w:val="18"/>
-              </w:rPr>
-              <w:t>—</w:t>
-            </w:r>
-          </w:p>
-        </w:tc>
-        <w:tc>
-          <w:tcPr>
-            <w:tcW w:type="dxa" w:w="1440"/>
-          </w:tcPr>
-          <w:p>
-            <w:pPr>
-              <w:jc w:val="center"/>
-            </w:pPr>
-            <w:r/>
-            <w:r>
-              <w:rPr>
-                <w:rFonts w:ascii="Arial" w:hAnsi="Arial"/>
-                <w:color w:val="708090"/>
-                <w:sz w:val="18"/>
-              </w:rPr>
-              <w:t>—</w:t>
-            </w:r>
-          </w:p>
-        </w:tc>
-        <w:tc>
-          <w:tcPr>
-            <w:tcW w:type="dxa" w:w="1872"/>
-          </w:tcPr>
-          <w:p>
-            <w:pPr>
-              <w:jc w:val="center"/>
-            </w:pPr>
-            <w:r/>
-            <w:r>
-              <w:rPr>
-                <w:rFonts w:ascii="Arial" w:hAnsi="Arial"/>
-                <w:b/>
-                <w:color w:val="2E6F40"/>
-                <w:sz w:val="18"/>
-              </w:rPr>
-              <w:t>✓</w:t>
-            </w:r>
-          </w:p>
-        </w:tc>
-      </w:tr>
-      <w:tr>
-        <w:tc>
-          <w:tcPr>
-            <w:tcW w:type="dxa" w:w="1872"/>
-          </w:tcPr>
-          <w:p>
-            <w:r>
-              <w:t>App documentatie (Centraal &amp; Gemeenschappelijk)</w:t>
-            </w:r>
-          </w:p>
-        </w:tc>
-        <w:tc>
-          <w:tcPr>
-            <w:tcW w:type="dxa" w:w="1872"/>
-          </w:tcPr>
-          <w:p>
-            <w:r/>
-          </w:p>
-        </w:tc>
-        <w:tc>
-          <w:tcPr>
-            <w:tcW w:type="dxa" w:w="1872"/>
-          </w:tcPr>
-          <w:p>
-            <w:r/>
-          </w:p>
-        </w:tc>
-        <w:tc>
-          <w:tcPr>
-            <w:tcW w:type="dxa" w:w="1872"/>
-          </w:tcPr>
-          <w:p>
-            <w:r/>
-          </w:p>
-        </w:tc>
-        <w:tc>
-          <w:tcPr>
-            <w:tcW w:type="dxa" w:w="1872"/>
-          </w:tcPr>
-          <w:p>
-            <w:r/>
-          </w:p>
-        </w:tc>
-      </w:tr>
-      <w:tr>
-        <w:tc>
-          <w:tcPr>
-            <w:tcW w:type="dxa" w:w="1872"/>
-          </w:tcPr>
-          <w:p>
-            <w:r>
-              <w:t>Centrale documenten bekijken, downloaden &amp; doorzoeken</w:t>
-            </w:r>
-          </w:p>
-        </w:tc>
-        <w:tc>
-          <w:tcPr>
-            <w:tcW w:type="dxa" w:w="1872"/>
-          </w:tcPr>
-          <w:p>
-            <w:r>
-              <w:t>✓</w:t>
-            </w:r>
-          </w:p>
-        </w:tc>
-        <w:tc>
-          <w:tcPr>
-            <w:tcW w:type="dxa" w:w="1872"/>
-          </w:tcPr>
-          <w:p>
-            <w:r>
-              <w:t>✓</w:t>
-            </w:r>
-          </w:p>
-        </w:tc>
-        <w:tc>
-          <w:tcPr>
-            <w:tcW w:type="dxa" w:w="1872"/>
-          </w:tcPr>
-          <w:p>
-            <w:r>
-              <w:t>✓</w:t>
-            </w:r>
-          </w:p>
-        </w:tc>
-        <w:tc>
-          <w:tcPr>
-            <w:tcW w:type="dxa" w:w="1872"/>
-          </w:tcPr>
-          <w:p>
-            <w:r>
-              <w:t>✓</w:t>
-            </w:r>
-          </w:p>
-        </w:tc>
-      </w:tr>
-      <w:tr>
-        <w:tc>
-          <w:tcPr>
-            <w:tcW w:type="dxa" w:w="1872"/>
-          </w:tcPr>
-          <w:p>
-            <w:r>
-              <w:t>Centrale mappen/documenten uploaden, versies overschrijven &amp; wissen</w:t>
-            </w:r>
-          </w:p>
-        </w:tc>
-        <w:tc>
-          <w:tcPr>
-            <w:tcW w:type="dxa" w:w="1872"/>
-          </w:tcPr>
-          <w:p>
-            <w:r>
-              <w:t>—</w:t>
-            </w:r>
-          </w:p>
-        </w:tc>
-        <w:tc>
-          <w:tcPr>
-            <w:tcW w:type="dxa" w:w="1872"/>
-          </w:tcPr>
-          <w:p>
-            <w:r>
-              <w:t>—</w:t>
-            </w:r>
-          </w:p>
-        </w:tc>
-        <w:tc>
-          <w:tcPr>
-            <w:tcW w:type="dxa" w:w="1872"/>
-          </w:tcPr>
-          <w:p>
-            <w:r>
-              <w:t>—</w:t>
-            </w:r>
-          </w:p>
-        </w:tc>
-        <w:tc>
-          <w:tcPr>
-            <w:tcW w:type="dxa" w:w="1872"/>
-          </w:tcPr>
-          <w:p>
-            <w:r>
-              <w:t>✓</w:t>
-            </w:r>
-          </w:p>
-        </w:tc>
-      </w:tr>
-      <w:tr>
-        <w:tc>
-          <w:tcPr>
-            <w:tcW w:type="dxa" w:w="1872"/>
-          </w:tcPr>
-          <w:p>
-            <w:r>
-              <w:t>Vraagcategorieën beheren (AI-stamgegevens &amp; richtlijnen)</w:t>
-            </w:r>
-          </w:p>
-        </w:tc>
-        <w:tc>
-          <w:tcPr>
-            <w:tcW w:type="dxa" w:w="1872"/>
-          </w:tcPr>
-          <w:p>
-            <w:r>
-              <w:t>—</w:t>
-            </w:r>
-          </w:p>
-        </w:tc>
-        <w:tc>
-          <w:tcPr>
-            <w:tcW w:type="dxa" w:w="1872"/>
-          </w:tcPr>
-          <w:p>
-            <w:r>
-              <w:t>—</w:t>
-            </w:r>
-          </w:p>
-        </w:tc>
-        <w:tc>
-          <w:tcPr>
-            <w:tcW w:type="dxa" w:w="1872"/>
-          </w:tcPr>
-          <w:p>
-            <w:r>
-              <w:t>—</w:t>
-            </w:r>
-          </w:p>
-        </w:tc>
-        <w:tc>
-          <w:tcPr>
-            <w:tcW w:type="dxa" w:w="1872"/>
-          </w:tcPr>
-          <w:p>
-            <w:r>
-              <w:t>✓</w:t>
-            </w:r>
-          </w:p>
-        </w:tc>
-      </w:tr>
-      <w:tr>
-        <w:tc>
-          <w:tcPr>
-            <w:tcW w:type="dxa" w:w="1872"/>
-          </w:tcPr>
-          <w:p>
-            <w:r>
-              <w:t>Vraagclassificaties opvolgen, handmatig corrigeren &amp; AI-heranalyse</w:t>
-            </w:r>
-          </w:p>
-        </w:tc>
-        <w:tc>
-          <w:tcPr>
-            <w:tcW w:type="dxa" w:w="1872"/>
-          </w:tcPr>
-          <w:p>
-            <w:r>
-              <w:t>—</w:t>
-            </w:r>
-          </w:p>
-        </w:tc>
-        <w:tc>
-          <w:tcPr>
-            <w:tcW w:type="dxa" w:w="1872"/>
-          </w:tcPr>
-          <w:p>
-            <w:r>
-              <w:t>—</w:t>
-            </w:r>
-          </w:p>
-        </w:tc>
-        <w:tc>
-          <w:tcPr>
-            <w:tcW w:type="dxa" w:w="1872"/>
-          </w:tcPr>
-          <w:p>
-            <w:r>
-              <w:t>—</w:t>
-            </w:r>
-          </w:p>
-        </w:tc>
-        <w:tc>
-          <w:tcPr>
-            <w:tcW w:type="dxa" w:w="1872"/>
-          </w:tcPr>
-          <w:p>
-            <w:r>
-              <w:t>✓</w:t>
-            </w:r>
-          </w:p>
-        </w:tc>
-      </w:tr>
-      <w:tr>
-        <w:tc>
-          <w:tcPr>
-            <w:tcW w:type="dxa" w:w="1872"/>
-          </w:tcPr>
-          <w:p>
-            <w:r>
-              <w:t>Eigen profiel, functies &amp; telefoonnummer beheren (via linkeronderhoek)</w:t>
-            </w:r>
-          </w:p>
-        </w:tc>
-        <w:tc>
-          <w:tcPr>
-            <w:tcW w:type="dxa" w:w="1872"/>
-          </w:tcPr>
-          <w:p>
-            <w:r>
-              <w:t>✓</w:t>
-            </w:r>
-          </w:p>
-        </w:tc>
-        <w:tc>
-          <w:tcPr>
-            <w:tcW w:type="dxa" w:w="1872"/>
-          </w:tcPr>
-          <w:p>
-            <w:r>
-              <w:t>✓</w:t>
-            </w:r>
-          </w:p>
-        </w:tc>
-        <w:tc>
-          <w:tcPr>
-            <w:tcW w:type="dxa" w:w="1872"/>
-          </w:tcPr>
-          <w:p>
-            <w:r>
-              <w:t>✓</w:t>
-            </w:r>
-          </w:p>
-        </w:tc>
-        <w:tc>
-          <w:tcPr>
-            <w:tcW w:type="dxa" w:w="1872"/>
-          </w:tcPr>
-          <w:p>
-            <w:r>
-              <w:t>✓</w:t>
-            </w:r>
-          </w:p>
-        </w:tc>
-      </w:tr>
-      <w:tr>
-        <w:tc>
-          <w:tcPr>
-            <w:tcW w:type="dxa" w:w="1872"/>
-          </w:tcPr>
-          <w:p>
-            <w:r>
-              <w:t>Evaluatieformulieren via de app invullen (openstaande sessies)</w:t>
-            </w:r>
-          </w:p>
-        </w:tc>
-        <w:tc>
-          <w:tcPr>
-            <w:tcW w:type="dxa" w:w="1872"/>
-          </w:tcPr>
-          <w:p>
-            <w:r>
-              <w:t>—</w:t>
-            </w:r>
-          </w:p>
-        </w:tc>
-        <w:tc>
-          <w:tcPr>
-            <w:tcW w:type="dxa" w:w="1872"/>
-          </w:tcPr>
-          <w:p>
-            <w:r>
-              <w:t>✓</w:t>
-            </w:r>
-          </w:p>
-        </w:tc>
-        <w:tc>
-          <w:tcPr>
-            <w:tcW w:type="dxa" w:w="1872"/>
-          </w:tcPr>
-          <w:p>
-            <w:r>
-              <w:t>✓</w:t>
-            </w:r>
-          </w:p>
-        </w:tc>
-        <w:tc>
-          <w:tcPr>
-            <w:tcW w:type="dxa" w:w="1872"/>
-          </w:tcPr>
-          <w:p>
-            <w:r>
-              <w:t>✓</w:t>
-            </w:r>
-          </w:p>
-        </w:tc>
-      </w:tr>
-      <w:tr>
-        <w:tc>
-          <w:tcPr>
-            <w:tcW w:type="dxa" w:w="1872"/>
-          </w:tcPr>
-          <w:p>
-            <w:r>
-              <w:t>Groepen &amp; Autorisatiematrix beheren (Permissies per module &amp; restricties)</w:t>
-            </w:r>
-          </w:p>
-        </w:tc>
-        <w:tc>
-          <w:tcPr>
-            <w:tcW w:type="dxa" w:w="1872"/>
-          </w:tcPr>
-          <w:p>
-            <w:r>
-              <w:t>—</w:t>
-            </w:r>
-          </w:p>
-        </w:tc>
-        <w:tc>
-          <w:tcPr>
-            <w:tcW w:type="dxa" w:w="1872"/>
-          </w:tcPr>
-          <w:p>
-            <w:r>
-              <w:t>—</w:t>
-            </w:r>
-          </w:p>
-        </w:tc>
-        <w:tc>
-          <w:tcPr>
-            <w:tcW w:type="dxa" w:w="1872"/>
-          </w:tcPr>
-          <w:p>
-            <w:r>
-              <w:t>✓</w:t>
-            </w:r>
-          </w:p>
-        </w:tc>
-        <w:tc>
-          <w:tcPr>
-            <w:tcW w:type="dxa" w:w="1872"/>
-          </w:tcPr>
-          <w:p>
-            <w:r>
-              <w:t>✓</w:t>
-            </w:r>
-          </w:p>
-        </w:tc>
-      </w:tr>
-      <w:tr>
-        <w:tc>
-          <w:tcPr>
-            <w:tcW w:type="dxa" w:w="1872"/>
-          </w:tcPr>
-          <w:p>
-            <w:r>
-              <w:t>Groepen &amp; Autorisatiematrix beheren (Permissies per module &amp; restricties)</w:t>
-            </w:r>
-          </w:p>
-        </w:tc>
-        <w:tc>
-          <w:tcPr>
-            <w:tcW w:type="dxa" w:w="1872"/>
-          </w:tcPr>
-          <w:p>
-            <w:r>
-              <w:t>—</w:t>
-            </w:r>
-          </w:p>
-        </w:tc>
-        <w:tc>
-          <w:tcPr>
-            <w:tcW w:type="dxa" w:w="1872"/>
-          </w:tcPr>
-          <w:p>
-            <w:r>
-              <w:t>—</w:t>
-            </w:r>
-          </w:p>
-        </w:tc>
-        <w:tc>
-          <w:tcPr>
-            <w:tcW w:type="dxa" w:w="1872"/>
-          </w:tcPr>
-          <w:p>
-            <w:r>
-              <w:t>✓</w:t>
-            </w:r>
-          </w:p>
-        </w:tc>
-        <w:tc>
-          <w:tcPr>
-            <w:tcW w:type="dxa" w:w="1872"/>
-          </w:tcPr>
-          <w:p>
-            <w:r>
-              <w:t>✓</w:t>
+              <w:t>Lezen &amp; schrijven (superadmin)</w:t>
             </w:r>
           </w:p>
         </w:tc>
       </w:tr>
     </w:tbl>
-    <w:p/>
     <w:p>
       <w:pPr>
-        <w:pStyle w:val="Heading1"/>
+        <w:keepNext/>
+        <w:spacing w:before="360" w:after="120"/>
       </w:pPr>
       <w:r>
         <w:rPr>
-          <w:rFonts w:ascii="Arial" w:hAnsi="Arial"/>
-          <w:color w:val="1B365D"/>
+          <w:rFonts w:ascii="Calibri" w:hAnsi="Calibri"/>
+          <w:b/>
+          <w:color w:val="1B559B"/>
+          <w:sz w:val="30"/>
         </w:rPr>
-        <w:t>4. Gedetailleerde Beschrijving per Rol</w:t>
+        <w:t>8. Samenvatting &amp; Beveiligingsprincipes</w:t>
       </w:r>
     </w:p>
     <w:p>
       <w:pPr>
-        <w:pStyle w:val="Heading2"/>
+        <w:pStyle w:val="ListBullet"/>
+        <w:spacing w:before="0" w:after="60" w:line="276" w:lineRule="auto"/>
       </w:pPr>
       <w:r>
         <w:rPr>
-          <w:rFonts w:ascii="Arial" w:hAnsi="Arial"/>
-          <w:color w:val="708090"/>
+          <w:b/>
+          <w:color w:val="1F2937"/>
         </w:rPr>
-        <w:t>4.1 Rol: Lezer</w:t>
+        <w:t xml:space="preserve">• Strikte Multi-Tenancy: </w:t>
+      </w:r>
+      <w:r>
+        <w:rPr>
+          <w:color w:val="1F2937"/>
+        </w:rPr>
+        <w:t>Geen enkele gebruiker kan data buiten de eigen actieve gemeente inzien of bewerken (tenzij superadmin via platformwissel).</w:t>
       </w:r>
     </w:p>
     <w:p>
       <w:pPr>
-        <w:spacing w:after="80"/>
+        <w:pStyle w:val="ListBullet"/>
+        <w:spacing w:before="0" w:after="60" w:line="276" w:lineRule="auto"/>
       </w:pPr>
       <w:r>
         <w:rPr>
-          <w:rFonts w:ascii="Arial" w:hAnsi="Arial"/>
           <w:b/>
-          <w:sz w:val="20"/>
+          <w:color w:val="1F2937"/>
         </w:rPr>
-        <w:t xml:space="preserve">• Doelgroep: </w:t>
+        <w:t xml:space="preserve">• Dubbele Verificatie (Frontend &amp; Backend): </w:t>
       </w:r>
       <w:r>
         <w:rPr>
-          <w:rFonts w:ascii="Arial" w:hAnsi="Arial"/>
-          <w:sz w:val="20"/>
+          <w:color w:val="1F2937"/>
         </w:rPr>
-        <w:t>Beleidsmedewerkers, cultuur- of schepenfunctionarissen, kwaliteitsmedewerkers of auditoren die periodiek inzicht moeten kunnen nemen in de werking en statistieken zonder risico op ongewenste gegevenswijzigingen.</w:t>
+        <w:t>Alle permissiecontroles worden zowel in de UI (voorwaardelijke knoppen en menu's) als afgedwongen op backend routeniveau via  decorators en helperfuncties.</w:t>
       </w:r>
     </w:p>
     <w:p>
       <w:pPr>
-        <w:spacing w:after="80"/>
+        <w:pStyle w:val="ListBullet"/>
+        <w:spacing w:before="0" w:after="60" w:line="276" w:lineRule="auto"/>
       </w:pPr>
       <w:r>
         <w:rPr>
-          <w:rFonts w:ascii="Arial" w:hAnsi="Arial"/>
           <w:b/>
-          <w:sz w:val="20"/>
+          <w:color w:val="1F2937"/>
         </w:rPr>
-        <w:t xml:space="preserve">• Schrijfrechten: </w:t>
+        <w:t xml:space="preserve">• Audit Trail: </w:t>
       </w:r>
       <w:r>
         <w:rPr>
-          <w:rFonts w:ascii="Arial" w:hAnsi="Arial"/>
-          <w:sz w:val="20"/>
+          <w:color w:val="1F2937"/>
         </w:rPr>
-        <w:t>Geen. De lezer heeft een strikt alleen-lezen profiel binnen de organisatie.</w:t>
-      </w:r>
-    </w:p>
-    <w:p>
-      <w:pPr>
-        <w:spacing w:after="80"/>
-      </w:pPr>
-      <w:r>
-        <w:t>• Navigatie-ervaring: Het linkermenu toont 'Registraties', 'Agenda', 'Data' (Statistieken &amp; Exporteren) en 'Algemeen' (Feedback, App documentatie &amp; Privacy-informatie). Lokale documenten, beheerpagina's en registratie-invoer zijn verborgen.</w:t>
-      </w:r>
-    </w:p>
-    <w:p>
-      <w:pPr>
-        <w:spacing w:after="80"/>
-      </w:pPr>
-      <w:r>
-        <w:rPr>
-          <w:rFonts w:ascii="Arial" w:hAnsi="Arial"/>
-          <w:b/>
-          <w:sz w:val="20"/>
-        </w:rPr>
-        <w:t xml:space="preserve">• Feedback: </w:t>
-      </w:r>
-      <w:r>
-        <w:rPr>
-          <w:rFonts w:ascii="Arial" w:hAnsi="Arial"/>
-          <w:sz w:val="20"/>
-        </w:rPr>
-        <w:t>De lezer kan meelezen in de feedbacklijst en reactiedraden, maar kan zelf geen items indienen, niet stemmen met duimpjes en geen opmerkingen plaatsen.</w:t>
-      </w:r>
-    </w:p>
-    <w:p/>
-    <w:p>
-      <w:pPr>
-        <w:pStyle w:val="Heading2"/>
-      </w:pPr>
-      <w:r>
-        <w:rPr>
-          <w:rFonts w:ascii="Arial" w:hAnsi="Arial"/>
-          <w:color w:val="1B365D"/>
-        </w:rPr>
-        <w:t>4.2 Rol: Medewerker</w:t>
-      </w:r>
-    </w:p>
-    <w:p>
-      <w:pPr>
-        <w:spacing w:after="80"/>
-      </w:pPr>
-      <w:r>
-        <w:rPr>
-          <w:rFonts w:ascii="Arial" w:hAnsi="Arial"/>
-          <w:b/>
-          <w:sz w:val="20"/>
-        </w:rPr>
-        <w:t xml:space="preserve">• Doelgroep: </w:t>
-      </w:r>
-      <w:r>
-        <w:rPr>
-          <w:rFonts w:ascii="Arial" w:hAnsi="Arial"/>
-          <w:sz w:val="20"/>
-        </w:rPr>
-        <w:t>Vrijwilligers, digidokters en coördinatoren op de vloer die instaan voor de directe dienstverlening aan de burger tijdens vrije inloopmomenten of workshops.</w:t>
-      </w:r>
-    </w:p>
-    <w:p>
-      <w:pPr>
-        <w:spacing w:after="80"/>
-      </w:pPr>
-      <w:r>
-        <w:t>• Bezoekersregistratie: Kan vlot consultaties invoeren, waarbij de eigen gebruikersnaam automatisch als Digidokter wordt geselecteerd. Bij opslaan wordt de hulpvraag op de achtergrond automatisch geanalyseerd via Gemini AI.</w:t>
-      </w:r>
-    </w:p>
-    <w:p>
-      <w:pPr>
-        <w:spacing w:after="80"/>
-      </w:pPr>
-      <w:r>
-        <w:rPr>
-          <w:rFonts w:ascii="Arial" w:hAnsi="Arial"/>
-          <w:b/>
-          <w:sz w:val="20"/>
-        </w:rPr>
-        <w:t xml:space="preserve">• Agenda &amp; Planning: </w:t>
-      </w:r>
-      <w:r>
-        <w:rPr>
-          <w:rFonts w:ascii="Arial" w:hAnsi="Arial"/>
-          <w:sz w:val="20"/>
-        </w:rPr>
-        <w:t>Kan de geplande sessies raadplegen, nieuwe momenten toevoegen en vrijwilligers aan sessies koppelen.</w:t>
-      </w:r>
-    </w:p>
-    <w:p>
-      <w:pPr>
-        <w:spacing w:after="80"/>
-      </w:pPr>
-      <w:r>
-        <w:rPr>
-          <w:rFonts w:ascii="Arial" w:hAnsi="Arial"/>
-          <w:b/>
-          <w:sz w:val="20"/>
-        </w:rPr>
-        <w:t xml:space="preserve">• Evaluatieresultaten: </w:t>
-      </w:r>
-      <w:r>
-        <w:rPr>
-          <w:rFonts w:ascii="Arial" w:hAnsi="Arial"/>
-          <w:sz w:val="20"/>
-        </w:rPr>
-        <w:t>Kan de ingevulde evaluaties en antwoorden per sessie raadplegen via 'Evaluaties' in het linkermenu of direct vanuit de agenda. Heeft geen toegang tot het ontwerpen of wijzigen van formulieren of vragen.</w:t>
-      </w:r>
-    </w:p>
-    <w:p>
-      <w:pPr>
-        <w:spacing w:after="80"/>
-      </w:pPr>
-      <w:r>
-        <w:t>• Documentbeheer: Volledige toegang tot de lokale kennisbank van de eigen gemeente (uploaden, mappen, downloaden). Daarnaast vrije toegang tot de centrale 'App documentatie' om handleidingen en beleidsdocumenten te raadplegen.</w:t>
-      </w:r>
-    </w:p>
-    <w:p>
-      <w:pPr>
-        <w:spacing w:after="80"/>
-      </w:pPr>
-      <w:r>
-        <w:rPr>
-          <w:rFonts w:ascii="Arial" w:hAnsi="Arial"/>
-          <w:b/>
-          <w:sz w:val="20"/>
-        </w:rPr>
-        <w:t xml:space="preserve">• Feedback-module: </w:t>
-      </w:r>
-      <w:r>
-        <w:rPr>
-          <w:rFonts w:ascii="Arial" w:hAnsi="Arial"/>
-          <w:sz w:val="20"/>
-        </w:rPr>
-        <w:t>Volledige interactie: kan nieuwe voorstellen of foutjes melden inclusief screenshots, stemmen op voorstellen van collega's via 👍 of 👎 en meediscussiëren in reacties.</w:t>
-      </w:r>
-    </w:p>
-    <w:p>
-      <w:pPr>
-        <w:spacing w:after="80"/>
-      </w:pPr>
-      <w:r>
-        <w:rPr>
-          <w:rFonts w:ascii="Arial" w:hAnsi="Arial"/>
-          <w:b/>
-          <w:sz w:val="20"/>
-        </w:rPr>
-        <w:t xml:space="preserve">• Beperkingen: </w:t>
-      </w:r>
-      <w:r>
-        <w:rPr>
-          <w:rFonts w:ascii="Arial" w:hAnsi="Arial"/>
-          <w:sz w:val="20"/>
-        </w:rPr>
-        <w:t>Heeft geen toegang tot het ontwerpen/aanpassen van evaluatieformulieren, gebruikersbeheer, stamgegevens, data-import of het definitief afsluiten van feedback.</w:t>
-      </w:r>
-    </w:p>
-    <w:p/>
-    <w:p>
-      <w:pPr>
-        <w:pStyle w:val="Heading2"/>
-      </w:pPr>
-      <w:r>
-        <w:rPr>
-          <w:rFonts w:ascii="Arial" w:hAnsi="Arial"/>
-          <w:color w:val="2E6F40"/>
-        </w:rPr>
-        <w:t>4.3 Rol: Beheerder</w:t>
-      </w:r>
-    </w:p>
-    <w:p>
-      <w:pPr>
-        <w:spacing w:after="80"/>
-      </w:pPr>
-      <w:r>
-        <w:rPr>
-          <w:rFonts w:ascii="Arial" w:hAnsi="Arial"/>
-          <w:b/>
-          <w:sz w:val="20"/>
-        </w:rPr>
-        <w:t xml:space="preserve">• Doelgroep: </w:t>
-      </w:r>
-      <w:r>
-        <w:rPr>
-          <w:rFonts w:ascii="Arial" w:hAnsi="Arial"/>
-          <w:sz w:val="20"/>
-        </w:rPr>
-        <w:t>De lokale hoofdverantwoordelijke van de gemeente, bibliotheek of welzijnsdienst.</w:t>
-      </w:r>
-    </w:p>
-    <w:p>
-      <w:pPr>
-        <w:spacing w:after="80"/>
-      </w:pPr>
-      <w:r>
-        <w:t>• Gebruikersbeheer: Kan accounts van medewerkers en lezers voor de eigen organisatie aanmaken, tijdelijke wachtwoorden instellen, telefoonnummers registreren, functies toekennen en gebruikers toewijzen aan één of meerdere autorisatiegroepen.</w:t>
-      </w:r>
-    </w:p>
-    <w:p>
-      <w:pPr>
-        <w:spacing w:after="80"/>
-      </w:pPr>
-      <w:r>
-        <w:rPr>
-          <w:rFonts w:ascii="Arial" w:hAnsi="Arial"/>
-          <w:b/>
-          <w:sz w:val="20"/>
-        </w:rPr>
-        <w:t xml:space="preserve">• Vrijwilligersbeheer: </w:t>
-      </w:r>
-      <w:r>
-        <w:rPr>
-          <w:rFonts w:ascii="Arial" w:hAnsi="Arial"/>
-          <w:sz w:val="20"/>
-        </w:rPr>
-        <w:t>Beheert de digidokter-profielen inclusief e-mailadressen ten behoeve van automatische evaluatiemails na afloop van een sessie.</w:t>
-      </w:r>
-    </w:p>
-    <w:p>
-      <w:pPr>
-        <w:spacing w:after="80"/>
-      </w:pPr>
-      <w:r>
-        <w:t>• Groepen &amp; Permissiematrix: Beheert alle autorisatiegroepen van de organisatie en stelt per module de lees- en schrijfrechten in, inclusief opties zoals 'Alleen eigen registraties tonen'.</w:t>
-        <w:br/>
-        <w:t>• Stamgegevens: Beheert alle categorieën van de gemeente: activiteitstypes, locaties, leeftijdscategorieën, toestellen, herkomst, genderidentiteiten en functies.</w:t>
-      </w:r>
-    </w:p>
-    <w:p>
-      <w:pPr>
-        <w:spacing w:after="80"/>
-      </w:pPr>
-      <w:r>
-        <w:rPr>
-          <w:rFonts w:ascii="Arial" w:hAnsi="Arial"/>
-          <w:b/>
-          <w:sz w:val="20"/>
-        </w:rPr>
-        <w:t xml:space="preserve">• Evaluatieformulieren &amp; Vragen: </w:t>
-      </w:r>
-      <w:r>
-        <w:rPr>
-          <w:rFonts w:ascii="Arial" w:hAnsi="Arial"/>
-          <w:sz w:val="20"/>
-        </w:rPr>
-        <w:t>Ontwerpt en beheert de vragenlijsten per activiteitstype, verzendt uitnodigingen en herinneringen per mail, en analyseert alle evaluatieresultaten.</w:t>
-      </w:r>
-    </w:p>
-    <w:p>
-      <w:pPr>
-        <w:spacing w:after="80"/>
-      </w:pPr>
-      <w:r>
-        <w:rPr>
-          <w:rFonts w:ascii="Arial" w:hAnsi="Arial"/>
-          <w:b/>
-          <w:sz w:val="20"/>
-        </w:rPr>
-        <w:t xml:space="preserve">• Data &amp; Backups: </w:t>
-      </w:r>
-      <w:r>
-        <w:rPr>
-          <w:rFonts w:ascii="Arial" w:hAnsi="Arial"/>
-          <w:sz w:val="20"/>
-        </w:rPr>
-        <w:t>Kan historische data importeren via CSV/XLSX en lokale back-ups downloaden.</w:t>
-      </w:r>
-    </w:p>
-    <w:p>
-      <w:pPr>
-        <w:spacing w:after="80"/>
-      </w:pPr>
-      <w:r>
-        <w:rPr>
-          <w:rFonts w:ascii="Arial" w:hAnsi="Arial"/>
-          <w:b/>
-          <w:sz w:val="20"/>
-        </w:rPr>
-        <w:t xml:space="preserve">• Feedback Moderatie: </w:t>
-      </w:r>
-      <w:r>
-        <w:rPr>
-          <w:rFonts w:ascii="Arial" w:hAnsi="Arial"/>
-          <w:sz w:val="20"/>
-        </w:rPr>
-        <w:t>Kan afgeronde feedback-items officieel afsluiten of desgewenst heropenen.</w:t>
-      </w:r>
-    </w:p>
-    <w:p/>
-    <w:p>
-      <w:pPr>
-        <w:pStyle w:val="Heading2"/>
-      </w:pPr>
-      <w:r>
-        <w:rPr>
-          <w:rFonts w:ascii="Arial" w:hAnsi="Arial"/>
-          <w:color w:val="1B365D"/>
-        </w:rPr>
-        <w:t>4.4 Rol: Platformbeheerder</w:t>
-      </w:r>
-    </w:p>
-    <w:p>
-      <w:pPr>
-        <w:spacing w:after="80"/>
-      </w:pPr>
-      <w:r>
-        <w:rPr>
-          <w:rFonts w:ascii="Arial" w:hAnsi="Arial"/>
-          <w:b/>
-          <w:sz w:val="20"/>
-        </w:rPr>
-        <w:t xml:space="preserve">• Doelgroep: </w:t>
-      </w:r>
-      <w:r>
-        <w:rPr>
-          <w:rFonts w:ascii="Arial" w:hAnsi="Arial"/>
-          <w:sz w:val="20"/>
-        </w:rPr>
-        <w:t>De centrale systeembeheerder (overkoepelend superadmin).</w:t>
-      </w:r>
-    </w:p>
-    <w:p>
-      <w:pPr>
-        <w:spacing w:after="80"/>
-      </w:pPr>
-      <w:r>
-        <w:rPr>
-          <w:rFonts w:ascii="Arial" w:hAnsi="Arial"/>
-          <w:b/>
-          <w:sz w:val="20"/>
-        </w:rPr>
-        <w:t xml:space="preserve">• Multi-Organisatie Toegang: </w:t>
-      </w:r>
-      <w:r>
-        <w:rPr>
-          <w:rFonts w:ascii="Arial" w:hAnsi="Arial"/>
-          <w:sz w:val="20"/>
-        </w:rPr>
-        <w:t>Heeft over alle gemeenten heen volledige rechten en kan via de dropdown in de zijbalk direct van organisatie wisselen zonder opnieuw in te loggen.</w:t>
-      </w:r>
-    </w:p>
-    <w:p>
-      <w:pPr>
-        <w:spacing w:after="80"/>
-      </w:pPr>
-      <w:r>
-        <w:rPr>
-          <w:rFonts w:ascii="Arial" w:hAnsi="Arial"/>
-          <w:b/>
-          <w:sz w:val="20"/>
-        </w:rPr>
-        <w:t xml:space="preserve">• Platform Dashboard: </w:t>
-      </w:r>
-      <w:r>
-        <w:rPr>
-          <w:rFonts w:ascii="Arial" w:hAnsi="Arial"/>
-          <w:sz w:val="20"/>
-        </w:rPr>
-        <w:t>Toont geaggregeerde analyses, spreiding van sessies en registraties over alle gemeenten, en algemene platform-KPI's.</w:t>
-      </w:r>
-    </w:p>
-    <w:p>
-      <w:pPr>
-        <w:spacing w:after="80"/>
-      </w:pPr>
-      <w:r>
-        <w:rPr>
-          <w:rFonts w:ascii="Arial" w:hAnsi="Arial"/>
-          <w:b/>
-          <w:sz w:val="20"/>
-        </w:rPr>
-        <w:t xml:space="preserve">• Organisatiebeheer: </w:t>
-      </w:r>
-      <w:r>
-        <w:rPr>
-          <w:rFonts w:ascii="Arial" w:hAnsi="Arial"/>
-          <w:sz w:val="20"/>
-        </w:rPr>
-        <w:t>Kan nieuwe gemeenten toevoegen (waarbij standaard stamgegevens automatisch worden geseed) of gemeenten definitief verwijderen inclusief cascade-opschoning.</w:t>
-      </w:r>
-    </w:p>
-    <w:p>
-      <w:pPr>
-        <w:spacing w:after="80"/>
-      </w:pPr>
-      <w:r>
-        <w:rPr>
-          <w:rFonts w:ascii="Arial" w:hAnsi="Arial"/>
-          <w:b/>
-          <w:sz w:val="20"/>
-        </w:rPr>
-        <w:t xml:space="preserve">• Gebruikerskoppelingen: </w:t>
-      </w:r>
-      <w:r>
-        <w:rPr>
-          <w:rFonts w:ascii="Arial" w:hAnsi="Arial"/>
-          <w:sz w:val="20"/>
-        </w:rPr>
-        <w:t>Kan gebruikers koppelen aan één of meerdere organisaties en per organisatie een specifieke rol toekennen.</w:t>
-      </w:r>
-    </w:p>
-    <w:p>
-      <w:pPr>
-        <w:spacing w:after="80"/>
-      </w:pPr>
-      <w:r>
-        <w:rPr>
-          <w:rFonts w:ascii="Arial" w:hAnsi="Arial"/>
-          <w:b/>
-          <w:sz w:val="20"/>
-        </w:rPr>
-        <w:t xml:space="preserve">• E-mailsjablonen: </w:t>
-      </w:r>
-      <w:r>
-        <w:rPr>
-          <w:rFonts w:ascii="Arial" w:hAnsi="Arial"/>
-          <w:sz w:val="20"/>
-        </w:rPr>
-        <w:t>Beheert de globale mailingsjablonen voor uitnodigingen en herinneringen inclusief dynamische parameters ({naam}, {activiteit}, {datum}, {link}).</w:t>
-      </w:r>
-    </w:p>
-    <w:p>
-      <w:pPr>
-        <w:spacing w:after="80"/>
-      </w:pPr>
-      <w:r>
-        <w:t>• Systeemonderhoud: Kan test e-mails uitvoeren ter verificatie van de mailservers en audit-logs ouder dan 365 dagen definitief opschonen.</w:t>
-        <w:br/>
-        <w:t>• AI-Vraaganalyse &amp; Categoriebeheer: Beheert de overkoepelende lijst van vraagcategorieën voor Gemini AI en houdt toezicht op de classificaties via een centraal dashboard inclusief handmatige override-mogelijkheid.</w:t>
-        <w:br/>
-        <w:t>• Centrale App Documentatie: Beheert de platformbrede documentenbibliotheek (uploaden, versies bijwerken, mappenstructuur) die gedeeld wordt met alle aangesloten gemeenten.</w:t>
-      </w:r>
-    </w:p>
-    <w:p/>
-    <w:p>
-      <w:pPr>
-        <w:pStyle w:val="Heading1"/>
-      </w:pPr>
-      <w:r>
-        <w:rPr>
-          <w:rFonts w:ascii="Arial" w:hAnsi="Arial"/>
-          <w:color w:val="1B365D"/>
-        </w:rPr>
-        <w:t>5. Multi-Tenancy &amp; Flexibele Roltoewijzing</w:t>
-      </w:r>
-    </w:p>
-    <w:p>
-      <w:r>
-        <w:t>Het platform ondersteunt een flexibel koppelingsmodel via de koppeltabel 'UserOrganisatie'. Dit brengt verschillende praktische voordelen met zich mee:</w:t>
-        <w:br/>
-        <w:br/>
-        <w:t>1. Eén account, meerdere gemeenten: Een vrijwilliger of intergemeentelijke coördinator kan met één e-mailadres en wachtwoord inloggen en vervolgens vlot schakelen tussen de gemeenten waarin hij of zij actief is.</w:t>
-        <w:br/>
-        <w:br/>
-        <w:t>2. Rol per gemeente: Een gebruiker kan verschillende rollen hebben per organisatie. Iemand kan bijvoorbeeld 'Beheerder' zijn in Gemeente A, maar 'Medewerker' of 'Lezer' in Gemeente B.</w:t>
-        <w:br/>
-        <w:br/>
-        <w:t>3. Veilige ontkoppeling (AVG/GDPR): Wanneer een medewerker stopt bij een specifieke gemeente, verwijdert de lokale beheerder uitsluitend de lidmaatschapskoppeling voor die gemeente. Het account blijft intact voor de overige gemeenten. Alleen wanneer een gebruiker exclusief aan één gemeente gekoppeld is, wordt het account bij verwijdering volledig gewist.</w:t>
-      </w:r>
-    </w:p>
-    <w:p>
-      <w:pPr>
-        <w:pStyle w:val="Heading1"/>
-      </w:pPr>
-      <w:r>
-        <w:t>6. Dynamisch Groepenmodel &amp; Permissiematrix</w:t>
-      </w:r>
-    </w:p>
-    <w:p>
-      <w:pPr/>
-      <w:r>
-        <w:t>Het autorisatieschema is volledig dynamisch en multi-tenant opgezet om tegemoet te komen aan verschillende organisatie-eisen:</w:t>
-        <w:br/>
-        <w:br/>
-        <w:t>1. Permissieniveaus per module:</w:t>
-        <w:br/>
-        <w:t xml:space="preserve">   Voor elke module (Registraties, Agenda, Evaluaties, Documenten, Statistieken, Export, Feedback, Stamgegevens, Gebruikers, Groepen, Backups, Auditlogs, App documentatie) kan per groep het recht worden ingesteld op 'Geen toegang', 'Alleen lezen' of 'Lezen en schrijven'.</w:t>
-        <w:br/>
-        <w:br/>
-        <w:t>2. Meervoudig groepslidmaatschap:</w:t>
-        <w:br/>
-        <w:t xml:space="preserve">   Een gebruiker kan tot meerdere groepen tegelijk behoren. Bij overlappende rechten combineert het systeem deze volgens het principe 'hoogste recht telt' (Schrijven &gt; Lezen &gt; Geen).</w:t>
-        <w:br/>
-        <w:br/>
-        <w:t>3. Speciale Digidokter-restrictie ('Alleen eigen registraties tonen'):</w:t>
-        <w:br/>
-        <w:t xml:space="preserve">   Organisaties die eisen dat een digidokter enkel zijn of haar eigen consultaties kan inzien, schakelen deze optie in op de desbetreffende groep. In dat geval wordt het filterveld voor digidokters verborgen en toont het overzicht enkel de eigen consultaties.</w:t>
-        <w:br/>
-        <w:br/>
-        <w:t>4. Beveiliging en standaardovername:</w:t>
-        <w:br/>
-        <w:t xml:space="preserve">   Standaardgroepen (Lezers, Medewerkers, Beheerders, Platformbeheerders) kunnen niet worden hernoemd of gewist. Bij het aanmaken van een nieuwe organisatie worden alle groepen en permissies automatisch gekopieerd uit de centrale Sjabloon-organisatie.</w:t>
+        <w:t>Belangrijke handelingen (zoals het aanmaken, wijzigen of verwijderen van groepen en toekennen van rechten) worden onuitwisbaar gelogd in het beveiligde audit-logboek.</w:t>
       </w:r>
     </w:p>
     <w:sectPr>
@@ -5213,6 +2693,11 @@
     <w:name w:val="Normal"/>
     <w:qFormat/>
     <w:rsid w:val="00FC693F"/>
+    <w:rPr>
+      <w:rFonts w:ascii="Calibri" w:hAnsi="Calibri"/>
+      <w:color w:val="1F2937"/>
+      <w:sz w:val="22"/>
+    </w:rPr>
   </w:style>
   <w:style w:type="paragraph" w:styleId="Header">
     <w:name w:val="header"/>

--- a/doc/Rollen_en_Rechten_Digidokters.docx
+++ b/doc/Rollen_en_Rechten_Digidokters.docx
@@ -2247,6 +2247,58 @@
           </w:p>
         </w:tc>
       </w:tr>
+      <w:tr>
+        <w:tc>
+          <w:tcPr>
+            <w:tcW w:type="dxa" w:w="1872"/>
+          </w:tcPr>
+          <w:p>
+            <w:r>
+              <w:t>Groepen &amp; Autorisatiematrix beheren (Permissies per module &amp; restricties)</w:t>
+            </w:r>
+          </w:p>
+        </w:tc>
+        <w:tc>
+          <w:tcPr>
+            <w:tcW w:type="dxa" w:w="1872"/>
+          </w:tcPr>
+          <w:p>
+            <w:r>
+              <w:t>—</w:t>
+            </w:r>
+          </w:p>
+        </w:tc>
+        <w:tc>
+          <w:tcPr>
+            <w:tcW w:type="dxa" w:w="1872"/>
+          </w:tcPr>
+          <w:p>
+            <w:r>
+              <w:t>—</w:t>
+            </w:r>
+          </w:p>
+        </w:tc>
+        <w:tc>
+          <w:tcPr>
+            <w:tcW w:type="dxa" w:w="1872"/>
+          </w:tcPr>
+          <w:p>
+            <w:r>
+              <w:t>✓</w:t>
+            </w:r>
+          </w:p>
+        </w:tc>
+        <w:tc>
+          <w:tcPr>
+            <w:tcW w:type="dxa" w:w="1872"/>
+          </w:tcPr>
+          <w:p>
+            <w:r>
+              <w:t>✓</w:t>
+            </w:r>
+          </w:p>
+        </w:tc>
+      </w:tr>
     </w:tbl>
     <w:p>
       <w:pPr>
@@ -2318,6 +2370,40 @@
           <w:color w:val="1F2937"/>
         </w:rPr>
         <w:t>Belangrijke handelingen (zoals het aanmaken, wijzigen of verwijderen van groepen en toekennen van rechten) worden onuitwisbaar gelogd in het beveiligde audit-logboek.</w:t>
+      </w:r>
+    </w:p>
+    <w:p>
+      <w:pPr>
+        <w:pStyle w:val="Heading1"/>
+      </w:pPr>
+      <w:r>
+        <w:t>6. Dynamisch Groepenmodel &amp; Permissiematrix</w:t>
+      </w:r>
+    </w:p>
+    <w:p>
+      <w:pPr/>
+      <w:r>
+        <w:t>Het autorisatieschema is volledig dynamisch en multi-tenant opgezet om tegemoet te komen aan verschillende organisatie-eisen:</w:t>
+        <w:br/>
+        <w:br/>
+        <w:t>1. Permissieniveaus per module:</w:t>
+        <w:br/>
+        <w:t xml:space="preserve">   Voor elke module (Registraties, Agenda, Evaluaties, Documenten, Statistieken, Export, Feedback, Stamgegevens, Gebruikers, Groepen, Backups, Auditlogs, App documentatie) kan per groep het recht worden ingesteld op 'Geen toegang', 'Alleen lezen' of 'Lezen en schrijven'.</w:t>
+        <w:br/>
+        <w:br/>
+        <w:t>2. Meervoudig groepslidmaatschap:</w:t>
+        <w:br/>
+        <w:t xml:space="preserve">   Een gebruiker kan tot meerdere groepen tegelijk behoren. Bij overlappende rechten combineert het systeem deze volgens het principe 'hoogste recht telt' (Schrijven &gt; Lezen &gt; Geen).</w:t>
+        <w:br/>
+        <w:br/>
+        <w:t>3. Speciale Digidokter-restrictie ('Alleen eigen registraties tonen'):</w:t>
+        <w:br/>
+        <w:t xml:space="preserve">   Organisaties die eisen dat een digidokter enkel zijn of haar eigen consultaties kan inzien, schakelen deze optie in op de desbetreffende groep. In dat geval wordt het filterveld voor digidokters verborgen en toont het overzicht enkel de eigen consultaties.</w:t>
+        <w:br/>
+        <w:br/>
+        <w:t>4. Beveiliging en standaardovername:</w:t>
+        <w:br/>
+        <w:t xml:space="preserve">   Standaardgroepen (Lezers, Medewerkers, Beheerders, Platformbeheerders) kunnen niet worden hernoemd of gewist. Bij het aanmaken van een nieuwe organisatie worden alle groepen en permissies automatisch gekopieerd uit de centrale Sjabloon-organisatie.</w:t>
       </w:r>
     </w:p>
     <w:sectPr>

--- a/doc/Rollen_en_Rechten_Digidokters.docx
+++ b/doc/Rollen_en_Rechten_Digidokters.docx
@@ -2299,6 +2299,58 @@
           </w:p>
         </w:tc>
       </w:tr>
+      <w:tr>
+        <w:tc>
+          <w:tcPr>
+            <w:tcW w:type="dxa" w:w="1872"/>
+          </w:tcPr>
+          <w:p>
+            <w:r>
+              <w:t>Groepen &amp; Autorisatiematrix beheren (Permissies per module &amp; restricties)</w:t>
+            </w:r>
+          </w:p>
+        </w:tc>
+        <w:tc>
+          <w:tcPr>
+            <w:tcW w:type="dxa" w:w="1872"/>
+          </w:tcPr>
+          <w:p>
+            <w:r>
+              <w:t>—</w:t>
+            </w:r>
+          </w:p>
+        </w:tc>
+        <w:tc>
+          <w:tcPr>
+            <w:tcW w:type="dxa" w:w="1872"/>
+          </w:tcPr>
+          <w:p>
+            <w:r>
+              <w:t>—</w:t>
+            </w:r>
+          </w:p>
+        </w:tc>
+        <w:tc>
+          <w:tcPr>
+            <w:tcW w:type="dxa" w:w="1872"/>
+          </w:tcPr>
+          <w:p>
+            <w:r>
+              <w:t>✓</w:t>
+            </w:r>
+          </w:p>
+        </w:tc>
+        <w:tc>
+          <w:tcPr>
+            <w:tcW w:type="dxa" w:w="1872"/>
+          </w:tcPr>
+          <w:p>
+            <w:r>
+              <w:t>✓</w:t>
+            </w:r>
+          </w:p>
+        </w:tc>
+      </w:tr>
     </w:tbl>
     <w:p>
       <w:pPr>

--- a/doc/Rollen_en_Rechten_Digidokters.docx
+++ b/doc/Rollen_en_Rechten_Digidokters.docx
@@ -2351,6 +2351,58 @@
           </w:p>
         </w:tc>
       </w:tr>
+      <w:tr>
+        <w:tc>
+          <w:tcPr>
+            <w:tcW w:type="dxa" w:w="1872"/>
+          </w:tcPr>
+          <w:p>
+            <w:r>
+              <w:t>Groepen &amp; Autorisatiematrix beheren (Permissies per module &amp; restricties)</w:t>
+            </w:r>
+          </w:p>
+        </w:tc>
+        <w:tc>
+          <w:tcPr>
+            <w:tcW w:type="dxa" w:w="1872"/>
+          </w:tcPr>
+          <w:p>
+            <w:r>
+              <w:t>—</w:t>
+            </w:r>
+          </w:p>
+        </w:tc>
+        <w:tc>
+          <w:tcPr>
+            <w:tcW w:type="dxa" w:w="1872"/>
+          </w:tcPr>
+          <w:p>
+            <w:r>
+              <w:t>—</w:t>
+            </w:r>
+          </w:p>
+        </w:tc>
+        <w:tc>
+          <w:tcPr>
+            <w:tcW w:type="dxa" w:w="1872"/>
+          </w:tcPr>
+          <w:p>
+            <w:r>
+              <w:t>✓</w:t>
+            </w:r>
+          </w:p>
+        </w:tc>
+        <w:tc>
+          <w:tcPr>
+            <w:tcW w:type="dxa" w:w="1872"/>
+          </w:tcPr>
+          <w:p>
+            <w:r>
+              <w:t>✓</w:t>
+            </w:r>
+          </w:p>
+        </w:tc>
+      </w:tr>
     </w:tbl>
     <w:p>
       <w:pPr>
